--- a/docs/thesis_questions_table.docx
+++ b/docs/thesis_questions_table.docx
@@ -4,6 +4,7 @@
   <w:body>
     <w:p>
       <w:pPr>
+        <w:bidi w:val="1"/>
         <w:jc w:val="center"/>
       </w:pPr>
       <w:r>
@@ -12,19 +13,20 @@
           <w:b/>
           <w:sz w:val="28"/>
         </w:rPr>
-        <w:t>جدول پرسشنامه تطبیقی – بخش Questions</w:t>
+        <w:t>جدول پرسشنامه تطبیقی</w:t>
       </w:r>
     </w:p>
     <w:p>
       <w:pPr>
+        <w:bidi w:val="1"/>
         <w:jc w:val="center"/>
       </w:pPr>
       <w:r>
         <w:rPr>
           <w:rFonts w:ascii="B Nazanin" w:hAnsi="B Nazanin"/>
-          <w:sz w:val="22"/>
+          <w:sz w:val="24"/>
         </w:rPr>
-        <w:t>سیستم توصیه‌گر فناوری IoT – قواعد تأثیر پاسخ کاربر بر معیارهای تصمیم‌گیری</w:t>
+        <w:t>قواعد تأثیر پاسخ کاربر بر معیارهای تصمیم‌گیری</w:t>
       </w:r>
     </w:p>
     <w:p/>
@@ -32,34 +34,37 @@
       <w:tblPr>
         <w:tblStyle w:val="TableGrid"/>
         <w:tblW w:type="auto" w:w="0"/>
+        <w:jc w:val="center"/>
+        <w:tblLook w:firstColumn="1" w:firstRow="1" w:lastColumn="0" w:lastRow="0" w:noHBand="0" w:noVBand="1" w:val="04A0"/>
         <w:tblLayout w:type="fixed"/>
-        <w:tblLook w:firstColumn="1" w:firstRow="1" w:lastColumn="0" w:lastRow="0" w:noHBand="0" w:noVBand="1" w:val="04A0"/>
       </w:tblPr>
       <w:tblGrid>
-        <w:gridCol w:w="1606"/>
-        <w:gridCol w:w="1606"/>
-        <w:gridCol w:w="1606"/>
-        <w:gridCol w:w="1606"/>
-        <w:gridCol w:w="1606"/>
-        <w:gridCol w:w="1606"/>
+        <w:gridCol w:w="2357"/>
+        <w:gridCol w:w="2357"/>
+        <w:gridCol w:w="2357"/>
+        <w:gridCol w:w="2357"/>
+        <w:gridCol w:w="2357"/>
+        <w:gridCol w:w="2357"/>
       </w:tblGrid>
       <w:tr>
         <w:tc>
           <w:tcPr>
-            <w:tcW w:type="dxa" w:w="680"/>
+            <w:tcW w:type="dxa" w:w="567"/>
             <w:bidiVisual/>
-            <w:shd w:fill="D9E2F3"/>
+            <w:vAlign w:val="center"/>
+            <w:shd w:fill="D9E2F3" w:val="clear"/>
           </w:tcPr>
           <w:p>
             <w:pPr>
               <w:bidi w:val="1"/>
-              <w:jc w:val="right"/>
+              <w:jc w:val="center"/>
+              <w:bidi w:val="1"/>
             </w:pPr>
             <w:r>
               <w:rPr>
                 <w:rFonts w:ascii="B Nazanin" w:hAnsi="B Nazanin"/>
                 <w:b/>
-                <w:sz w:val="20"/>
+                <w:sz w:val="24"/>
               </w:rPr>
               <w:t>ردیف</w:t>
             </w:r>
@@ -69,18 +74,20 @@
           <w:tcPr>
             <w:tcW w:type="dxa" w:w="2551"/>
             <w:bidiVisual/>
-            <w:shd w:fill="D9E2F3"/>
+            <w:vAlign w:val="center"/>
+            <w:shd w:fill="D9E2F3" w:val="clear"/>
           </w:tcPr>
           <w:p>
             <w:pPr>
               <w:bidi w:val="1"/>
-              <w:jc w:val="right"/>
+              <w:jc w:val="center"/>
+              <w:bidi w:val="1"/>
             </w:pPr>
             <w:r>
               <w:rPr>
                 <w:rFonts w:ascii="B Nazanin" w:hAnsi="B Nazanin"/>
                 <w:b/>
-                <w:sz w:val="20"/>
+                <w:sz w:val="24"/>
               </w:rPr>
               <w:t>پرسش</w:t>
             </w:r>
@@ -88,20 +95,22 @@
         </w:tc>
         <w:tc>
           <w:tcPr>
-            <w:tcW w:type="dxa" w:w="1984"/>
+            <w:tcW w:type="dxa" w:w="1814"/>
             <w:bidiVisual/>
-            <w:shd w:fill="D9E2F3"/>
+            <w:vAlign w:val="center"/>
+            <w:shd w:fill="D9E2F3" w:val="clear"/>
           </w:tcPr>
           <w:p>
             <w:pPr>
               <w:bidi w:val="1"/>
-              <w:jc w:val="right"/>
+              <w:jc w:val="center"/>
+              <w:bidi w:val="1"/>
             </w:pPr>
             <w:r>
               <w:rPr>
                 <w:rFonts w:ascii="B Nazanin" w:hAnsi="B Nazanin"/>
                 <w:b/>
-                <w:sz w:val="20"/>
+                <w:sz w:val="24"/>
               </w:rPr>
               <w:t>پاسخ کاربر</w:t>
             </w:r>
@@ -109,20 +118,22 @@
         </w:tc>
         <w:tc>
           <w:tcPr>
-            <w:tcW w:type="dxa" w:w="1814"/>
+            <w:tcW w:type="dxa" w:w="1984"/>
             <w:bidiVisual/>
-            <w:shd w:fill="D9E2F3"/>
+            <w:vAlign w:val="center"/>
+            <w:shd w:fill="D9E2F3" w:val="clear"/>
           </w:tcPr>
           <w:p>
             <w:pPr>
               <w:bidi w:val="1"/>
-              <w:jc w:val="right"/>
+              <w:jc w:val="center"/>
+              <w:bidi w:val="1"/>
             </w:pPr>
             <w:r>
               <w:rPr>
                 <w:rFonts w:ascii="B Nazanin" w:hAnsi="B Nazanin"/>
                 <w:b/>
-                <w:sz w:val="20"/>
+                <w:sz w:val="24"/>
               </w:rPr>
               <w:t>معیار تحت تأثیر</w:t>
             </w:r>
@@ -132,18 +143,20 @@
           <w:tcPr>
             <w:tcW w:type="dxa" w:w="1020"/>
             <w:bidiVisual/>
-            <w:shd w:fill="D9E2F3"/>
+            <w:vAlign w:val="center"/>
+            <w:shd w:fill="D9E2F3" w:val="clear"/>
           </w:tcPr>
           <w:p>
             <w:pPr>
               <w:bidi w:val="1"/>
-              <w:jc w:val="right"/>
+              <w:jc w:val="center"/>
+              <w:bidi w:val="1"/>
             </w:pPr>
             <w:r>
               <w:rPr>
                 <w:rFonts w:ascii="B Nazanin" w:hAnsi="B Nazanin"/>
                 <w:b/>
-                <w:sz w:val="20"/>
+                <w:sz w:val="24"/>
               </w:rPr>
               <w:t>اثر قاعده</w:t>
             </w:r>
@@ -151,20 +164,22 @@
         </w:tc>
         <w:tc>
           <w:tcPr>
-            <w:tcW w:type="dxa" w:w="3118"/>
+            <w:tcW w:type="dxa" w:w="3685"/>
             <w:bidiVisual/>
-            <w:shd w:fill="D9E2F3"/>
+            <w:vAlign w:val="center"/>
+            <w:shd w:fill="D9E2F3" w:val="clear"/>
           </w:tcPr>
           <w:p>
             <w:pPr>
               <w:bidi w:val="1"/>
-              <w:jc w:val="right"/>
+              <w:jc w:val="center"/>
+              <w:bidi w:val="1"/>
             </w:pPr>
             <w:r>
               <w:rPr>
                 <w:rFonts w:ascii="B Nazanin" w:hAnsi="B Nazanin"/>
                 <w:b/>
-                <w:sz w:val="20"/>
+                <w:sz w:val="24"/>
               </w:rPr>
               <w:t>تفسیر</w:t>
             </w:r>
@@ -174,18 +189,21 @@
       <w:tr>
         <w:tc>
           <w:tcPr>
-            <w:tcW w:type="dxa" w:w="1606"/>
+            <w:tcW w:type="dxa" w:w="2357"/>
             <w:bidiVisual/>
+            <w:vAlign w:val="center"/>
           </w:tcPr>
           <w:p>
             <w:pPr>
               <w:bidi w:val="1"/>
-              <w:jc w:val="right"/>
+              <w:jc w:val="center"/>
+              <w:bidi w:val="1"/>
             </w:pPr>
             <w:r>
               <w:rPr>
                 <w:rFonts w:ascii="B Nazanin" w:hAnsi="B Nazanin"/>
-                <w:sz w:val="18"/>
+                <w:b w:val="0"/>
+                <w:sz w:val="22"/>
               </w:rPr>
               <w:t>1</w:t>
             </w:r>
@@ -193,104 +211,116 @@
         </w:tc>
         <w:tc>
           <w:tcPr>
-            <w:tcW w:type="dxa" w:w="1606"/>
+            <w:tcW w:type="dxa" w:w="2357"/>
             <w:bidiVisual/>
+            <w:vMerge w:val="restart"/>
+            <w:vAlign w:val="center"/>
           </w:tcPr>
           <w:p>
             <w:pPr>
               <w:bidi w:val="1"/>
-              <w:jc w:val="right"/>
+              <w:jc w:val="center"/>
+              <w:bidi w:val="1"/>
             </w:pPr>
             <w:r>
               <w:rPr>
                 <w:rFonts w:ascii="B Nazanin" w:hAnsi="B Nazanin"/>
-                <w:sz w:val="18"/>
+                <w:b w:val="0"/>
+                <w:sz w:val="22"/>
               </w:rPr>
               <w:t>1. مساحت کل زمین محل استقرار چقدر است؟</w:t>
-              <w:br/>
-              <w:t>(Q01: What is the total land area of the deployment site?)</w:t>
             </w:r>
           </w:p>
         </w:tc>
         <w:tc>
           <w:tcPr>
-            <w:tcW w:type="dxa" w:w="1606"/>
+            <w:tcW w:type="dxa" w:w="2357"/>
             <w:bidiVisual/>
+            <w:vAlign w:val="center"/>
           </w:tcPr>
           <w:p>
             <w:pPr>
               <w:bidi w:val="1"/>
               <w:jc w:val="right"/>
+              <w:bidi w:val="1"/>
             </w:pPr>
             <w:r>
               <w:rPr>
                 <w:rFonts w:ascii="B Nazanin" w:hAnsi="B Nazanin"/>
-                <w:sz w:val="18"/>
+                <w:b w:val="0"/>
+                <w:sz w:val="22"/>
               </w:rPr>
-              <w:t>کوچک – کمتر از ۱ هکتار</w:t>
-              <w:br/>
-              <w:t>(Q01_A: Small – less than 1 hectare)</w:t>
+              <w:t>کوچک (کمتر از ۱ هکتار)</w:t>
             </w:r>
           </w:p>
         </w:tc>
         <w:tc>
           <w:tcPr>
-            <w:tcW w:type="dxa" w:w="1606"/>
+            <w:tcW w:type="dxa" w:w="2357"/>
             <w:bidiVisual/>
+            <w:vAlign w:val="center"/>
           </w:tcPr>
           <w:p>
             <w:pPr>
               <w:bidi w:val="1"/>
               <w:jc w:val="right"/>
+              <w:bidi w:val="1"/>
             </w:pPr>
             <w:r>
               <w:rPr>
                 <w:rFonts w:ascii="B Nazanin" w:hAnsi="B Nazanin"/>
-                <w:sz w:val="18"/>
+                <w:b w:val="0"/>
+                <w:sz w:val="22"/>
               </w:rPr>
-              <w:t>دامنه انتقال</w:t>
+              <w:t>1. دامنه انتقال</w:t>
               <w:br/>
-              <w:t>بودجه پیوند (Link Budget)</w:t>
+              <w:t>2. بودجه پیوند</w:t>
             </w:r>
           </w:p>
         </w:tc>
         <w:tc>
           <w:tcPr>
-            <w:tcW w:type="dxa" w:w="1606"/>
+            <w:tcW w:type="dxa" w:w="2357"/>
             <w:bidiVisual/>
+            <w:vAlign w:val="center"/>
           </w:tcPr>
           <w:p>
             <w:pPr>
               <w:bidi w:val="1"/>
-              <w:jc w:val="right"/>
+              <w:jc w:val="center"/>
+              <w:bidi w:val="1"/>
             </w:pPr>
             <w:r>
               <w:rPr>
                 <w:rFonts w:ascii="B Nazanin" w:hAnsi="B Nazanin"/>
-                <w:sz w:val="18"/>
+                <w:b w:val="0"/>
+                <w:sz w:val="22"/>
               </w:rPr>
-              <w:t>-1</w:t>
+              <w:t>1. -1</w:t>
               <w:br/>
-              <w:t>-1</w:t>
+              <w:t>2. -1</w:t>
             </w:r>
           </w:p>
         </w:tc>
         <w:tc>
           <w:tcPr>
-            <w:tcW w:type="dxa" w:w="1606"/>
+            <w:tcW w:type="dxa" w:w="2357"/>
             <w:bidiVisual/>
+            <w:vAlign w:val="center"/>
           </w:tcPr>
           <w:p>
             <w:pPr>
               <w:bidi w:val="1"/>
               <w:jc w:val="right"/>
+              <w:bidi w:val="1"/>
             </w:pPr>
             <w:r>
               <w:rPr>
                 <w:rFonts w:ascii="B Nazanin" w:hAnsi="B Nazanin"/>
-                <w:sz w:val="18"/>
+                <w:b w:val="0"/>
+                <w:sz w:val="22"/>
               </w:rPr>
-              <w:t>سایت کوچک نیاز کمتری به دامنه انتقال بلند و بودجه پیوند بالا دارد؛ اهمیت نسبی این معیارها در وزن‌دهی تطبیقی کاهش می‌یابد.</w:t>
+              <w:t>محل استقرار کوچک است؛ نیاز به دامنه انتقال بلند و بودجه پیوند بالا کمتر است و اهمیت این معیارها در وزن‌دهی تطبیقی کاهش می‌یابد.</w:t>
             </w:r>
           </w:p>
         </w:tc>
@@ -298,18 +328,21 @@
       <w:tr>
         <w:tc>
           <w:tcPr>
-            <w:tcW w:type="dxa" w:w="1606"/>
+            <w:tcW w:type="dxa" w:w="2357"/>
             <w:bidiVisual/>
+            <w:vAlign w:val="center"/>
           </w:tcPr>
           <w:p>
             <w:pPr>
               <w:bidi w:val="1"/>
-              <w:jc w:val="right"/>
+              <w:jc w:val="center"/>
+              <w:bidi w:val="1"/>
             </w:pPr>
             <w:r>
               <w:rPr>
                 <w:rFonts w:ascii="B Nazanin" w:hAnsi="B Nazanin"/>
-                <w:sz w:val="18"/>
+                <w:b w:val="0"/>
+                <w:sz w:val="22"/>
               </w:rPr>
               <w:t>2</w:t>
             </w:r>
@@ -317,60 +350,50 @@
         </w:tc>
         <w:tc>
           <w:tcPr>
-            <w:tcW w:type="dxa" w:w="1606"/>
+            <w:tcW w:type="dxa" w:w="2357"/>
+            <w:vMerge/>
+          </w:tcPr>
+          <w:p/>
+        </w:tc>
+        <w:tc>
+          <w:tcPr>
+            <w:tcW w:type="dxa" w:w="2357"/>
             <w:bidiVisual/>
+            <w:vAlign w:val="center"/>
           </w:tcPr>
           <w:p>
             <w:pPr>
               <w:bidi w:val="1"/>
               <w:jc w:val="right"/>
+              <w:bidi w:val="1"/>
             </w:pPr>
             <w:r>
               <w:rPr>
                 <w:rFonts w:ascii="B Nazanin" w:hAnsi="B Nazanin"/>
-                <w:sz w:val="18"/>
+                <w:b w:val="0"/>
+                <w:sz w:val="22"/>
               </w:rPr>
-              <w:t>1. مساحت کل زمین محل استقرار چقدر است؟</w:t>
-              <w:br/>
-              <w:t>(Q01: What is the total land area of the deployment site?)</w:t>
+              <w:t>متوسط (۱ تا ۱۰ هکتار)</w:t>
             </w:r>
           </w:p>
         </w:tc>
         <w:tc>
           <w:tcPr>
-            <w:tcW w:type="dxa" w:w="1606"/>
+            <w:tcW w:type="dxa" w:w="2357"/>
             <w:bidiVisual/>
+            <w:vAlign w:val="center"/>
           </w:tcPr>
           <w:p>
             <w:pPr>
               <w:bidi w:val="1"/>
               <w:jc w:val="right"/>
+              <w:bidi w:val="1"/>
             </w:pPr>
             <w:r>
               <w:rPr>
                 <w:rFonts w:ascii="B Nazanin" w:hAnsi="B Nazanin"/>
-                <w:sz w:val="18"/>
-              </w:rPr>
-              <w:t>متوسط – ۱ تا ۱۰ هکتار</w:t>
-              <w:br/>
-              <w:t>(Q01_B: Medium – 1 to 10 hectares)</w:t>
-            </w:r>
-          </w:p>
-        </w:tc>
-        <w:tc>
-          <w:tcPr>
-            <w:tcW w:type="dxa" w:w="1606"/>
-            <w:bidiVisual/>
-          </w:tcPr>
-          <w:p>
-            <w:pPr>
-              <w:bidi w:val="1"/>
-              <w:jc w:val="right"/>
-            </w:pPr>
-            <w:r>
-              <w:rPr>
-                <w:rFonts w:ascii="B Nazanin" w:hAnsi="B Nazanin"/>
-                <w:sz w:val="18"/>
+                <w:b w:val="0"/>
+                <w:sz w:val="22"/>
               </w:rPr>
               <w:t>—</w:t>
             </w:r>
@@ -378,18 +401,21 @@
         </w:tc>
         <w:tc>
           <w:tcPr>
-            <w:tcW w:type="dxa" w:w="1606"/>
+            <w:tcW w:type="dxa" w:w="2357"/>
             <w:bidiVisual/>
+            <w:vAlign w:val="center"/>
           </w:tcPr>
           <w:p>
             <w:pPr>
               <w:bidi w:val="1"/>
-              <w:jc w:val="right"/>
+              <w:jc w:val="center"/>
+              <w:bidi w:val="1"/>
             </w:pPr>
             <w:r>
               <w:rPr>
                 <w:rFonts w:ascii="B Nazanin" w:hAnsi="B Nazanin"/>
-                <w:sz w:val="18"/>
+                <w:b w:val="0"/>
+                <w:sz w:val="22"/>
               </w:rPr>
               <w:t>—</w:t>
             </w:r>
@@ -397,20 +423,23 @@
         </w:tc>
         <w:tc>
           <w:tcPr>
-            <w:tcW w:type="dxa" w:w="1606"/>
+            <w:tcW w:type="dxa" w:w="2357"/>
             <w:bidiVisual/>
+            <w:vAlign w:val="center"/>
           </w:tcPr>
           <w:p>
             <w:pPr>
               <w:bidi w:val="1"/>
               <w:jc w:val="right"/>
+              <w:bidi w:val="1"/>
             </w:pPr>
             <w:r>
               <w:rPr>
                 <w:rFonts w:ascii="B Nazanin" w:hAnsi="B Nazanin"/>
-                <w:sz w:val="18"/>
+                <w:b w:val="0"/>
+                <w:sz w:val="22"/>
               </w:rPr>
-              <w:t>سایت متوسط شرایط استاندارد را نشان می‌دهد و تغییری در امتیاز تعدیل معیارها ایجاد نمی‌کند.</w:t>
+              <w:t>شرایط متوسط است و این پاسخ تغییری در امتیاز تعدیل معیارها ایجاد نمی‌کند.</w:t>
             </w:r>
           </w:p>
         </w:tc>
@@ -418,18 +447,21 @@
       <w:tr>
         <w:tc>
           <w:tcPr>
-            <w:tcW w:type="dxa" w:w="1606"/>
+            <w:tcW w:type="dxa" w:w="2357"/>
             <w:bidiVisual/>
+            <w:vAlign w:val="center"/>
           </w:tcPr>
           <w:p>
             <w:pPr>
               <w:bidi w:val="1"/>
-              <w:jc w:val="right"/>
+              <w:jc w:val="center"/>
+              <w:bidi w:val="1"/>
             </w:pPr>
             <w:r>
               <w:rPr>
                 <w:rFonts w:ascii="B Nazanin" w:hAnsi="B Nazanin"/>
-                <w:sz w:val="18"/>
+                <w:b w:val="0"/>
+                <w:sz w:val="22"/>
               </w:rPr>
               <w:t>3</w:t>
             </w:r>
@@ -437,104 +469,100 @@
         </w:tc>
         <w:tc>
           <w:tcPr>
-            <w:tcW w:type="dxa" w:w="1606"/>
+            <w:tcW w:type="dxa" w:w="2357"/>
+            <w:vMerge/>
+          </w:tcPr>
+          <w:p/>
+        </w:tc>
+        <w:tc>
+          <w:tcPr>
+            <w:tcW w:type="dxa" w:w="2357"/>
             <w:bidiVisual/>
+            <w:vAlign w:val="center"/>
           </w:tcPr>
           <w:p>
             <w:pPr>
               <w:bidi w:val="1"/>
               <w:jc w:val="right"/>
+              <w:bidi w:val="1"/>
             </w:pPr>
             <w:r>
               <w:rPr>
                 <w:rFonts w:ascii="B Nazanin" w:hAnsi="B Nazanin"/>
-                <w:sz w:val="18"/>
+                <w:b w:val="0"/>
+                <w:sz w:val="22"/>
               </w:rPr>
-              <w:t>1. مساحت کل زمین محل استقرار چقدر است؟</w:t>
-              <w:br/>
-              <w:t>(Q01: What is the total land area of the deployment site?)</w:t>
+              <w:t>بزرگ (بیش از ۱۰ هکتار)</w:t>
             </w:r>
           </w:p>
         </w:tc>
         <w:tc>
           <w:tcPr>
-            <w:tcW w:type="dxa" w:w="1606"/>
+            <w:tcW w:type="dxa" w:w="2357"/>
             <w:bidiVisual/>
+            <w:vAlign w:val="center"/>
           </w:tcPr>
           <w:p>
             <w:pPr>
               <w:bidi w:val="1"/>
               <w:jc w:val="right"/>
+              <w:bidi w:val="1"/>
             </w:pPr>
             <w:r>
               <w:rPr>
                 <w:rFonts w:ascii="B Nazanin" w:hAnsi="B Nazanin"/>
-                <w:sz w:val="18"/>
+                <w:b w:val="0"/>
+                <w:sz w:val="22"/>
               </w:rPr>
-              <w:t>بزرگ – بیش از ۱۰ هکتار</w:t>
+              <w:t>1. دامنه انتقال</w:t>
               <w:br/>
-              <w:t>(Q01_C: Large – more than 10 hectares)</w:t>
+              <w:t>2. بودجه پیوند</w:t>
             </w:r>
           </w:p>
         </w:tc>
         <w:tc>
           <w:tcPr>
-            <w:tcW w:type="dxa" w:w="1606"/>
+            <w:tcW w:type="dxa" w:w="2357"/>
             <w:bidiVisual/>
+            <w:vAlign w:val="center"/>
           </w:tcPr>
           <w:p>
             <w:pPr>
               <w:bidi w:val="1"/>
-              <w:jc w:val="right"/>
+              <w:jc w:val="center"/>
+              <w:bidi w:val="1"/>
             </w:pPr>
             <w:r>
               <w:rPr>
                 <w:rFonts w:ascii="B Nazanin" w:hAnsi="B Nazanin"/>
-                <w:sz w:val="18"/>
+                <w:b w:val="0"/>
+                <w:sz w:val="22"/>
               </w:rPr>
-              <w:t>دامنه انتقال</w:t>
+              <w:t>1. +1</w:t>
               <w:br/>
-              <w:t>بودجه پیوند (Link Budget)</w:t>
+              <w:t>2. +1</w:t>
             </w:r>
           </w:p>
         </w:tc>
         <w:tc>
           <w:tcPr>
-            <w:tcW w:type="dxa" w:w="1606"/>
+            <w:tcW w:type="dxa" w:w="2357"/>
             <w:bidiVisual/>
+            <w:vAlign w:val="center"/>
           </w:tcPr>
           <w:p>
             <w:pPr>
               <w:bidi w:val="1"/>
               <w:jc w:val="right"/>
+              <w:bidi w:val="1"/>
             </w:pPr>
             <w:r>
               <w:rPr>
                 <w:rFonts w:ascii="B Nazanin" w:hAnsi="B Nazanin"/>
-                <w:sz w:val="18"/>
+                <w:b w:val="0"/>
+                <w:sz w:val="22"/>
               </w:rPr>
-              <w:t>+1</w:t>
-              <w:br/>
-              <w:t>+1</w:t>
-            </w:r>
-          </w:p>
-        </w:tc>
-        <w:tc>
-          <w:tcPr>
-            <w:tcW w:type="dxa" w:w="1606"/>
-            <w:bidiVisual/>
-          </w:tcPr>
-          <w:p>
-            <w:pPr>
-              <w:bidi w:val="1"/>
-              <w:jc w:val="right"/>
-            </w:pPr>
-            <w:r>
-              <w:rPr>
-                <w:rFonts w:ascii="B Nazanin" w:hAnsi="B Nazanin"/>
-                <w:sz w:val="18"/>
-              </w:rPr>
-              <w:t>سایت بزرگ نیازمند پوشش وسیع‌تر و پیوند قوی‌تر است؛ اهمیت دامنه انتقال و بودجه پیوند افزایش می‌یابد.</w:t>
+              <w:t>محل استقرار بزرگ است؛ نیاز به پوشش وسیع‌تر و پیوند قوی‌تر افزایش می‌یابد.</w:t>
             </w:r>
           </w:p>
         </w:tc>
@@ -542,18 +570,21 @@
       <w:tr>
         <w:tc>
           <w:tcPr>
-            <w:tcW w:type="dxa" w:w="1606"/>
+            <w:tcW w:type="dxa" w:w="2357"/>
             <w:bidiVisual/>
+            <w:vAlign w:val="center"/>
           </w:tcPr>
           <w:p>
             <w:pPr>
               <w:bidi w:val="1"/>
-              <w:jc w:val="right"/>
+              <w:jc w:val="center"/>
+              <w:bidi w:val="1"/>
             </w:pPr>
             <w:r>
               <w:rPr>
                 <w:rFonts w:ascii="B Nazanin" w:hAnsi="B Nazanin"/>
-                <w:sz w:val="18"/>
+                <w:b w:val="0"/>
+                <w:sz w:val="22"/>
               </w:rPr>
               <w:t>4</w:t>
             </w:r>
@@ -561,98 +592,110 @@
         </w:tc>
         <w:tc>
           <w:tcPr>
-            <w:tcW w:type="dxa" w:w="1606"/>
+            <w:tcW w:type="dxa" w:w="2357"/>
             <w:bidiVisual/>
+            <w:vMerge w:val="restart"/>
+            <w:vAlign w:val="center"/>
           </w:tcPr>
           <w:p>
             <w:pPr>
               <w:bidi w:val="1"/>
-              <w:jc w:val="right"/>
+              <w:jc w:val="center"/>
+              <w:bidi w:val="1"/>
             </w:pPr>
             <w:r>
               <w:rPr>
                 <w:rFonts w:ascii="B Nazanin" w:hAnsi="B Nazanin"/>
-                <w:sz w:val="18"/>
+                <w:b w:val="0"/>
+                <w:sz w:val="22"/>
               </w:rPr>
               <w:t>2. شکل و توپوگرافی زمین محل استقرار چگونه است؟</w:t>
-              <w:br/>
-              <w:t>(Q02: What is the terrain shape and topography of the site?)</w:t>
             </w:r>
           </w:p>
         </w:tc>
         <w:tc>
           <w:tcPr>
-            <w:tcW w:type="dxa" w:w="1606"/>
+            <w:tcW w:type="dxa" w:w="2357"/>
             <w:bidiVisual/>
+            <w:vAlign w:val="center"/>
           </w:tcPr>
           <w:p>
             <w:pPr>
               <w:bidi w:val="1"/>
               <w:jc w:val="right"/>
+              <w:bidi w:val="1"/>
             </w:pPr>
             <w:r>
               <w:rPr>
                 <w:rFonts w:ascii="B Nazanin" w:hAnsi="B Nazanin"/>
-                <w:sz w:val="18"/>
+                <w:b w:val="0"/>
+                <w:sz w:val="22"/>
               </w:rPr>
               <w:t>مسطح</w:t>
-              <w:br/>
-              <w:t>(Q02_A: Flat)</w:t>
             </w:r>
           </w:p>
         </w:tc>
         <w:tc>
           <w:tcPr>
-            <w:tcW w:type="dxa" w:w="1606"/>
+            <w:tcW w:type="dxa" w:w="2357"/>
             <w:bidiVisual/>
+            <w:vAlign w:val="center"/>
           </w:tcPr>
           <w:p>
             <w:pPr>
               <w:bidi w:val="1"/>
               <w:jc w:val="right"/>
+              <w:bidi w:val="1"/>
             </w:pPr>
             <w:r>
               <w:rPr>
                 <w:rFonts w:ascii="B Nazanin" w:hAnsi="B Nazanin"/>
-                <w:sz w:val="18"/>
+                <w:b w:val="0"/>
+                <w:sz w:val="22"/>
               </w:rPr>
-              <w:t>بودجه پیوند (Link Budget)</w:t>
+              <w:t>1. بودجه پیوند</w:t>
             </w:r>
           </w:p>
         </w:tc>
         <w:tc>
           <w:tcPr>
-            <w:tcW w:type="dxa" w:w="1606"/>
+            <w:tcW w:type="dxa" w:w="2357"/>
             <w:bidiVisual/>
+            <w:vAlign w:val="center"/>
           </w:tcPr>
           <w:p>
             <w:pPr>
               <w:bidi w:val="1"/>
-              <w:jc w:val="right"/>
+              <w:jc w:val="center"/>
+              <w:bidi w:val="1"/>
             </w:pPr>
             <w:r>
               <w:rPr>
                 <w:rFonts w:ascii="B Nazanin" w:hAnsi="B Nazanin"/>
-                <w:sz w:val="18"/>
+                <w:b w:val="0"/>
+                <w:sz w:val="22"/>
               </w:rPr>
-              <w:t>-1</w:t>
+              <w:t>1. -1</w:t>
             </w:r>
           </w:p>
         </w:tc>
         <w:tc>
           <w:tcPr>
-            <w:tcW w:type="dxa" w:w="1606"/>
+            <w:tcW w:type="dxa" w:w="2357"/>
             <w:bidiVisual/>
+            <w:vAlign w:val="center"/>
           </w:tcPr>
           <w:p>
             <w:pPr>
               <w:bidi w:val="1"/>
               <w:jc w:val="right"/>
+              <w:bidi w:val="1"/>
             </w:pPr>
             <w:r>
               <w:rPr>
                 <w:rFonts w:ascii="B Nazanin" w:hAnsi="B Nazanin"/>
-                <w:sz w:val="18"/>
+                <w:b w:val="0"/>
+                <w:sz w:val="22"/>
               </w:rPr>
               <w:t>زمین مسطح تلفات سیگنال کمتری دارد؛ اهمیت بودجه پیوند کاهش می‌یابد.</w:t>
             </w:r>
@@ -662,18 +705,21 @@
       <w:tr>
         <w:tc>
           <w:tcPr>
-            <w:tcW w:type="dxa" w:w="1606"/>
+            <w:tcW w:type="dxa" w:w="2357"/>
             <w:bidiVisual/>
+            <w:vAlign w:val="center"/>
           </w:tcPr>
           <w:p>
             <w:pPr>
               <w:bidi w:val="1"/>
-              <w:jc w:val="right"/>
+              <w:jc w:val="center"/>
+              <w:bidi w:val="1"/>
             </w:pPr>
             <w:r>
               <w:rPr>
                 <w:rFonts w:ascii="B Nazanin" w:hAnsi="B Nazanin"/>
-                <w:sz w:val="18"/>
+                <w:b w:val="0"/>
+                <w:sz w:val="22"/>
               </w:rPr>
               <w:t>5</w:t>
             </w:r>
@@ -681,98 +727,94 @@
         </w:tc>
         <w:tc>
           <w:tcPr>
-            <w:tcW w:type="dxa" w:w="1606"/>
+            <w:tcW w:type="dxa" w:w="2357"/>
+            <w:vMerge/>
+          </w:tcPr>
+          <w:p/>
+        </w:tc>
+        <w:tc>
+          <w:tcPr>
+            <w:tcW w:type="dxa" w:w="2357"/>
             <w:bidiVisual/>
+            <w:vAlign w:val="center"/>
           </w:tcPr>
           <w:p>
             <w:pPr>
               <w:bidi w:val="1"/>
               <w:jc w:val="right"/>
+              <w:bidi w:val="1"/>
             </w:pPr>
             <w:r>
               <w:rPr>
                 <w:rFonts w:ascii="B Nazanin" w:hAnsi="B Nazanin"/>
-                <w:sz w:val="18"/>
+                <w:b w:val="0"/>
+                <w:sz w:val="22"/>
               </w:rPr>
-              <w:t>2. شکل و توپوگرافی زمین محل استقرار چگونه است؟</w:t>
-              <w:br/>
-              <w:t>(Q02: What is the terrain shape and topography of the site?)</w:t>
+              <w:t>کمی شیب‌دار</w:t>
             </w:r>
           </w:p>
         </w:tc>
         <w:tc>
           <w:tcPr>
-            <w:tcW w:type="dxa" w:w="1606"/>
+            <w:tcW w:type="dxa" w:w="2357"/>
             <w:bidiVisual/>
+            <w:vAlign w:val="center"/>
           </w:tcPr>
           <w:p>
             <w:pPr>
               <w:bidi w:val="1"/>
               <w:jc w:val="right"/>
+              <w:bidi w:val="1"/>
             </w:pPr>
             <w:r>
               <w:rPr>
                 <w:rFonts w:ascii="B Nazanin" w:hAnsi="B Nazanin"/>
-                <w:sz w:val="18"/>
+                <w:b w:val="0"/>
+                <w:sz w:val="22"/>
               </w:rPr>
-              <w:t>کمی شیب‌دار</w:t>
-              <w:br/>
-              <w:t>(Q02_B: Slightly sloped)</w:t>
+              <w:t>1. بودجه پیوند</w:t>
             </w:r>
           </w:p>
         </w:tc>
         <w:tc>
           <w:tcPr>
-            <w:tcW w:type="dxa" w:w="1606"/>
+            <w:tcW w:type="dxa" w:w="2357"/>
             <w:bidiVisual/>
+            <w:vAlign w:val="center"/>
           </w:tcPr>
           <w:p>
             <w:pPr>
               <w:bidi w:val="1"/>
-              <w:jc w:val="right"/>
+              <w:jc w:val="center"/>
+              <w:bidi w:val="1"/>
             </w:pPr>
             <w:r>
               <w:rPr>
                 <w:rFonts w:ascii="B Nazanin" w:hAnsi="B Nazanin"/>
-                <w:sz w:val="18"/>
+                <w:b w:val="0"/>
+                <w:sz w:val="22"/>
               </w:rPr>
-              <w:t>بودجه پیوند (Link Budget)</w:t>
+              <w:t>1. +1</w:t>
             </w:r>
           </w:p>
         </w:tc>
         <w:tc>
           <w:tcPr>
-            <w:tcW w:type="dxa" w:w="1606"/>
+            <w:tcW w:type="dxa" w:w="2357"/>
             <w:bidiVisual/>
+            <w:vAlign w:val="center"/>
           </w:tcPr>
           <w:p>
             <w:pPr>
               <w:bidi w:val="1"/>
               <w:jc w:val="right"/>
+              <w:bidi w:val="1"/>
             </w:pPr>
             <w:r>
               <w:rPr>
                 <w:rFonts w:ascii="B Nazanin" w:hAnsi="B Nazanin"/>
-                <w:sz w:val="18"/>
-              </w:rPr>
-              <w:t>+1</w:t>
-            </w:r>
-          </w:p>
-        </w:tc>
-        <w:tc>
-          <w:tcPr>
-            <w:tcW w:type="dxa" w:w="1606"/>
-            <w:bidiVisual/>
-          </w:tcPr>
-          <w:p>
-            <w:pPr>
-              <w:bidi w:val="1"/>
-              <w:jc w:val="right"/>
-            </w:pPr>
-            <w:r>
-              <w:rPr>
-                <w:rFonts w:ascii="B Nazanin" w:hAnsi="B Nazanin"/>
-                <w:sz w:val="18"/>
+                <w:b w:val="0"/>
+                <w:sz w:val="22"/>
               </w:rPr>
               <w:t>شیب جزئی ممکن است مسیر دید را محدود کند؛ اهمیت بودجه پیوند افزایش می‌یابد.</w:t>
             </w:r>
@@ -782,18 +824,21 @@
       <w:tr>
         <w:tc>
           <w:tcPr>
-            <w:tcW w:type="dxa" w:w="1606"/>
+            <w:tcW w:type="dxa" w:w="2357"/>
             <w:bidiVisual/>
+            <w:vAlign w:val="center"/>
           </w:tcPr>
           <w:p>
             <w:pPr>
               <w:bidi w:val="1"/>
-              <w:jc w:val="right"/>
+              <w:jc w:val="center"/>
+              <w:bidi w:val="1"/>
             </w:pPr>
             <w:r>
               <w:rPr>
                 <w:rFonts w:ascii="B Nazanin" w:hAnsi="B Nazanin"/>
-                <w:sz w:val="18"/>
+                <w:b w:val="0"/>
+                <w:sz w:val="22"/>
               </w:rPr>
               <w:t>6</w:t>
             </w:r>
@@ -801,98 +846,94 @@
         </w:tc>
         <w:tc>
           <w:tcPr>
-            <w:tcW w:type="dxa" w:w="1606"/>
+            <w:tcW w:type="dxa" w:w="2357"/>
+            <w:vMerge/>
+          </w:tcPr>
+          <w:p/>
+        </w:tc>
+        <w:tc>
+          <w:tcPr>
+            <w:tcW w:type="dxa" w:w="2357"/>
             <w:bidiVisual/>
+            <w:vAlign w:val="center"/>
           </w:tcPr>
           <w:p>
             <w:pPr>
               <w:bidi w:val="1"/>
               <w:jc w:val="right"/>
+              <w:bidi w:val="1"/>
             </w:pPr>
             <w:r>
               <w:rPr>
                 <w:rFonts w:ascii="B Nazanin" w:hAnsi="B Nazanin"/>
-                <w:sz w:val="18"/>
+                <w:b w:val="0"/>
+                <w:sz w:val="22"/>
               </w:rPr>
-              <w:t>2. شکل و توپوگرافی زمین محل استقرار چگونه است؟</w:t>
-              <w:br/>
-              <w:t>(Q02: What is the terrain shape and topography of the site?)</w:t>
+              <w:t>کوهستانی و ناهموار</w:t>
             </w:r>
           </w:p>
         </w:tc>
         <w:tc>
           <w:tcPr>
-            <w:tcW w:type="dxa" w:w="1606"/>
+            <w:tcW w:type="dxa" w:w="2357"/>
             <w:bidiVisual/>
+            <w:vAlign w:val="center"/>
           </w:tcPr>
           <w:p>
             <w:pPr>
               <w:bidi w:val="1"/>
               <w:jc w:val="right"/>
+              <w:bidi w:val="1"/>
             </w:pPr>
             <w:r>
               <w:rPr>
                 <w:rFonts w:ascii="B Nazanin" w:hAnsi="B Nazanin"/>
-                <w:sz w:val="18"/>
+                <w:b w:val="0"/>
+                <w:sz w:val="22"/>
               </w:rPr>
-              <w:t>کوهستانی / ناهموار</w:t>
-              <w:br/>
-              <w:t>(Q02_C: Mountainous / rugged)</w:t>
+              <w:t>1. بودجه پیوند</w:t>
             </w:r>
           </w:p>
         </w:tc>
         <w:tc>
           <w:tcPr>
-            <w:tcW w:type="dxa" w:w="1606"/>
+            <w:tcW w:type="dxa" w:w="2357"/>
             <w:bidiVisual/>
+            <w:vAlign w:val="center"/>
           </w:tcPr>
           <w:p>
             <w:pPr>
               <w:bidi w:val="1"/>
-              <w:jc w:val="right"/>
+              <w:jc w:val="center"/>
+              <w:bidi w:val="1"/>
             </w:pPr>
             <w:r>
               <w:rPr>
                 <w:rFonts w:ascii="B Nazanin" w:hAnsi="B Nazanin"/>
-                <w:sz w:val="18"/>
+                <w:b w:val="0"/>
+                <w:sz w:val="22"/>
               </w:rPr>
-              <w:t>بودجه پیوند (Link Budget)</w:t>
+              <w:t>1. +1</w:t>
             </w:r>
           </w:p>
         </w:tc>
         <w:tc>
           <w:tcPr>
-            <w:tcW w:type="dxa" w:w="1606"/>
+            <w:tcW w:type="dxa" w:w="2357"/>
             <w:bidiVisual/>
+            <w:vAlign w:val="center"/>
           </w:tcPr>
           <w:p>
             <w:pPr>
               <w:bidi w:val="1"/>
               <w:jc w:val="right"/>
+              <w:bidi w:val="1"/>
             </w:pPr>
             <w:r>
               <w:rPr>
                 <w:rFonts w:ascii="B Nazanin" w:hAnsi="B Nazanin"/>
-                <w:sz w:val="18"/>
-              </w:rPr>
-              <w:t>+1</w:t>
-            </w:r>
-          </w:p>
-        </w:tc>
-        <w:tc>
-          <w:tcPr>
-            <w:tcW w:type="dxa" w:w="1606"/>
-            <w:bidiVisual/>
-          </w:tcPr>
-          <w:p>
-            <w:pPr>
-              <w:bidi w:val="1"/>
-              <w:jc w:val="right"/>
-            </w:pPr>
-            <w:r>
-              <w:rPr>
-                <w:rFonts w:ascii="B Nazanin" w:hAnsi="B Nazanin"/>
-                <w:sz w:val="18"/>
+                <w:b w:val="0"/>
+                <w:sz w:val="22"/>
               </w:rPr>
               <w:t>زمین ناهموار تلفات و چندمسیره‌سازی را افزایش می‌دهد؛ بودجه پیوند اهمیت بیشتری می‌یابد.</w:t>
             </w:r>
@@ -902,18 +943,21 @@
       <w:tr>
         <w:tc>
           <w:tcPr>
-            <w:tcW w:type="dxa" w:w="1606"/>
+            <w:tcW w:type="dxa" w:w="2357"/>
             <w:bidiVisual/>
+            <w:vAlign w:val="center"/>
           </w:tcPr>
           <w:p>
             <w:pPr>
               <w:bidi w:val="1"/>
-              <w:jc w:val="right"/>
+              <w:jc w:val="center"/>
+              <w:bidi w:val="1"/>
             </w:pPr>
             <w:r>
               <w:rPr>
                 <w:rFonts w:ascii="B Nazanin" w:hAnsi="B Nazanin"/>
-                <w:sz w:val="18"/>
+                <w:b w:val="0"/>
+                <w:sz w:val="22"/>
               </w:rPr>
               <w:t>7</w:t>
             </w:r>
@@ -921,98 +965,110 @@
         </w:tc>
         <w:tc>
           <w:tcPr>
-            <w:tcW w:type="dxa" w:w="1606"/>
+            <w:tcW w:type="dxa" w:w="2357"/>
             <w:bidiVisual/>
+            <w:vMerge w:val="restart"/>
+            <w:vAlign w:val="center"/>
           </w:tcPr>
           <w:p>
             <w:pPr>
               <w:bidi w:val="1"/>
-              <w:jc w:val="right"/>
+              <w:jc w:val="center"/>
+              <w:bidi w:val="1"/>
             </w:pPr>
             <w:r>
               <w:rPr>
                 <w:rFonts w:ascii="B Nazanin" w:hAnsi="B Nazanin"/>
-                <w:sz w:val="18"/>
+                <w:b w:val="0"/>
+                <w:sz w:val="22"/>
               </w:rPr>
               <w:t>3. چند مانع فیزیکی در محدوده استقرار وجود دارد؟</w:t>
-              <w:br/>
-              <w:t>(Q03: How many physical obstacles exist in the deployment area?)</w:t>
             </w:r>
           </w:p>
         </w:tc>
         <w:tc>
           <w:tcPr>
-            <w:tcW w:type="dxa" w:w="1606"/>
+            <w:tcW w:type="dxa" w:w="2357"/>
             <w:bidiVisual/>
+            <w:vAlign w:val="center"/>
           </w:tcPr>
           <w:p>
             <w:pPr>
               <w:bidi w:val="1"/>
               <w:jc w:val="right"/>
+              <w:bidi w:val="1"/>
             </w:pPr>
             <w:r>
               <w:rPr>
                 <w:rFonts w:ascii="B Nazanin" w:hAnsi="B Nazanin"/>
-                <w:sz w:val="18"/>
+                <w:b w:val="0"/>
+                <w:sz w:val="22"/>
               </w:rPr>
-              <w:t>کم – منطقه باز</w:t>
-              <w:br/>
-              <w:t>(Q03_A: Low – open area)</w:t>
+              <w:t>کم (منطقه باز)</w:t>
             </w:r>
           </w:p>
         </w:tc>
         <w:tc>
           <w:tcPr>
-            <w:tcW w:type="dxa" w:w="1606"/>
+            <w:tcW w:type="dxa" w:w="2357"/>
             <w:bidiVisual/>
+            <w:vAlign w:val="center"/>
           </w:tcPr>
           <w:p>
             <w:pPr>
               <w:bidi w:val="1"/>
               <w:jc w:val="right"/>
+              <w:bidi w:val="1"/>
             </w:pPr>
             <w:r>
               <w:rPr>
                 <w:rFonts w:ascii="B Nazanin" w:hAnsi="B Nazanin"/>
-                <w:sz w:val="18"/>
+                <w:b w:val="0"/>
+                <w:sz w:val="22"/>
               </w:rPr>
-              <w:t>بودجه پیوند (Link Budget)</w:t>
+              <w:t>1. بودجه پیوند</w:t>
             </w:r>
           </w:p>
         </w:tc>
         <w:tc>
           <w:tcPr>
-            <w:tcW w:type="dxa" w:w="1606"/>
+            <w:tcW w:type="dxa" w:w="2357"/>
             <w:bidiVisual/>
+            <w:vAlign w:val="center"/>
           </w:tcPr>
           <w:p>
             <w:pPr>
               <w:bidi w:val="1"/>
-              <w:jc w:val="right"/>
+              <w:jc w:val="center"/>
+              <w:bidi w:val="1"/>
             </w:pPr>
             <w:r>
               <w:rPr>
                 <w:rFonts w:ascii="B Nazanin" w:hAnsi="B Nazanin"/>
-                <w:sz w:val="18"/>
+                <w:b w:val="0"/>
+                <w:sz w:val="22"/>
               </w:rPr>
-              <w:t>-1</w:t>
+              <w:t>1. -1</w:t>
             </w:r>
           </w:p>
         </w:tc>
         <w:tc>
           <w:tcPr>
-            <w:tcW w:type="dxa" w:w="1606"/>
+            <w:tcW w:type="dxa" w:w="2357"/>
             <w:bidiVisual/>
+            <w:vAlign w:val="center"/>
           </w:tcPr>
           <w:p>
             <w:pPr>
               <w:bidi w:val="1"/>
               <w:jc w:val="right"/>
+              <w:bidi w:val="1"/>
             </w:pPr>
             <w:r>
               <w:rPr>
                 <w:rFonts w:ascii="B Nazanin" w:hAnsi="B Nazanin"/>
-                <w:sz w:val="18"/>
+                <w:b w:val="0"/>
+                <w:sz w:val="22"/>
               </w:rPr>
               <w:t>منطقه باز موانع کمی دارد؛ نیاز به بودجه پیوند بالا کمتر است.</w:t>
             </w:r>
@@ -1022,18 +1078,21 @@
       <w:tr>
         <w:tc>
           <w:tcPr>
-            <w:tcW w:type="dxa" w:w="1606"/>
+            <w:tcW w:type="dxa" w:w="2357"/>
             <w:bidiVisual/>
+            <w:vAlign w:val="center"/>
           </w:tcPr>
           <w:p>
             <w:pPr>
               <w:bidi w:val="1"/>
-              <w:jc w:val="right"/>
+              <w:jc w:val="center"/>
+              <w:bidi w:val="1"/>
             </w:pPr>
             <w:r>
               <w:rPr>
                 <w:rFonts w:ascii="B Nazanin" w:hAnsi="B Nazanin"/>
-                <w:sz w:val="18"/>
+                <w:b w:val="0"/>
+                <w:sz w:val="22"/>
               </w:rPr>
               <w:t>8</w:t>
             </w:r>
@@ -1041,98 +1100,94 @@
         </w:tc>
         <w:tc>
           <w:tcPr>
-            <w:tcW w:type="dxa" w:w="1606"/>
+            <w:tcW w:type="dxa" w:w="2357"/>
+            <w:vMerge/>
+          </w:tcPr>
+          <w:p/>
+        </w:tc>
+        <w:tc>
+          <w:tcPr>
+            <w:tcW w:type="dxa" w:w="2357"/>
             <w:bidiVisual/>
+            <w:vAlign w:val="center"/>
           </w:tcPr>
           <w:p>
             <w:pPr>
               <w:bidi w:val="1"/>
               <w:jc w:val="right"/>
+              <w:bidi w:val="1"/>
             </w:pPr>
             <w:r>
               <w:rPr>
                 <w:rFonts w:ascii="B Nazanin" w:hAnsi="B Nazanin"/>
-                <w:sz w:val="18"/>
+                <w:b w:val="0"/>
+                <w:sz w:val="22"/>
               </w:rPr>
-              <w:t>3. چند مانع فیزیکی در محدوده استقرار وجود دارد؟</w:t>
-              <w:br/>
-              <w:t>(Q03: How many physical obstacles exist in the deployment area?)</w:t>
+              <w:t>متوسط</w:t>
             </w:r>
           </w:p>
         </w:tc>
         <w:tc>
           <w:tcPr>
-            <w:tcW w:type="dxa" w:w="1606"/>
+            <w:tcW w:type="dxa" w:w="2357"/>
             <w:bidiVisual/>
+            <w:vAlign w:val="center"/>
           </w:tcPr>
           <w:p>
             <w:pPr>
               <w:bidi w:val="1"/>
               <w:jc w:val="right"/>
+              <w:bidi w:val="1"/>
             </w:pPr>
             <w:r>
               <w:rPr>
                 <w:rFonts w:ascii="B Nazanin" w:hAnsi="B Nazanin"/>
-                <w:sz w:val="18"/>
+                <w:b w:val="0"/>
+                <w:sz w:val="22"/>
               </w:rPr>
-              <w:t>متوسط</w:t>
-              <w:br/>
-              <w:t>(Q03_B: Medium)</w:t>
+              <w:t>1. بودجه پیوند</w:t>
             </w:r>
           </w:p>
         </w:tc>
         <w:tc>
           <w:tcPr>
-            <w:tcW w:type="dxa" w:w="1606"/>
+            <w:tcW w:type="dxa" w:w="2357"/>
             <w:bidiVisual/>
+            <w:vAlign w:val="center"/>
           </w:tcPr>
           <w:p>
             <w:pPr>
               <w:bidi w:val="1"/>
-              <w:jc w:val="right"/>
+              <w:jc w:val="center"/>
+              <w:bidi w:val="1"/>
             </w:pPr>
             <w:r>
               <w:rPr>
                 <w:rFonts w:ascii="B Nazanin" w:hAnsi="B Nazanin"/>
-                <w:sz w:val="18"/>
+                <w:b w:val="0"/>
+                <w:sz w:val="22"/>
               </w:rPr>
-              <w:t>بودجه پیوند (Link Budget)</w:t>
+              <w:t>1. +1</w:t>
             </w:r>
           </w:p>
         </w:tc>
         <w:tc>
           <w:tcPr>
-            <w:tcW w:type="dxa" w:w="1606"/>
+            <w:tcW w:type="dxa" w:w="2357"/>
             <w:bidiVisual/>
+            <w:vAlign w:val="center"/>
           </w:tcPr>
           <w:p>
             <w:pPr>
               <w:bidi w:val="1"/>
               <w:jc w:val="right"/>
+              <w:bidi w:val="1"/>
             </w:pPr>
             <w:r>
               <w:rPr>
                 <w:rFonts w:ascii="B Nazanin" w:hAnsi="B Nazanin"/>
-                <w:sz w:val="18"/>
-              </w:rPr>
-              <w:t>+1</w:t>
-            </w:r>
-          </w:p>
-        </w:tc>
-        <w:tc>
-          <w:tcPr>
-            <w:tcW w:type="dxa" w:w="1606"/>
-            <w:bidiVisual/>
-          </w:tcPr>
-          <w:p>
-            <w:pPr>
-              <w:bidi w:val="1"/>
-              <w:jc w:val="right"/>
-            </w:pPr>
-            <w:r>
-              <w:rPr>
-                <w:rFonts w:ascii="B Nazanin" w:hAnsi="B Nazanin"/>
-                <w:sz w:val="18"/>
+                <w:b w:val="0"/>
+                <w:sz w:val="22"/>
               </w:rPr>
               <w:t>موانع متوسط احتمال تضعیف سیگنال را افزایش می‌دهد.</w:t>
             </w:r>
@@ -1142,18 +1197,21 @@
       <w:tr>
         <w:tc>
           <w:tcPr>
-            <w:tcW w:type="dxa" w:w="1606"/>
+            <w:tcW w:type="dxa" w:w="2357"/>
             <w:bidiVisual/>
+            <w:vAlign w:val="center"/>
           </w:tcPr>
           <w:p>
             <w:pPr>
               <w:bidi w:val="1"/>
-              <w:jc w:val="right"/>
+              <w:jc w:val="center"/>
+              <w:bidi w:val="1"/>
             </w:pPr>
             <w:r>
               <w:rPr>
                 <w:rFonts w:ascii="B Nazanin" w:hAnsi="B Nazanin"/>
-                <w:sz w:val="18"/>
+                <w:b w:val="0"/>
+                <w:sz w:val="22"/>
               </w:rPr>
               <w:t>9</w:t>
             </w:r>
@@ -1161,100 +1219,96 @@
         </w:tc>
         <w:tc>
           <w:tcPr>
-            <w:tcW w:type="dxa" w:w="1606"/>
+            <w:tcW w:type="dxa" w:w="2357"/>
+            <w:vMerge/>
+          </w:tcPr>
+          <w:p/>
+        </w:tc>
+        <w:tc>
+          <w:tcPr>
+            <w:tcW w:type="dxa" w:w="2357"/>
             <w:bidiVisual/>
+            <w:vAlign w:val="center"/>
           </w:tcPr>
           <w:p>
             <w:pPr>
               <w:bidi w:val="1"/>
               <w:jc w:val="right"/>
+              <w:bidi w:val="1"/>
             </w:pPr>
             <w:r>
               <w:rPr>
                 <w:rFonts w:ascii="B Nazanin" w:hAnsi="B Nazanin"/>
-                <w:sz w:val="18"/>
+                <w:b w:val="0"/>
+                <w:sz w:val="22"/>
               </w:rPr>
-              <w:t>3. چند مانع فیزیکی در محدوده استقرار وجود دارد؟</w:t>
-              <w:br/>
-              <w:t>(Q03: How many physical obstacles exist in the deployment area?)</w:t>
+              <w:t>زیاد (موانع متراکم)</w:t>
             </w:r>
           </w:p>
         </w:tc>
         <w:tc>
           <w:tcPr>
-            <w:tcW w:type="dxa" w:w="1606"/>
+            <w:tcW w:type="dxa" w:w="2357"/>
             <w:bidiVisual/>
+            <w:vAlign w:val="center"/>
           </w:tcPr>
           <w:p>
             <w:pPr>
               <w:bidi w:val="1"/>
               <w:jc w:val="right"/>
+              <w:bidi w:val="1"/>
             </w:pPr>
             <w:r>
               <w:rPr>
                 <w:rFonts w:ascii="B Nazanin" w:hAnsi="B Nazanin"/>
-                <w:sz w:val="18"/>
+                <w:b w:val="0"/>
+                <w:sz w:val="22"/>
               </w:rPr>
-              <w:t>زیاد – موانع متراکم</w:t>
-              <w:br/>
-              <w:t>(Q03_C: High – dense obstacles)</w:t>
+              <w:t>1. بودجه پیوند</w:t>
             </w:r>
           </w:p>
         </w:tc>
         <w:tc>
           <w:tcPr>
-            <w:tcW w:type="dxa" w:w="1606"/>
+            <w:tcW w:type="dxa" w:w="2357"/>
             <w:bidiVisual/>
+            <w:vAlign w:val="center"/>
           </w:tcPr>
           <w:p>
             <w:pPr>
               <w:bidi w:val="1"/>
-              <w:jc w:val="right"/>
+              <w:jc w:val="center"/>
+              <w:bidi w:val="1"/>
             </w:pPr>
             <w:r>
               <w:rPr>
                 <w:rFonts w:ascii="B Nazanin" w:hAnsi="B Nazanin"/>
-                <w:sz w:val="18"/>
+                <w:b w:val="0"/>
+                <w:sz w:val="22"/>
               </w:rPr>
-              <w:t>بودجه پیوند (Link Budget)</w:t>
+              <w:t>1. +1</w:t>
             </w:r>
           </w:p>
         </w:tc>
         <w:tc>
           <w:tcPr>
-            <w:tcW w:type="dxa" w:w="1606"/>
+            <w:tcW w:type="dxa" w:w="2357"/>
             <w:bidiVisual/>
+            <w:vAlign w:val="center"/>
           </w:tcPr>
           <w:p>
             <w:pPr>
               <w:bidi w:val="1"/>
               <w:jc w:val="right"/>
+              <w:bidi w:val="1"/>
             </w:pPr>
             <w:r>
               <w:rPr>
                 <w:rFonts w:ascii="B Nazanin" w:hAnsi="B Nazanin"/>
-                <w:sz w:val="18"/>
+                <w:b w:val="0"/>
+                <w:sz w:val="22"/>
               </w:rPr>
-              <w:t>+1</w:t>
-            </w:r>
-          </w:p>
-        </w:tc>
-        <w:tc>
-          <w:tcPr>
-            <w:tcW w:type="dxa" w:w="1606"/>
-            <w:bidiVisual/>
-          </w:tcPr>
-          <w:p>
-            <w:pPr>
-              <w:bidi w:val="1"/>
-              <w:jc w:val="right"/>
-            </w:pPr>
-            <w:r>
-              <w:rPr>
-                <w:rFonts w:ascii="B Nazanin" w:hAnsi="B Nazanin"/>
-                <w:sz w:val="18"/>
-              </w:rPr>
-              <w:t>موانع متراکم نیاز به بودجه پیوند بالاتر و فناوری‌های مقاوم‌تر را برجسته می‌کند.</w:t>
+              <w:t>موانع متراکم نیاز به بودجه پیوند بالاتر و فناوری مقاوم‌تر را برجسته می‌کند.</w:t>
             </w:r>
           </w:p>
         </w:tc>
@@ -1262,18 +1316,21 @@
       <w:tr>
         <w:tc>
           <w:tcPr>
-            <w:tcW w:type="dxa" w:w="1606"/>
+            <w:tcW w:type="dxa" w:w="2357"/>
             <w:bidiVisual/>
+            <w:vAlign w:val="center"/>
           </w:tcPr>
           <w:p>
             <w:pPr>
               <w:bidi w:val="1"/>
-              <w:jc w:val="right"/>
+              <w:jc w:val="center"/>
+              <w:bidi w:val="1"/>
             </w:pPr>
             <w:r>
               <w:rPr>
                 <w:rFonts w:ascii="B Nazanin" w:hAnsi="B Nazanin"/>
-                <w:sz w:val="18"/>
+                <w:b w:val="0"/>
+                <w:sz w:val="22"/>
               </w:rPr>
               <w:t>10</w:t>
             </w:r>
@@ -1281,98 +1338,110 @@
         </w:tc>
         <w:tc>
           <w:tcPr>
-            <w:tcW w:type="dxa" w:w="1606"/>
+            <w:tcW w:type="dxa" w:w="2357"/>
             <w:bidiVisual/>
+            <w:vMerge w:val="restart"/>
+            <w:vAlign w:val="center"/>
           </w:tcPr>
           <w:p>
             <w:pPr>
               <w:bidi w:val="1"/>
-              <w:jc w:val="right"/>
+              <w:jc w:val="center"/>
+              <w:bidi w:val="1"/>
             </w:pPr>
             <w:r>
               <w:rPr>
                 <w:rFonts w:ascii="B Nazanin" w:hAnsi="B Nazanin"/>
-                <w:sz w:val="18"/>
+                <w:b w:val="0"/>
+                <w:sz w:val="22"/>
               </w:rPr>
               <w:t>4. دسترسی به برق در محل استقرار چگونه است؟</w:t>
-              <w:br/>
-              <w:t>(Q04: What is the power availability at the deployment site?)</w:t>
             </w:r>
           </w:p>
         </w:tc>
         <w:tc>
           <w:tcPr>
-            <w:tcW w:type="dxa" w:w="1606"/>
+            <w:tcW w:type="dxa" w:w="2357"/>
             <w:bidiVisual/>
+            <w:vAlign w:val="center"/>
           </w:tcPr>
           <w:p>
             <w:pPr>
               <w:bidi w:val="1"/>
               <w:jc w:val="right"/>
+              <w:bidi w:val="1"/>
             </w:pPr>
             <w:r>
               <w:rPr>
                 <w:rFonts w:ascii="B Nazanin" w:hAnsi="B Nazanin"/>
-                <w:sz w:val="18"/>
+                <w:b w:val="0"/>
+                <w:sz w:val="22"/>
               </w:rPr>
               <w:t>دسترسی کامل به شبکه برق</w:t>
-              <w:br/>
-              <w:t>(Q04_A: Full access to power grid)</w:t>
             </w:r>
           </w:p>
         </w:tc>
         <w:tc>
           <w:tcPr>
-            <w:tcW w:type="dxa" w:w="1606"/>
+            <w:tcW w:type="dxa" w:w="2357"/>
             <w:bidiVisual/>
+            <w:vAlign w:val="center"/>
           </w:tcPr>
           <w:p>
             <w:pPr>
               <w:bidi w:val="1"/>
               <w:jc w:val="right"/>
+              <w:bidi w:val="1"/>
             </w:pPr>
             <w:r>
               <w:rPr>
                 <w:rFonts w:ascii="B Nazanin" w:hAnsi="B Nazanin"/>
-                <w:sz w:val="18"/>
+                <w:b w:val="0"/>
+                <w:sz w:val="22"/>
               </w:rPr>
-              <w:t>مصرف انرژی</w:t>
+              <w:t>1. مصرف انرژی</w:t>
             </w:r>
           </w:p>
         </w:tc>
         <w:tc>
           <w:tcPr>
-            <w:tcW w:type="dxa" w:w="1606"/>
+            <w:tcW w:type="dxa" w:w="2357"/>
             <w:bidiVisual/>
+            <w:vAlign w:val="center"/>
           </w:tcPr>
           <w:p>
             <w:pPr>
               <w:bidi w:val="1"/>
-              <w:jc w:val="right"/>
+              <w:jc w:val="center"/>
+              <w:bidi w:val="1"/>
             </w:pPr>
             <w:r>
               <w:rPr>
                 <w:rFonts w:ascii="B Nazanin" w:hAnsi="B Nazanin"/>
-                <w:sz w:val="18"/>
+                <w:b w:val="0"/>
+                <w:sz w:val="22"/>
               </w:rPr>
-              <w:t>-1</w:t>
+              <w:t>1. -1</w:t>
             </w:r>
           </w:p>
         </w:tc>
         <w:tc>
           <w:tcPr>
-            <w:tcW w:type="dxa" w:w="1606"/>
+            <w:tcW w:type="dxa" w:w="2357"/>
             <w:bidiVisual/>
+            <w:vAlign w:val="center"/>
           </w:tcPr>
           <w:p>
             <w:pPr>
               <w:bidi w:val="1"/>
               <w:jc w:val="right"/>
+              <w:bidi w:val="1"/>
             </w:pPr>
             <w:r>
               <w:rPr>
                 <w:rFonts w:ascii="B Nazanin" w:hAnsi="B Nazanin"/>
-                <w:sz w:val="18"/>
+                <w:b w:val="0"/>
+                <w:sz w:val="22"/>
               </w:rPr>
               <w:t>دسترسی کامل به برق، حساسیت به مصرف انرژی را کاهش می‌دهد.</w:t>
             </w:r>
@@ -1382,18 +1451,21 @@
       <w:tr>
         <w:tc>
           <w:tcPr>
-            <w:tcW w:type="dxa" w:w="1606"/>
+            <w:tcW w:type="dxa" w:w="2357"/>
             <w:bidiVisual/>
+            <w:vAlign w:val="center"/>
           </w:tcPr>
           <w:p>
             <w:pPr>
               <w:bidi w:val="1"/>
-              <w:jc w:val="right"/>
+              <w:jc w:val="center"/>
+              <w:bidi w:val="1"/>
             </w:pPr>
             <w:r>
               <w:rPr>
                 <w:rFonts w:ascii="B Nazanin" w:hAnsi="B Nazanin"/>
-                <w:sz w:val="18"/>
+                <w:b w:val="0"/>
+                <w:sz w:val="22"/>
               </w:rPr>
               <w:t>11</w:t>
             </w:r>
@@ -1401,98 +1473,94 @@
         </w:tc>
         <w:tc>
           <w:tcPr>
-            <w:tcW w:type="dxa" w:w="1606"/>
+            <w:tcW w:type="dxa" w:w="2357"/>
+            <w:vMerge/>
+          </w:tcPr>
+          <w:p/>
+        </w:tc>
+        <w:tc>
+          <w:tcPr>
+            <w:tcW w:type="dxa" w:w="2357"/>
             <w:bidiVisual/>
+            <w:vAlign w:val="center"/>
           </w:tcPr>
           <w:p>
             <w:pPr>
               <w:bidi w:val="1"/>
               <w:jc w:val="right"/>
+              <w:bidi w:val="1"/>
             </w:pPr>
             <w:r>
               <w:rPr>
                 <w:rFonts w:ascii="B Nazanin" w:hAnsi="B Nazanin"/>
-                <w:sz w:val="18"/>
+                <w:b w:val="0"/>
+                <w:sz w:val="22"/>
               </w:rPr>
-              <w:t>4. دسترسی به برق در محل استقرار چگونه است؟</w:t>
-              <w:br/>
-              <w:t>(Q04: What is the power availability at the deployment site?)</w:t>
+              <w:t>دسترسی محدود به برق</w:t>
             </w:r>
           </w:p>
         </w:tc>
         <w:tc>
           <w:tcPr>
-            <w:tcW w:type="dxa" w:w="1606"/>
+            <w:tcW w:type="dxa" w:w="2357"/>
             <w:bidiVisual/>
+            <w:vAlign w:val="center"/>
           </w:tcPr>
           <w:p>
             <w:pPr>
               <w:bidi w:val="1"/>
               <w:jc w:val="right"/>
+              <w:bidi w:val="1"/>
             </w:pPr>
             <w:r>
               <w:rPr>
                 <w:rFonts w:ascii="B Nazanin" w:hAnsi="B Nazanin"/>
-                <w:sz w:val="18"/>
+                <w:b w:val="0"/>
+                <w:sz w:val="22"/>
               </w:rPr>
-              <w:t>دسترسی محدود به برق</w:t>
-              <w:br/>
-              <w:t>(Q04_B: Limited access to power)</w:t>
+              <w:t>1. مصرف انرژی</w:t>
             </w:r>
           </w:p>
         </w:tc>
         <w:tc>
           <w:tcPr>
-            <w:tcW w:type="dxa" w:w="1606"/>
+            <w:tcW w:type="dxa" w:w="2357"/>
             <w:bidiVisual/>
+            <w:vAlign w:val="center"/>
           </w:tcPr>
           <w:p>
             <w:pPr>
               <w:bidi w:val="1"/>
-              <w:jc w:val="right"/>
+              <w:jc w:val="center"/>
+              <w:bidi w:val="1"/>
             </w:pPr>
             <w:r>
               <w:rPr>
                 <w:rFonts w:ascii="B Nazanin" w:hAnsi="B Nazanin"/>
-                <w:sz w:val="18"/>
+                <w:b w:val="0"/>
+                <w:sz w:val="22"/>
               </w:rPr>
-              <w:t>مصرف انرژی</w:t>
+              <w:t>1. +1</w:t>
             </w:r>
           </w:p>
         </w:tc>
         <w:tc>
           <w:tcPr>
-            <w:tcW w:type="dxa" w:w="1606"/>
+            <w:tcW w:type="dxa" w:w="2357"/>
             <w:bidiVisual/>
+            <w:vAlign w:val="center"/>
           </w:tcPr>
           <w:p>
             <w:pPr>
               <w:bidi w:val="1"/>
               <w:jc w:val="right"/>
+              <w:bidi w:val="1"/>
             </w:pPr>
             <w:r>
               <w:rPr>
                 <w:rFonts w:ascii="B Nazanin" w:hAnsi="B Nazanin"/>
-                <w:sz w:val="18"/>
-              </w:rPr>
-              <w:t>+1</w:t>
-            </w:r>
-          </w:p>
-        </w:tc>
-        <w:tc>
-          <w:tcPr>
-            <w:tcW w:type="dxa" w:w="1606"/>
-            <w:bidiVisual/>
-          </w:tcPr>
-          <w:p>
-            <w:pPr>
-              <w:bidi w:val="1"/>
-              <w:jc w:val="right"/>
-            </w:pPr>
-            <w:r>
-              <w:rPr>
-                <w:rFonts w:ascii="B Nazanin" w:hAnsi="B Nazanin"/>
-                <w:sz w:val="18"/>
+                <w:b w:val="0"/>
+                <w:sz w:val="22"/>
               </w:rPr>
               <w:t>دسترسی محدود به برق، اهمیت مصرف انرژی پایین را افزایش می‌دهد.</w:t>
             </w:r>
@@ -1502,18 +1570,21 @@
       <w:tr>
         <w:tc>
           <w:tcPr>
-            <w:tcW w:type="dxa" w:w="1606"/>
+            <w:tcW w:type="dxa" w:w="2357"/>
             <w:bidiVisual/>
+            <w:vAlign w:val="center"/>
           </w:tcPr>
           <w:p>
             <w:pPr>
               <w:bidi w:val="1"/>
-              <w:jc w:val="right"/>
+              <w:jc w:val="center"/>
+              <w:bidi w:val="1"/>
             </w:pPr>
             <w:r>
               <w:rPr>
                 <w:rFonts w:ascii="B Nazanin" w:hAnsi="B Nazanin"/>
-                <w:sz w:val="18"/>
+                <w:b w:val="0"/>
+                <w:sz w:val="22"/>
               </w:rPr>
               <w:t>12</w:t>
             </w:r>
@@ -1521,100 +1592,96 @@
         </w:tc>
         <w:tc>
           <w:tcPr>
-            <w:tcW w:type="dxa" w:w="1606"/>
+            <w:tcW w:type="dxa" w:w="2357"/>
+            <w:vMerge/>
+          </w:tcPr>
+          <w:p/>
+        </w:tc>
+        <w:tc>
+          <w:tcPr>
+            <w:tcW w:type="dxa" w:w="2357"/>
             <w:bidiVisual/>
+            <w:vAlign w:val="center"/>
           </w:tcPr>
           <w:p>
             <w:pPr>
               <w:bidi w:val="1"/>
               <w:jc w:val="right"/>
+              <w:bidi w:val="1"/>
             </w:pPr>
             <w:r>
               <w:rPr>
                 <w:rFonts w:ascii="B Nazanin" w:hAnsi="B Nazanin"/>
-                <w:sz w:val="18"/>
+                <w:b w:val="0"/>
+                <w:sz w:val="22"/>
               </w:rPr>
-              <w:t>4. دسترسی به برق در محل استقرار چگونه است؟</w:t>
-              <w:br/>
-              <w:t>(Q04: What is the power availability at the deployment site?)</w:t>
+              <w:t>بدون دسترسی به برق (باتری یا خورشیدی)</w:t>
             </w:r>
           </w:p>
         </w:tc>
         <w:tc>
           <w:tcPr>
-            <w:tcW w:type="dxa" w:w="1606"/>
+            <w:tcW w:type="dxa" w:w="2357"/>
             <w:bidiVisual/>
+            <w:vAlign w:val="center"/>
           </w:tcPr>
           <w:p>
             <w:pPr>
               <w:bidi w:val="1"/>
               <w:jc w:val="right"/>
+              <w:bidi w:val="1"/>
             </w:pPr>
             <w:r>
               <w:rPr>
                 <w:rFonts w:ascii="B Nazanin" w:hAnsi="B Nazanin"/>
-                <w:sz w:val="18"/>
+                <w:b w:val="0"/>
+                <w:sz w:val="22"/>
               </w:rPr>
-              <w:t>بدون دسترسی به برق (فقط باتری/خورشیدی)</w:t>
-              <w:br/>
-              <w:t>(Q04_C: No access to power (battery/solar only))</w:t>
+              <w:t>1. مصرف انرژی</w:t>
             </w:r>
           </w:p>
         </w:tc>
         <w:tc>
           <w:tcPr>
-            <w:tcW w:type="dxa" w:w="1606"/>
+            <w:tcW w:type="dxa" w:w="2357"/>
             <w:bidiVisual/>
+            <w:vAlign w:val="center"/>
           </w:tcPr>
           <w:p>
             <w:pPr>
               <w:bidi w:val="1"/>
-              <w:jc w:val="right"/>
+              <w:jc w:val="center"/>
+              <w:bidi w:val="1"/>
             </w:pPr>
             <w:r>
               <w:rPr>
                 <w:rFonts w:ascii="B Nazanin" w:hAnsi="B Nazanin"/>
-                <w:sz w:val="18"/>
+                <w:b w:val="0"/>
+                <w:sz w:val="22"/>
               </w:rPr>
-              <w:t>مصرف انرژی</w:t>
+              <w:t>1. +1</w:t>
             </w:r>
           </w:p>
         </w:tc>
         <w:tc>
           <w:tcPr>
-            <w:tcW w:type="dxa" w:w="1606"/>
+            <w:tcW w:type="dxa" w:w="2357"/>
             <w:bidiVisual/>
+            <w:vAlign w:val="center"/>
           </w:tcPr>
           <w:p>
             <w:pPr>
               <w:bidi w:val="1"/>
               <w:jc w:val="right"/>
+              <w:bidi w:val="1"/>
             </w:pPr>
             <w:r>
               <w:rPr>
                 <w:rFonts w:ascii="B Nazanin" w:hAnsi="B Nazanin"/>
-                <w:sz w:val="18"/>
+                <w:b w:val="0"/>
+                <w:sz w:val="22"/>
               </w:rPr>
-              <w:t>+1</w:t>
-            </w:r>
-          </w:p>
-        </w:tc>
-        <w:tc>
-          <w:tcPr>
-            <w:tcW w:type="dxa" w:w="1606"/>
-            <w:bidiVisual/>
-          </w:tcPr>
-          <w:p>
-            <w:pPr>
-              <w:bidi w:val="1"/>
-              <w:jc w:val="right"/>
-            </w:pPr>
-            <w:r>
-              <w:rPr>
-                <w:rFonts w:ascii="B Nazanin" w:hAnsi="B Nazanin"/>
-                <w:sz w:val="18"/>
-              </w:rPr>
-              <w:t>وابستگی به باتری/خورشیدی، مصرف انرژی را به معیار کلیدی تبدیل می‌کند.</w:t>
+              <w:t>وابستگی به باتری یا خورشیدی، مصرف انرژی را به معیار کلیدی تبدیل می‌کند.</w:t>
             </w:r>
           </w:p>
         </w:tc>
@@ -1622,18 +1689,21 @@
       <w:tr>
         <w:tc>
           <w:tcPr>
-            <w:tcW w:type="dxa" w:w="1606"/>
+            <w:tcW w:type="dxa" w:w="2357"/>
             <w:bidiVisual/>
+            <w:vAlign w:val="center"/>
           </w:tcPr>
           <w:p>
             <w:pPr>
               <w:bidi w:val="1"/>
-              <w:jc w:val="right"/>
+              <w:jc w:val="center"/>
+              <w:bidi w:val="1"/>
             </w:pPr>
             <w:r>
               <w:rPr>
                 <w:rFonts w:ascii="B Nazanin" w:hAnsi="B Nazanin"/>
-                <w:sz w:val="18"/>
+                <w:b w:val="0"/>
+                <w:sz w:val="22"/>
               </w:rPr>
               <w:t>13</w:t>
             </w:r>
@@ -1641,108 +1711,120 @@
         </w:tc>
         <w:tc>
           <w:tcPr>
-            <w:tcW w:type="dxa" w:w="1606"/>
+            <w:tcW w:type="dxa" w:w="2357"/>
             <w:bidiVisual/>
+            <w:vMerge w:val="restart"/>
+            <w:vAlign w:val="center"/>
           </w:tcPr>
           <w:p>
             <w:pPr>
               <w:bidi w:val="1"/>
-              <w:jc w:val="right"/>
+              <w:jc w:val="center"/>
+              <w:bidi w:val="1"/>
             </w:pPr>
             <w:r>
               <w:rPr>
                 <w:rFonts w:ascii="B Nazanin" w:hAnsi="B Nazanin"/>
-                <w:sz w:val="18"/>
+                <w:b w:val="0"/>
+                <w:sz w:val="22"/>
               </w:rPr>
-              <w:t>5. نصب دروازه (Gateway) یا نقطه دسترسی اینترنت در محل چقدر آسان است؟</w:t>
-              <w:br/>
-              <w:t>(Q05: How easy is it to install a gateway or internet access point on site?)</w:t>
+              <w:t>5. نصب دروازه یا نقطه دسترسی اینترنت در محل چقدر آسان است؟</w:t>
             </w:r>
           </w:p>
         </w:tc>
         <w:tc>
           <w:tcPr>
-            <w:tcW w:type="dxa" w:w="1606"/>
+            <w:tcW w:type="dxa" w:w="2357"/>
             <w:bidiVisual/>
+            <w:vAlign w:val="center"/>
           </w:tcPr>
           <w:p>
             <w:pPr>
               <w:bidi w:val="1"/>
               <w:jc w:val="right"/>
+              <w:bidi w:val="1"/>
             </w:pPr>
             <w:r>
               <w:rPr>
                 <w:rFonts w:ascii="B Nazanin" w:hAnsi="B Nazanin"/>
-                <w:sz w:val="18"/>
+                <w:b w:val="0"/>
+                <w:sz w:val="22"/>
               </w:rPr>
               <w:t>آسان</w:t>
-              <w:br/>
-              <w:t>(Q05_A: Easy)</w:t>
             </w:r>
           </w:p>
         </w:tc>
         <w:tc>
           <w:tcPr>
-            <w:tcW w:type="dxa" w:w="1606"/>
+            <w:tcW w:type="dxa" w:w="2357"/>
             <w:bidiVisual/>
+            <w:vAlign w:val="center"/>
           </w:tcPr>
           <w:p>
             <w:pPr>
               <w:bidi w:val="1"/>
               <w:jc w:val="right"/>
+              <w:bidi w:val="1"/>
             </w:pPr>
             <w:r>
               <w:rPr>
                 <w:rFonts w:ascii="B Nazanin" w:hAnsi="B Nazanin"/>
-                <w:sz w:val="18"/>
+                <w:b w:val="0"/>
+                <w:sz w:val="22"/>
               </w:rPr>
-              <w:t>هزینه سرمایه‌ای سخت‌افزار (Hardware CAPEX)</w:t>
+              <w:t>1. هزینه سرمایه‌ای سخت‌افزار</w:t>
               <w:br/>
-              <w:t>هزینه عملیاتی سالانه اتصال (Annual Connectivity OPEX)</w:t>
+              <w:t>2. هزینه عملیاتی سالانه اتصال</w:t>
               <w:br/>
-              <w:t>پشتیبانی شبکه سلولی</w:t>
+              <w:t>3. پشتیبانی شبکه سلولی</w:t>
             </w:r>
           </w:p>
         </w:tc>
         <w:tc>
           <w:tcPr>
-            <w:tcW w:type="dxa" w:w="1606"/>
+            <w:tcW w:type="dxa" w:w="2357"/>
             <w:bidiVisual/>
+            <w:vAlign w:val="center"/>
           </w:tcPr>
           <w:p>
             <w:pPr>
               <w:bidi w:val="1"/>
-              <w:jc w:val="right"/>
+              <w:jc w:val="center"/>
+              <w:bidi w:val="1"/>
             </w:pPr>
             <w:r>
               <w:rPr>
                 <w:rFonts w:ascii="B Nazanin" w:hAnsi="B Nazanin"/>
-                <w:sz w:val="18"/>
+                <w:b w:val="0"/>
+                <w:sz w:val="22"/>
               </w:rPr>
-              <w:t>-1</w:t>
+              <w:t>1. -1</w:t>
               <w:br/>
-              <w:t>-1</w:t>
+              <w:t>2. -1</w:t>
               <w:br/>
-              <w:t>-1</w:t>
+              <w:t>3. -1</w:t>
             </w:r>
           </w:p>
         </w:tc>
         <w:tc>
           <w:tcPr>
-            <w:tcW w:type="dxa" w:w="1606"/>
+            <w:tcW w:type="dxa" w:w="2357"/>
             <w:bidiVisual/>
+            <w:vAlign w:val="center"/>
           </w:tcPr>
           <w:p>
             <w:pPr>
               <w:bidi w:val="1"/>
               <w:jc w:val="right"/>
+              <w:bidi w:val="1"/>
             </w:pPr>
             <w:r>
               <w:rPr>
                 <w:rFonts w:ascii="B Nazanin" w:hAnsi="B Nazanin"/>
-                <w:sz w:val="18"/>
+                <w:b w:val="0"/>
+                <w:sz w:val="22"/>
               </w:rPr>
-              <w:t>نصب آسان دروازه، هزینه‌های سرمایه‌ای، عملیاتی و نیاز به سلولی را کاهش می‌دهد.</w:t>
+              <w:t>نصب آسان دروازه، هزینه‌های سرمایه‌ای، عملیاتی و نیاز به شبکه سلولی را کاهش می‌دهد.</w:t>
             </w:r>
           </w:p>
         </w:tc>
@@ -1750,18 +1832,21 @@
       <w:tr>
         <w:tc>
           <w:tcPr>
-            <w:tcW w:type="dxa" w:w="1606"/>
+            <w:tcW w:type="dxa" w:w="2357"/>
             <w:bidiVisual/>
+            <w:vAlign w:val="center"/>
           </w:tcPr>
           <w:p>
             <w:pPr>
               <w:bidi w:val="1"/>
-              <w:jc w:val="right"/>
+              <w:jc w:val="center"/>
+              <w:bidi w:val="1"/>
             </w:pPr>
             <w:r>
               <w:rPr>
                 <w:rFonts w:ascii="B Nazanin" w:hAnsi="B Nazanin"/>
-                <w:sz w:val="18"/>
+                <w:b w:val="0"/>
+                <w:sz w:val="22"/>
               </w:rPr>
               <w:t>14</w:t>
             </w:r>
@@ -1769,100 +1854,96 @@
         </w:tc>
         <w:tc>
           <w:tcPr>
-            <w:tcW w:type="dxa" w:w="1606"/>
+            <w:tcW w:type="dxa" w:w="2357"/>
+            <w:vMerge/>
+          </w:tcPr>
+          <w:p/>
+        </w:tc>
+        <w:tc>
+          <w:tcPr>
+            <w:tcW w:type="dxa" w:w="2357"/>
             <w:bidiVisual/>
+            <w:vAlign w:val="center"/>
           </w:tcPr>
           <w:p>
             <w:pPr>
               <w:bidi w:val="1"/>
               <w:jc w:val="right"/>
+              <w:bidi w:val="1"/>
             </w:pPr>
             <w:r>
               <w:rPr>
                 <w:rFonts w:ascii="B Nazanin" w:hAnsi="B Nazanin"/>
-                <w:sz w:val="18"/>
+                <w:b w:val="0"/>
+                <w:sz w:val="22"/>
               </w:rPr>
-              <w:t>5. نصب دروازه (Gateway) یا نقطه دسترسی اینترنت در محل چقدر آسان است؟</w:t>
-              <w:br/>
-              <w:t>(Q05: How easy is it to install a gateway or internet access point on site?)</w:t>
+              <w:t>با محدودیت</w:t>
             </w:r>
           </w:p>
         </w:tc>
         <w:tc>
           <w:tcPr>
-            <w:tcW w:type="dxa" w:w="1606"/>
+            <w:tcW w:type="dxa" w:w="2357"/>
             <w:bidiVisual/>
+            <w:vAlign w:val="center"/>
           </w:tcPr>
           <w:p>
             <w:pPr>
               <w:bidi w:val="1"/>
               <w:jc w:val="right"/>
+              <w:bidi w:val="1"/>
             </w:pPr>
             <w:r>
               <w:rPr>
                 <w:rFonts w:ascii="B Nazanin" w:hAnsi="B Nazanin"/>
-                <w:sz w:val="18"/>
+                <w:b w:val="0"/>
+                <w:sz w:val="22"/>
               </w:rPr>
-              <w:t>با محدودیت</w:t>
-              <w:br/>
-              <w:t>(Q05_B: With limitations)</w:t>
+              <w:t>1. هزینه سرمایه‌ای سخت‌افزار</w:t>
             </w:r>
           </w:p>
         </w:tc>
         <w:tc>
           <w:tcPr>
-            <w:tcW w:type="dxa" w:w="1606"/>
+            <w:tcW w:type="dxa" w:w="2357"/>
             <w:bidiVisual/>
+            <w:vAlign w:val="center"/>
           </w:tcPr>
           <w:p>
             <w:pPr>
               <w:bidi w:val="1"/>
-              <w:jc w:val="right"/>
+              <w:jc w:val="center"/>
+              <w:bidi w:val="1"/>
             </w:pPr>
             <w:r>
               <w:rPr>
                 <w:rFonts w:ascii="B Nazanin" w:hAnsi="B Nazanin"/>
-                <w:sz w:val="18"/>
+                <w:b w:val="0"/>
+                <w:sz w:val="22"/>
               </w:rPr>
-              <w:t>هزینه سرمایه‌ای سخت‌افزار (Hardware CAPEX)</w:t>
+              <w:t>1. +1</w:t>
             </w:r>
           </w:p>
         </w:tc>
         <w:tc>
           <w:tcPr>
-            <w:tcW w:type="dxa" w:w="1606"/>
+            <w:tcW w:type="dxa" w:w="2357"/>
             <w:bidiVisual/>
+            <w:vAlign w:val="center"/>
           </w:tcPr>
           <w:p>
             <w:pPr>
               <w:bidi w:val="1"/>
               <w:jc w:val="right"/>
+              <w:bidi w:val="1"/>
             </w:pPr>
             <w:r>
               <w:rPr>
                 <w:rFonts w:ascii="B Nazanin" w:hAnsi="B Nazanin"/>
-                <w:sz w:val="18"/>
+                <w:b w:val="0"/>
+                <w:sz w:val="22"/>
               </w:rPr>
-              <w:t>+1</w:t>
-            </w:r>
-          </w:p>
-        </w:tc>
-        <w:tc>
-          <w:tcPr>
-            <w:tcW w:type="dxa" w:w="1606"/>
-            <w:bidiVisual/>
-          </w:tcPr>
-          <w:p>
-            <w:pPr>
-              <w:bidi w:val="1"/>
-              <w:jc w:val="right"/>
-            </w:pPr>
-            <w:r>
-              <w:rPr>
-                <w:rFonts w:ascii="B Nazanin" w:hAnsi="B Nazanin"/>
-                <w:sz w:val="18"/>
-              </w:rPr>
-              <w:t>محدودیت‌های نصب، هزینه سرمایه‌ای سخت‌افزار را افزایش می‌دهد.</w:t>
+              <w:t>محدودیت در نصب، هزینه سرمایه‌ای سخت‌افزار را افزایش می‌دهد.</w:t>
             </w:r>
           </w:p>
         </w:tc>
@@ -1870,18 +1951,21 @@
       <w:tr>
         <w:tc>
           <w:tcPr>
-            <w:tcW w:type="dxa" w:w="1606"/>
+            <w:tcW w:type="dxa" w:w="2357"/>
             <w:bidiVisual/>
+            <w:vAlign w:val="center"/>
           </w:tcPr>
           <w:p>
             <w:pPr>
               <w:bidi w:val="1"/>
-              <w:jc w:val="right"/>
+              <w:jc w:val="center"/>
+              <w:bidi w:val="1"/>
             </w:pPr>
             <w:r>
               <w:rPr>
                 <w:rFonts w:ascii="B Nazanin" w:hAnsi="B Nazanin"/>
-                <w:sz w:val="18"/>
+                <w:b w:val="0"/>
+                <w:sz w:val="22"/>
               </w:rPr>
               <w:t>15</w:t>
             </w:r>
@@ -1889,108 +1973,104 @@
         </w:tc>
         <w:tc>
           <w:tcPr>
-            <w:tcW w:type="dxa" w:w="1606"/>
+            <w:tcW w:type="dxa" w:w="2357"/>
+            <w:vMerge/>
+          </w:tcPr>
+          <w:p/>
+        </w:tc>
+        <w:tc>
+          <w:tcPr>
+            <w:tcW w:type="dxa" w:w="2357"/>
             <w:bidiVisual/>
+            <w:vAlign w:val="center"/>
           </w:tcPr>
           <w:p>
             <w:pPr>
               <w:bidi w:val="1"/>
               <w:jc w:val="right"/>
+              <w:bidi w:val="1"/>
             </w:pPr>
             <w:r>
               <w:rPr>
                 <w:rFonts w:ascii="B Nazanin" w:hAnsi="B Nazanin"/>
-                <w:sz w:val="18"/>
+                <w:b w:val="0"/>
+                <w:sz w:val="22"/>
               </w:rPr>
-              <w:t>5. نصب دروازه (Gateway) یا نقطه دسترسی اینترنت در محل چقدر آسان است؟</w:t>
-              <w:br/>
-              <w:t>(Q05: How easy is it to install a gateway or internet access point on site?)</w:t>
+              <w:t>بسیار دشوار</w:t>
             </w:r>
           </w:p>
         </w:tc>
         <w:tc>
           <w:tcPr>
-            <w:tcW w:type="dxa" w:w="1606"/>
+            <w:tcW w:type="dxa" w:w="2357"/>
             <w:bidiVisual/>
+            <w:vAlign w:val="center"/>
           </w:tcPr>
           <w:p>
             <w:pPr>
               <w:bidi w:val="1"/>
               <w:jc w:val="right"/>
+              <w:bidi w:val="1"/>
             </w:pPr>
             <w:r>
               <w:rPr>
                 <w:rFonts w:ascii="B Nazanin" w:hAnsi="B Nazanin"/>
-                <w:sz w:val="18"/>
+                <w:b w:val="0"/>
+                <w:sz w:val="22"/>
               </w:rPr>
-              <w:t>بسیار دشوار</w:t>
+              <w:t>1. هزینه سرمایه‌ای سخت‌افزار</w:t>
               <w:br/>
-              <w:t>(Q05_C: Very difficult)</w:t>
+              <w:t>2. هزینه عملیاتی سالانه اتصال</w:t>
+              <w:br/>
+              <w:t>3. پشتیبانی شبکه سلولی</w:t>
             </w:r>
           </w:p>
         </w:tc>
         <w:tc>
           <w:tcPr>
-            <w:tcW w:type="dxa" w:w="1606"/>
+            <w:tcW w:type="dxa" w:w="2357"/>
             <w:bidiVisual/>
+            <w:vAlign w:val="center"/>
           </w:tcPr>
           <w:p>
             <w:pPr>
               <w:bidi w:val="1"/>
-              <w:jc w:val="right"/>
+              <w:jc w:val="center"/>
+              <w:bidi w:val="1"/>
             </w:pPr>
             <w:r>
               <w:rPr>
                 <w:rFonts w:ascii="B Nazanin" w:hAnsi="B Nazanin"/>
-                <w:sz w:val="18"/>
+                <w:b w:val="0"/>
+                <w:sz w:val="22"/>
               </w:rPr>
-              <w:t>هزینه سرمایه‌ای سخت‌افزار (Hardware CAPEX)</w:t>
+              <w:t>1. +1</w:t>
               <w:br/>
-              <w:t>هزینه عملیاتی سالانه اتصال (Annual Connectivity OPEX)</w:t>
+              <w:t>2. +1</w:t>
               <w:br/>
-              <w:t>پشتیبانی شبکه سلولی</w:t>
+              <w:t>3. +1</w:t>
             </w:r>
           </w:p>
         </w:tc>
         <w:tc>
           <w:tcPr>
-            <w:tcW w:type="dxa" w:w="1606"/>
+            <w:tcW w:type="dxa" w:w="2357"/>
             <w:bidiVisual/>
+            <w:vAlign w:val="center"/>
           </w:tcPr>
           <w:p>
             <w:pPr>
               <w:bidi w:val="1"/>
               <w:jc w:val="right"/>
+              <w:bidi w:val="1"/>
             </w:pPr>
             <w:r>
               <w:rPr>
                 <w:rFonts w:ascii="B Nazanin" w:hAnsi="B Nazanin"/>
-                <w:sz w:val="18"/>
+                <w:b w:val="0"/>
+                <w:sz w:val="22"/>
               </w:rPr>
-              <w:t>+1</w:t>
-              <w:br/>
-              <w:t>+1</w:t>
-              <w:br/>
-              <w:t>+1</w:t>
-            </w:r>
-          </w:p>
-        </w:tc>
-        <w:tc>
-          <w:tcPr>
-            <w:tcW w:type="dxa" w:w="1606"/>
-            <w:bidiVisual/>
-          </w:tcPr>
-          <w:p>
-            <w:pPr>
-              <w:bidi w:val="1"/>
-              <w:jc w:val="right"/>
-            </w:pPr>
-            <w:r>
-              <w:rPr>
-                <w:rFonts w:ascii="B Nazanin" w:hAnsi="B Nazanin"/>
-                <w:sz w:val="18"/>
-              </w:rPr>
-              <w:t>نصب دشوار، هزینه‌ها و وابستگی به راهکارهای سلولی/جایگزین را برجسته می‌کند.</w:t>
+              <w:t>نصب دشوار، هزینه‌ها و وابستگی به راهکارهای جایگزین را برجسته می‌کند.</w:t>
             </w:r>
           </w:p>
         </w:tc>
@@ -1998,18 +2078,21 @@
       <w:tr>
         <w:tc>
           <w:tcPr>
-            <w:tcW w:type="dxa" w:w="1606"/>
+            <w:tcW w:type="dxa" w:w="2357"/>
             <w:bidiVisual/>
+            <w:vAlign w:val="center"/>
           </w:tcPr>
           <w:p>
             <w:pPr>
               <w:bidi w:val="1"/>
-              <w:jc w:val="right"/>
+              <w:jc w:val="center"/>
+              <w:bidi w:val="1"/>
             </w:pPr>
             <w:r>
               <w:rPr>
                 <w:rFonts w:ascii="B Nazanin" w:hAnsi="B Nazanin"/>
-                <w:sz w:val="18"/>
+                <w:b w:val="0"/>
+                <w:sz w:val="22"/>
               </w:rPr>
               <w:t>16</w:t>
             </w:r>
@@ -2017,100 +2100,112 @@
         </w:tc>
         <w:tc>
           <w:tcPr>
-            <w:tcW w:type="dxa" w:w="1606"/>
+            <w:tcW w:type="dxa" w:w="2357"/>
             <w:bidiVisual/>
+            <w:vMerge w:val="restart"/>
+            <w:vAlign w:val="center"/>
           </w:tcPr>
           <w:p>
             <w:pPr>
               <w:bidi w:val="1"/>
-              <w:jc w:val="right"/>
+              <w:jc w:val="center"/>
+              <w:bidi w:val="1"/>
             </w:pPr>
             <w:r>
               <w:rPr>
                 <w:rFonts w:ascii="B Nazanin" w:hAnsi="B Nazanin"/>
-                <w:sz w:val="18"/>
+                <w:b w:val="0"/>
+                <w:sz w:val="22"/>
               </w:rPr>
               <w:t>6. پوشش شبکه سلولی در محل پروژه چگونه است؟</w:t>
-              <w:br/>
-              <w:t>(Q06: What is the cellular network availability at the project site?)</w:t>
             </w:r>
           </w:p>
         </w:tc>
         <w:tc>
           <w:tcPr>
-            <w:tcW w:type="dxa" w:w="1606"/>
+            <w:tcW w:type="dxa" w:w="2357"/>
             <w:bidiVisual/>
+            <w:vAlign w:val="center"/>
           </w:tcPr>
           <w:p>
             <w:pPr>
               <w:bidi w:val="1"/>
               <w:jc w:val="right"/>
+              <w:bidi w:val="1"/>
             </w:pPr>
             <w:r>
               <w:rPr>
                 <w:rFonts w:ascii="B Nazanin" w:hAnsi="B Nazanin"/>
-                <w:sz w:val="18"/>
+                <w:b w:val="0"/>
+                <w:sz w:val="22"/>
               </w:rPr>
               <w:t>پوشش خوب و استفاده مجاز</w:t>
-              <w:br/>
-              <w:t>(Q06_A: Good coverage and allowed usage)</w:t>
             </w:r>
           </w:p>
         </w:tc>
         <w:tc>
           <w:tcPr>
-            <w:tcW w:type="dxa" w:w="1606"/>
+            <w:tcW w:type="dxa" w:w="2357"/>
             <w:bidiVisual/>
+            <w:vAlign w:val="center"/>
           </w:tcPr>
           <w:p>
             <w:pPr>
               <w:bidi w:val="1"/>
               <w:jc w:val="right"/>
+              <w:bidi w:val="1"/>
             </w:pPr>
             <w:r>
               <w:rPr>
                 <w:rFonts w:ascii="B Nazanin" w:hAnsi="B Nazanin"/>
-                <w:sz w:val="18"/>
+                <w:b w:val="0"/>
+                <w:sz w:val="22"/>
               </w:rPr>
-              <w:t>پشتیبانی شبکه سلولی</w:t>
+              <w:t>1. پشتیبانی شبکه سلولی</w:t>
             </w:r>
           </w:p>
         </w:tc>
         <w:tc>
           <w:tcPr>
-            <w:tcW w:type="dxa" w:w="1606"/>
+            <w:tcW w:type="dxa" w:w="2357"/>
             <w:bidiVisual/>
+            <w:vAlign w:val="center"/>
           </w:tcPr>
           <w:p>
             <w:pPr>
               <w:bidi w:val="1"/>
-              <w:jc w:val="right"/>
+              <w:jc w:val="center"/>
+              <w:bidi w:val="1"/>
             </w:pPr>
             <w:r>
               <w:rPr>
                 <w:rFonts w:ascii="B Nazanin" w:hAnsi="B Nazanin"/>
-                <w:sz w:val="18"/>
+                <w:b w:val="0"/>
+                <w:sz w:val="22"/>
               </w:rPr>
-              <w:t>-1</w:t>
+              <w:t>1. -1</w:t>
             </w:r>
           </w:p>
         </w:tc>
         <w:tc>
           <w:tcPr>
-            <w:tcW w:type="dxa" w:w="1606"/>
+            <w:tcW w:type="dxa" w:w="2357"/>
             <w:bidiVisual/>
+            <w:vAlign w:val="center"/>
           </w:tcPr>
           <w:p>
             <w:pPr>
               <w:bidi w:val="1"/>
               <w:jc w:val="right"/>
+              <w:bidi w:val="1"/>
             </w:pPr>
             <w:r>
               <w:rPr>
                 <w:rFonts w:ascii="B Nazanin" w:hAnsi="B Nazanin"/>
-                <w:sz w:val="18"/>
+                <w:b w:val="0"/>
+                <w:sz w:val="22"/>
               </w:rPr>
-              <w:t>پوشش سلولی مناسب، اهمیت معیار پشتیبانی سلولی را کاهش می‌دهد (گزینه‌های جایگزین کافی‌اند).</w:t>
+              <w:t>پوشش سلولی مناسب است؛ اهمیت معیار پشتیبانی سلولی کاهش می‌یابد.</w:t>
             </w:r>
           </w:p>
         </w:tc>
@@ -2118,18 +2213,21 @@
       <w:tr>
         <w:tc>
           <w:tcPr>
-            <w:tcW w:type="dxa" w:w="1606"/>
+            <w:tcW w:type="dxa" w:w="2357"/>
             <w:bidiVisual/>
+            <w:vAlign w:val="center"/>
           </w:tcPr>
           <w:p>
             <w:pPr>
               <w:bidi w:val="1"/>
-              <w:jc w:val="right"/>
+              <w:jc w:val="center"/>
+              <w:bidi w:val="1"/>
             </w:pPr>
             <w:r>
               <w:rPr>
                 <w:rFonts w:ascii="B Nazanin" w:hAnsi="B Nazanin"/>
-                <w:sz w:val="18"/>
+                <w:b w:val="0"/>
+                <w:sz w:val="22"/>
               </w:rPr>
               <w:t>17</w:t>
             </w:r>
@@ -2137,98 +2235,94 @@
         </w:tc>
         <w:tc>
           <w:tcPr>
-            <w:tcW w:type="dxa" w:w="1606"/>
+            <w:tcW w:type="dxa" w:w="2357"/>
+            <w:vMerge/>
+          </w:tcPr>
+          <w:p/>
+        </w:tc>
+        <w:tc>
+          <w:tcPr>
+            <w:tcW w:type="dxa" w:w="2357"/>
             <w:bidiVisual/>
+            <w:vAlign w:val="center"/>
           </w:tcPr>
           <w:p>
             <w:pPr>
               <w:bidi w:val="1"/>
               <w:jc w:val="right"/>
+              <w:bidi w:val="1"/>
             </w:pPr>
             <w:r>
               <w:rPr>
                 <w:rFonts w:ascii="B Nazanin" w:hAnsi="B Nazanin"/>
-                <w:sz w:val="18"/>
+                <w:b w:val="0"/>
+                <w:sz w:val="22"/>
               </w:rPr>
-              <w:t>6. پوشش شبکه سلولی در محل پروژه چگونه است؟</w:t>
-              <w:br/>
-              <w:t>(Q06: What is the cellular network availability at the project site?)</w:t>
+              <w:t>پوشش متوسط یا محدودیت جزئی</w:t>
             </w:r>
           </w:p>
         </w:tc>
         <w:tc>
           <w:tcPr>
-            <w:tcW w:type="dxa" w:w="1606"/>
+            <w:tcW w:type="dxa" w:w="2357"/>
             <w:bidiVisual/>
+            <w:vAlign w:val="center"/>
           </w:tcPr>
           <w:p>
             <w:pPr>
               <w:bidi w:val="1"/>
               <w:jc w:val="right"/>
+              <w:bidi w:val="1"/>
             </w:pPr>
             <w:r>
               <w:rPr>
                 <w:rFonts w:ascii="B Nazanin" w:hAnsi="B Nazanin"/>
-                <w:sz w:val="18"/>
+                <w:b w:val="0"/>
+                <w:sz w:val="22"/>
               </w:rPr>
-              <w:t>پوشش متوسط یا محدودیت‌های جزئی</w:t>
-              <w:br/>
-              <w:t>(Q06_B: Moderate coverage or minor restrictions)</w:t>
+              <w:t>1. پشتیبانی شبکه سلولی</w:t>
             </w:r>
           </w:p>
         </w:tc>
         <w:tc>
           <w:tcPr>
-            <w:tcW w:type="dxa" w:w="1606"/>
+            <w:tcW w:type="dxa" w:w="2357"/>
             <w:bidiVisual/>
+            <w:vAlign w:val="center"/>
           </w:tcPr>
           <w:p>
             <w:pPr>
               <w:bidi w:val="1"/>
-              <w:jc w:val="right"/>
+              <w:jc w:val="center"/>
+              <w:bidi w:val="1"/>
             </w:pPr>
             <w:r>
               <w:rPr>
                 <w:rFonts w:ascii="B Nazanin" w:hAnsi="B Nazanin"/>
-                <w:sz w:val="18"/>
+                <w:b w:val="0"/>
+                <w:sz w:val="22"/>
               </w:rPr>
-              <w:t>پشتیبانی شبکه سلولی</w:t>
+              <w:t>1. +1</w:t>
             </w:r>
           </w:p>
         </w:tc>
         <w:tc>
           <w:tcPr>
-            <w:tcW w:type="dxa" w:w="1606"/>
+            <w:tcW w:type="dxa" w:w="2357"/>
             <w:bidiVisual/>
+            <w:vAlign w:val="center"/>
           </w:tcPr>
           <w:p>
             <w:pPr>
               <w:bidi w:val="1"/>
               <w:jc w:val="right"/>
+              <w:bidi w:val="1"/>
             </w:pPr>
             <w:r>
               <w:rPr>
                 <w:rFonts w:ascii="B Nazanin" w:hAnsi="B Nazanin"/>
-                <w:sz w:val="18"/>
-              </w:rPr>
-              <w:t>+1</w:t>
-            </w:r>
-          </w:p>
-        </w:tc>
-        <w:tc>
-          <w:tcPr>
-            <w:tcW w:type="dxa" w:w="1606"/>
-            <w:bidiVisual/>
-          </w:tcPr>
-          <w:p>
-            <w:pPr>
-              <w:bidi w:val="1"/>
-              <w:jc w:val="right"/>
-            </w:pPr>
-            <w:r>
-              <w:rPr>
-                <w:rFonts w:ascii="B Nazanin" w:hAnsi="B Nazanin"/>
-                <w:sz w:val="18"/>
+                <w:b w:val="0"/>
+                <w:sz w:val="22"/>
               </w:rPr>
               <w:t>پوشش متوسط، نیاز به ارزیابی دقیق‌تر فناوری‌های سلولی را افزایش می‌دهد.</w:t>
             </w:r>
@@ -2238,18 +2332,21 @@
       <w:tr>
         <w:tc>
           <w:tcPr>
-            <w:tcW w:type="dxa" w:w="1606"/>
+            <w:tcW w:type="dxa" w:w="2357"/>
             <w:bidiVisual/>
+            <w:vAlign w:val="center"/>
           </w:tcPr>
           <w:p>
             <w:pPr>
               <w:bidi w:val="1"/>
-              <w:jc w:val="right"/>
+              <w:jc w:val="center"/>
+              <w:bidi w:val="1"/>
             </w:pPr>
             <w:r>
               <w:rPr>
                 <w:rFonts w:ascii="B Nazanin" w:hAnsi="B Nazanin"/>
-                <w:sz w:val="18"/>
+                <w:b w:val="0"/>
+                <w:sz w:val="22"/>
               </w:rPr>
               <w:t>18</w:t>
             </w:r>
@@ -2257,100 +2354,96 @@
         </w:tc>
         <w:tc>
           <w:tcPr>
-            <w:tcW w:type="dxa" w:w="1606"/>
+            <w:tcW w:type="dxa" w:w="2357"/>
+            <w:vMerge/>
+          </w:tcPr>
+          <w:p/>
+        </w:tc>
+        <w:tc>
+          <w:tcPr>
+            <w:tcW w:type="dxa" w:w="2357"/>
             <w:bidiVisual/>
+            <w:vAlign w:val="center"/>
           </w:tcPr>
           <w:p>
             <w:pPr>
               <w:bidi w:val="1"/>
               <w:jc w:val="right"/>
+              <w:bidi w:val="1"/>
             </w:pPr>
             <w:r>
               <w:rPr>
                 <w:rFonts w:ascii="B Nazanin" w:hAnsi="B Nazanin"/>
-                <w:sz w:val="18"/>
+                <w:b w:val="0"/>
+                <w:sz w:val="22"/>
               </w:rPr>
-              <w:t>6. پوشش شبکه سلولی در محل پروژه چگونه است؟</w:t>
-              <w:br/>
-              <w:t>(Q06: What is the cellular network availability at the project site?)</w:t>
+              <w:t>پوشش ضعیف یا عدم امکان استفاده از سلولی</w:t>
             </w:r>
           </w:p>
         </w:tc>
         <w:tc>
           <w:tcPr>
-            <w:tcW w:type="dxa" w:w="1606"/>
+            <w:tcW w:type="dxa" w:w="2357"/>
             <w:bidiVisual/>
+            <w:vAlign w:val="center"/>
           </w:tcPr>
           <w:p>
             <w:pPr>
               <w:bidi w:val="1"/>
               <w:jc w:val="right"/>
+              <w:bidi w:val="1"/>
             </w:pPr>
             <w:r>
               <w:rPr>
                 <w:rFonts w:ascii="B Nazanin" w:hAnsi="B Nazanin"/>
-                <w:sz w:val="18"/>
+                <w:b w:val="0"/>
+                <w:sz w:val="22"/>
               </w:rPr>
-              <w:t>پوشش ضعیف یا عدم امکان استفاده از سلولی</w:t>
-              <w:br/>
-              <w:t>(Q06_C: Poor coverage or cellular not possible)</w:t>
+              <w:t>1. پشتیبانی شبکه سلولی</w:t>
             </w:r>
           </w:p>
         </w:tc>
         <w:tc>
           <w:tcPr>
-            <w:tcW w:type="dxa" w:w="1606"/>
+            <w:tcW w:type="dxa" w:w="2357"/>
             <w:bidiVisual/>
+            <w:vAlign w:val="center"/>
           </w:tcPr>
           <w:p>
             <w:pPr>
               <w:bidi w:val="1"/>
-              <w:jc w:val="right"/>
+              <w:jc w:val="center"/>
+              <w:bidi w:val="1"/>
             </w:pPr>
             <w:r>
               <w:rPr>
                 <w:rFonts w:ascii="B Nazanin" w:hAnsi="B Nazanin"/>
-                <w:sz w:val="18"/>
+                <w:b w:val="0"/>
+                <w:sz w:val="22"/>
               </w:rPr>
-              <w:t>پشتیبانی شبکه سلولی</w:t>
+              <w:t>1. -1</w:t>
             </w:r>
           </w:p>
         </w:tc>
         <w:tc>
           <w:tcPr>
-            <w:tcW w:type="dxa" w:w="1606"/>
+            <w:tcW w:type="dxa" w:w="2357"/>
             <w:bidiVisual/>
+            <w:vAlign w:val="center"/>
           </w:tcPr>
           <w:p>
             <w:pPr>
               <w:bidi w:val="1"/>
               <w:jc w:val="right"/>
+              <w:bidi w:val="1"/>
             </w:pPr>
             <w:r>
               <w:rPr>
                 <w:rFonts w:ascii="B Nazanin" w:hAnsi="B Nazanin"/>
-                <w:sz w:val="18"/>
+                <w:b w:val="0"/>
+                <w:sz w:val="22"/>
               </w:rPr>
-              <w:t>-1</w:t>
-            </w:r>
-          </w:p>
-        </w:tc>
-        <w:tc>
-          <w:tcPr>
-            <w:tcW w:type="dxa" w:w="1606"/>
-            <w:bidiVisual/>
-          </w:tcPr>
-          <w:p>
-            <w:pPr>
-              <w:bidi w:val="1"/>
-              <w:jc w:val="right"/>
-            </w:pPr>
-            <w:r>
-              <w:rPr>
-                <w:rFonts w:ascii="B Nazanin" w:hAnsi="B Nazanin"/>
-                <w:sz w:val="18"/>
-              </w:rPr>
-              <w:t>پوشش ضعیف، فناوری‌های غیرسلولی یا زیرساخت اختصاصی اهمیت بیشتری می‌یابند؛ وزن پشتیبانی سلولی تعدیل می‌شود.</w:t>
+              <w:t>پوشش ضعیف است؛ فناوری‌های غیرسلولی یا زیرساخت اختصاصی اهمیت بیشتری می‌یابند.</w:t>
             </w:r>
           </w:p>
         </w:tc>
@@ -2358,18 +2451,21 @@
       <w:tr>
         <w:tc>
           <w:tcPr>
-            <w:tcW w:type="dxa" w:w="1606"/>
+            <w:tcW w:type="dxa" w:w="2357"/>
             <w:bidiVisual/>
+            <w:vAlign w:val="center"/>
           </w:tcPr>
           <w:p>
             <w:pPr>
               <w:bidi w:val="1"/>
-              <w:jc w:val="right"/>
+              <w:jc w:val="center"/>
+              <w:bidi w:val="1"/>
             </w:pPr>
             <w:r>
               <w:rPr>
                 <w:rFonts w:ascii="B Nazanin" w:hAnsi="B Nazanin"/>
-                <w:sz w:val="18"/>
+                <w:b w:val="0"/>
+                <w:sz w:val="22"/>
               </w:rPr>
               <w:t>19</w:t>
             </w:r>
@@ -2377,98 +2473,110 @@
         </w:tc>
         <w:tc>
           <w:tcPr>
-            <w:tcW w:type="dxa" w:w="1606"/>
+            <w:tcW w:type="dxa" w:w="2357"/>
             <w:bidiVisual/>
+            <w:vMerge w:val="restart"/>
+            <w:vAlign w:val="center"/>
           </w:tcPr>
           <w:p>
             <w:pPr>
               <w:bidi w:val="1"/>
-              <w:jc w:val="right"/>
+              <w:jc w:val="center"/>
+              <w:bidi w:val="1"/>
             </w:pPr>
             <w:r>
               <w:rPr>
                 <w:rFonts w:ascii="B Nazanin" w:hAnsi="B Nazanin"/>
-                <w:sz w:val="18"/>
+                <w:b w:val="0"/>
+                <w:sz w:val="22"/>
               </w:rPr>
               <w:t>7. چند گره حسگر مستقر خواهد شد؟</w:t>
-              <w:br/>
-              <w:t>(Q07: How many sensor nodes will be deployed?)</w:t>
             </w:r>
           </w:p>
         </w:tc>
         <w:tc>
           <w:tcPr>
-            <w:tcW w:type="dxa" w:w="1606"/>
+            <w:tcW w:type="dxa" w:w="2357"/>
             <w:bidiVisual/>
+            <w:vAlign w:val="center"/>
           </w:tcPr>
           <w:p>
             <w:pPr>
               <w:bidi w:val="1"/>
               <w:jc w:val="right"/>
+              <w:bidi w:val="1"/>
             </w:pPr>
             <w:r>
               <w:rPr>
                 <w:rFonts w:ascii="B Nazanin" w:hAnsi="B Nazanin"/>
-                <w:sz w:val="18"/>
+                <w:b w:val="0"/>
+                <w:sz w:val="22"/>
               </w:rPr>
-              <w:t>کم – ۱ تا ۱۰ گره</w:t>
-              <w:br/>
-              <w:t>(Q07_A: Low – 1 to 10 nodes)</w:t>
+              <w:t>کم (۱ تا ۱۰ گره)</w:t>
             </w:r>
           </w:p>
         </w:tc>
         <w:tc>
           <w:tcPr>
-            <w:tcW w:type="dxa" w:w="1606"/>
+            <w:tcW w:type="dxa" w:w="2357"/>
             <w:bidiVisual/>
+            <w:vAlign w:val="center"/>
           </w:tcPr>
           <w:p>
             <w:pPr>
               <w:bidi w:val="1"/>
               <w:jc w:val="right"/>
+              <w:bidi w:val="1"/>
             </w:pPr>
             <w:r>
               <w:rPr>
                 <w:rFonts w:ascii="B Nazanin" w:hAnsi="B Nazanin"/>
-                <w:sz w:val="18"/>
+                <w:b w:val="0"/>
+                <w:sz w:val="22"/>
               </w:rPr>
-              <w:t>هزینه سرمایه‌ای سخت‌افزار (Hardware CAPEX)</w:t>
+              <w:t>1. هزینه سرمایه‌ای سخت‌افزار</w:t>
             </w:r>
           </w:p>
         </w:tc>
         <w:tc>
           <w:tcPr>
-            <w:tcW w:type="dxa" w:w="1606"/>
+            <w:tcW w:type="dxa" w:w="2357"/>
             <w:bidiVisual/>
+            <w:vAlign w:val="center"/>
           </w:tcPr>
           <w:p>
             <w:pPr>
               <w:bidi w:val="1"/>
-              <w:jc w:val="right"/>
+              <w:jc w:val="center"/>
+              <w:bidi w:val="1"/>
             </w:pPr>
             <w:r>
               <w:rPr>
                 <w:rFonts w:ascii="B Nazanin" w:hAnsi="B Nazanin"/>
-                <w:sz w:val="18"/>
+                <w:b w:val="0"/>
+                <w:sz w:val="22"/>
               </w:rPr>
-              <w:t>-1</w:t>
+              <w:t>1. -1</w:t>
             </w:r>
           </w:p>
         </w:tc>
         <w:tc>
           <w:tcPr>
-            <w:tcW w:type="dxa" w:w="1606"/>
+            <w:tcW w:type="dxa" w:w="2357"/>
             <w:bidiVisual/>
+            <w:vAlign w:val="center"/>
           </w:tcPr>
           <w:p>
             <w:pPr>
               <w:bidi w:val="1"/>
               <w:jc w:val="right"/>
+              <w:bidi w:val="1"/>
             </w:pPr>
             <w:r>
               <w:rPr>
                 <w:rFonts w:ascii="B Nazanin" w:hAnsi="B Nazanin"/>
-                <w:sz w:val="18"/>
+                <w:b w:val="0"/>
+                <w:sz w:val="22"/>
               </w:rPr>
               <w:t>تعداد کم گره، هزینه سرمایه‌ای کل را کاهش می‌دهد.</w:t>
             </w:r>
@@ -2478,18 +2586,21 @@
       <w:tr>
         <w:tc>
           <w:tcPr>
-            <w:tcW w:type="dxa" w:w="1606"/>
+            <w:tcW w:type="dxa" w:w="2357"/>
             <w:bidiVisual/>
+            <w:vAlign w:val="center"/>
           </w:tcPr>
           <w:p>
             <w:pPr>
               <w:bidi w:val="1"/>
-              <w:jc w:val="right"/>
+              <w:jc w:val="center"/>
+              <w:bidi w:val="1"/>
             </w:pPr>
             <w:r>
               <w:rPr>
                 <w:rFonts w:ascii="B Nazanin" w:hAnsi="B Nazanin"/>
-                <w:sz w:val="18"/>
+                <w:b w:val="0"/>
+                <w:sz w:val="22"/>
               </w:rPr>
               <w:t>20</w:t>
             </w:r>
@@ -2497,60 +2608,50 @@
         </w:tc>
         <w:tc>
           <w:tcPr>
-            <w:tcW w:type="dxa" w:w="1606"/>
+            <w:tcW w:type="dxa" w:w="2357"/>
+            <w:vMerge/>
+          </w:tcPr>
+          <w:p/>
+        </w:tc>
+        <w:tc>
+          <w:tcPr>
+            <w:tcW w:type="dxa" w:w="2357"/>
             <w:bidiVisual/>
+            <w:vAlign w:val="center"/>
           </w:tcPr>
           <w:p>
             <w:pPr>
               <w:bidi w:val="1"/>
               <w:jc w:val="right"/>
+              <w:bidi w:val="1"/>
             </w:pPr>
             <w:r>
               <w:rPr>
                 <w:rFonts w:ascii="B Nazanin" w:hAnsi="B Nazanin"/>
-                <w:sz w:val="18"/>
+                <w:b w:val="0"/>
+                <w:sz w:val="22"/>
               </w:rPr>
-              <w:t>7. چند گره حسگر مستقر خواهد شد؟</w:t>
-              <w:br/>
-              <w:t>(Q07: How many sensor nodes will be deployed?)</w:t>
+              <w:t>متوسط (۱۱ تا ۱۰۰ گره)</w:t>
             </w:r>
           </w:p>
         </w:tc>
         <w:tc>
           <w:tcPr>
-            <w:tcW w:type="dxa" w:w="1606"/>
+            <w:tcW w:type="dxa" w:w="2357"/>
             <w:bidiVisual/>
+            <w:vAlign w:val="center"/>
           </w:tcPr>
           <w:p>
             <w:pPr>
               <w:bidi w:val="1"/>
               <w:jc w:val="right"/>
+              <w:bidi w:val="1"/>
             </w:pPr>
             <w:r>
               <w:rPr>
                 <w:rFonts w:ascii="B Nazanin" w:hAnsi="B Nazanin"/>
-                <w:sz w:val="18"/>
-              </w:rPr>
-              <w:t>متوسط – ۱۱ تا ۱۰۰ گره</w:t>
-              <w:br/>
-              <w:t>(Q07_B: Medium – 11 to 100 nodes)</w:t>
-            </w:r>
-          </w:p>
-        </w:tc>
-        <w:tc>
-          <w:tcPr>
-            <w:tcW w:type="dxa" w:w="1606"/>
-            <w:bidiVisual/>
-          </w:tcPr>
-          <w:p>
-            <w:pPr>
-              <w:bidi w:val="1"/>
-              <w:jc w:val="right"/>
-            </w:pPr>
-            <w:r>
-              <w:rPr>
-                <w:rFonts w:ascii="B Nazanin" w:hAnsi="B Nazanin"/>
-                <w:sz w:val="18"/>
+                <w:b w:val="0"/>
+                <w:sz w:val="22"/>
               </w:rPr>
               <w:t>—</w:t>
             </w:r>
@@ -2558,18 +2659,21 @@
         </w:tc>
         <w:tc>
           <w:tcPr>
-            <w:tcW w:type="dxa" w:w="1606"/>
+            <w:tcW w:type="dxa" w:w="2357"/>
             <w:bidiVisual/>
+            <w:vAlign w:val="center"/>
           </w:tcPr>
           <w:p>
             <w:pPr>
               <w:bidi w:val="1"/>
-              <w:jc w:val="right"/>
+              <w:jc w:val="center"/>
+              <w:bidi w:val="1"/>
             </w:pPr>
             <w:r>
               <w:rPr>
                 <w:rFonts w:ascii="B Nazanin" w:hAnsi="B Nazanin"/>
-                <w:sz w:val="18"/>
+                <w:b w:val="0"/>
+                <w:sz w:val="22"/>
               </w:rPr>
               <w:t>—</w:t>
             </w:r>
@@ -2577,20 +2681,23 @@
         </w:tc>
         <w:tc>
           <w:tcPr>
-            <w:tcW w:type="dxa" w:w="1606"/>
+            <w:tcW w:type="dxa" w:w="2357"/>
             <w:bidiVisual/>
+            <w:vAlign w:val="center"/>
           </w:tcPr>
           <w:p>
             <w:pPr>
               <w:bidi w:val="1"/>
               <w:jc w:val="right"/>
+              <w:bidi w:val="1"/>
             </w:pPr>
             <w:r>
               <w:rPr>
                 <w:rFonts w:ascii="B Nazanin" w:hAnsi="B Nazanin"/>
-                <w:sz w:val="18"/>
+                <w:b w:val="0"/>
+                <w:sz w:val="22"/>
               </w:rPr>
-              <w:t>مقیاس متوسط، بدون تغییر در امتیاز تعدیل.</w:t>
+              <w:t>مقیاس متوسط است و تغییری در امتیاز تعدیل ایجاد نمی‌کند.</w:t>
             </w:r>
           </w:p>
         </w:tc>
@@ -2598,18 +2705,21 @@
       <w:tr>
         <w:tc>
           <w:tcPr>
-            <w:tcW w:type="dxa" w:w="1606"/>
+            <w:tcW w:type="dxa" w:w="2357"/>
             <w:bidiVisual/>
+            <w:vAlign w:val="center"/>
           </w:tcPr>
           <w:p>
             <w:pPr>
               <w:bidi w:val="1"/>
-              <w:jc w:val="right"/>
+              <w:jc w:val="center"/>
+              <w:bidi w:val="1"/>
             </w:pPr>
             <w:r>
               <w:rPr>
                 <w:rFonts w:ascii="B Nazanin" w:hAnsi="B Nazanin"/>
-                <w:sz w:val="18"/>
+                <w:b w:val="0"/>
+                <w:sz w:val="22"/>
               </w:rPr>
               <w:t>21</w:t>
             </w:r>
@@ -2617,102 +2727,98 @@
         </w:tc>
         <w:tc>
           <w:tcPr>
-            <w:tcW w:type="dxa" w:w="1606"/>
+            <w:tcW w:type="dxa" w:w="2357"/>
+            <w:vMerge/>
+          </w:tcPr>
+          <w:p/>
+        </w:tc>
+        <w:tc>
+          <w:tcPr>
+            <w:tcW w:type="dxa" w:w="2357"/>
             <w:bidiVisual/>
+            <w:vAlign w:val="center"/>
           </w:tcPr>
           <w:p>
             <w:pPr>
               <w:bidi w:val="1"/>
               <w:jc w:val="right"/>
+              <w:bidi w:val="1"/>
             </w:pPr>
             <w:r>
               <w:rPr>
                 <w:rFonts w:ascii="B Nazanin" w:hAnsi="B Nazanin"/>
-                <w:sz w:val="18"/>
+                <w:b w:val="0"/>
+                <w:sz w:val="22"/>
               </w:rPr>
-              <w:t>7. چند گره حسگر مستقر خواهد شد؟</w:t>
-              <w:br/>
-              <w:t>(Q07: How many sensor nodes will be deployed?)</w:t>
+              <w:t>زیاد (بیش از ۱۰۰ گره)</w:t>
             </w:r>
           </w:p>
         </w:tc>
         <w:tc>
           <w:tcPr>
-            <w:tcW w:type="dxa" w:w="1606"/>
+            <w:tcW w:type="dxa" w:w="2357"/>
             <w:bidiVisual/>
+            <w:vAlign w:val="center"/>
           </w:tcPr>
           <w:p>
             <w:pPr>
               <w:bidi w:val="1"/>
               <w:jc w:val="right"/>
+              <w:bidi w:val="1"/>
             </w:pPr>
             <w:r>
               <w:rPr>
                 <w:rFonts w:ascii="B Nazanin" w:hAnsi="B Nazanin"/>
-                <w:sz w:val="18"/>
+                <w:b w:val="0"/>
+                <w:sz w:val="22"/>
               </w:rPr>
-              <w:t>زیاد – بیش از ۱۰۰ گره</w:t>
+              <w:t>1. هزینه سرمایه‌ای سخت‌افزار</w:t>
               <w:br/>
-              <w:t>(Q07_C: High – more than 100 nodes)</w:t>
+              <w:t>2. هزینه عملیاتی سالانه اتصال</w:t>
             </w:r>
           </w:p>
         </w:tc>
         <w:tc>
           <w:tcPr>
-            <w:tcW w:type="dxa" w:w="1606"/>
+            <w:tcW w:type="dxa" w:w="2357"/>
             <w:bidiVisual/>
+            <w:vAlign w:val="center"/>
           </w:tcPr>
           <w:p>
             <w:pPr>
               <w:bidi w:val="1"/>
-              <w:jc w:val="right"/>
+              <w:jc w:val="center"/>
+              <w:bidi w:val="1"/>
             </w:pPr>
             <w:r>
               <w:rPr>
                 <w:rFonts w:ascii="B Nazanin" w:hAnsi="B Nazanin"/>
-                <w:sz w:val="18"/>
+                <w:b w:val="0"/>
+                <w:sz w:val="22"/>
               </w:rPr>
-              <w:t>هزینه سرمایه‌ای سخت‌افزار (Hardware CAPEX)</w:t>
+              <w:t>1. +1</w:t>
               <w:br/>
-              <w:t>هزینه عملیاتی سالانه اتصال (Annual Connectivity OPEX)</w:t>
+              <w:t>2. +1</w:t>
             </w:r>
           </w:p>
         </w:tc>
         <w:tc>
           <w:tcPr>
-            <w:tcW w:type="dxa" w:w="1606"/>
+            <w:tcW w:type="dxa" w:w="2357"/>
             <w:bidiVisual/>
+            <w:vAlign w:val="center"/>
           </w:tcPr>
           <w:p>
             <w:pPr>
               <w:bidi w:val="1"/>
               <w:jc w:val="right"/>
+              <w:bidi w:val="1"/>
             </w:pPr>
             <w:r>
               <w:rPr>
                 <w:rFonts w:ascii="B Nazanin" w:hAnsi="B Nazanin"/>
-                <w:sz w:val="18"/>
-              </w:rPr>
-              <w:t>+1</w:t>
-              <w:br/>
-              <w:t>+1</w:t>
-            </w:r>
-          </w:p>
-        </w:tc>
-        <w:tc>
-          <w:tcPr>
-            <w:tcW w:type="dxa" w:w="1606"/>
-            <w:bidiVisual/>
-          </w:tcPr>
-          <w:p>
-            <w:pPr>
-              <w:bidi w:val="1"/>
-              <w:jc w:val="right"/>
-            </w:pPr>
-            <w:r>
-              <w:rPr>
-                <w:rFonts w:ascii="B Nazanin" w:hAnsi="B Nazanin"/>
-                <w:sz w:val="18"/>
+                <w:b w:val="0"/>
+                <w:sz w:val="22"/>
               </w:rPr>
               <w:t>استقرار گسترده، هزینه سرمایه‌ای و عملیاتی سالانه را برجسته می‌کند.</w:t>
             </w:r>
@@ -2722,18 +2828,21 @@
       <w:tr>
         <w:tc>
           <w:tcPr>
-            <w:tcW w:type="dxa" w:w="1606"/>
+            <w:tcW w:type="dxa" w:w="2357"/>
             <w:bidiVisual/>
+            <w:vAlign w:val="center"/>
           </w:tcPr>
           <w:p>
             <w:pPr>
               <w:bidi w:val="1"/>
-              <w:jc w:val="right"/>
+              <w:jc w:val="center"/>
+              <w:bidi w:val="1"/>
             </w:pPr>
             <w:r>
               <w:rPr>
                 <w:rFonts w:ascii="B Nazanin" w:hAnsi="B Nazanin"/>
-                <w:sz w:val="18"/>
+                <w:b w:val="0"/>
+                <w:sz w:val="22"/>
               </w:rPr>
               <w:t>22</w:t>
             </w:r>
@@ -2741,98 +2850,110 @@
         </w:tc>
         <w:tc>
           <w:tcPr>
-            <w:tcW w:type="dxa" w:w="1606"/>
+            <w:tcW w:type="dxa" w:w="2357"/>
             <w:bidiVisual/>
+            <w:vMerge w:val="restart"/>
+            <w:vAlign w:val="center"/>
           </w:tcPr>
           <w:p>
             <w:pPr>
               <w:bidi w:val="1"/>
-              <w:jc w:val="right"/>
+              <w:jc w:val="center"/>
+              <w:bidi w:val="1"/>
             </w:pPr>
             <w:r>
               <w:rPr>
                 <w:rFonts w:ascii="B Nazanin" w:hAnsi="B Nazanin"/>
-                <w:sz w:val="18"/>
+                <w:b w:val="0"/>
+                <w:sz w:val="22"/>
               </w:rPr>
               <w:t>8. میانگین فاصله بین گره‌های حسگر چقدر است؟</w:t>
-              <w:br/>
-              <w:t>(Q08: What is the average distance between sensor nodes?)</w:t>
             </w:r>
           </w:p>
         </w:tc>
         <w:tc>
           <w:tcPr>
-            <w:tcW w:type="dxa" w:w="1606"/>
+            <w:tcW w:type="dxa" w:w="2357"/>
             <w:bidiVisual/>
+            <w:vAlign w:val="center"/>
           </w:tcPr>
           <w:p>
             <w:pPr>
               <w:bidi w:val="1"/>
               <w:jc w:val="right"/>
+              <w:bidi w:val="1"/>
             </w:pPr>
             <w:r>
               <w:rPr>
                 <w:rFonts w:ascii="B Nazanin" w:hAnsi="B Nazanin"/>
-                <w:sz w:val="18"/>
+                <w:b w:val="0"/>
+                <w:sz w:val="22"/>
               </w:rPr>
               <w:t>کمتر از ۵۰ متر</w:t>
-              <w:br/>
-              <w:t>(Q08_A: Less than 50 meters)</w:t>
             </w:r>
           </w:p>
         </w:tc>
         <w:tc>
           <w:tcPr>
-            <w:tcW w:type="dxa" w:w="1606"/>
+            <w:tcW w:type="dxa" w:w="2357"/>
             <w:bidiVisual/>
+            <w:vAlign w:val="center"/>
           </w:tcPr>
           <w:p>
             <w:pPr>
               <w:bidi w:val="1"/>
               <w:jc w:val="right"/>
+              <w:bidi w:val="1"/>
             </w:pPr>
             <w:r>
               <w:rPr>
                 <w:rFonts w:ascii="B Nazanin" w:hAnsi="B Nazanin"/>
-                <w:sz w:val="18"/>
+                <w:b w:val="0"/>
+                <w:sz w:val="22"/>
               </w:rPr>
-              <w:t>دامنه انتقال</w:t>
+              <w:t>1. دامنه انتقال</w:t>
             </w:r>
           </w:p>
         </w:tc>
         <w:tc>
           <w:tcPr>
-            <w:tcW w:type="dxa" w:w="1606"/>
+            <w:tcW w:type="dxa" w:w="2357"/>
             <w:bidiVisual/>
+            <w:vAlign w:val="center"/>
           </w:tcPr>
           <w:p>
             <w:pPr>
               <w:bidi w:val="1"/>
-              <w:jc w:val="right"/>
+              <w:jc w:val="center"/>
+              <w:bidi w:val="1"/>
             </w:pPr>
             <w:r>
               <w:rPr>
                 <w:rFonts w:ascii="B Nazanin" w:hAnsi="B Nazanin"/>
-                <w:sz w:val="18"/>
+                <w:b w:val="0"/>
+                <w:sz w:val="22"/>
               </w:rPr>
-              <w:t>-1</w:t>
+              <w:t>1. -1</w:t>
             </w:r>
           </w:p>
         </w:tc>
         <w:tc>
           <w:tcPr>
-            <w:tcW w:type="dxa" w:w="1606"/>
+            <w:tcW w:type="dxa" w:w="2357"/>
             <w:bidiVisual/>
+            <w:vAlign w:val="center"/>
           </w:tcPr>
           <w:p>
             <w:pPr>
               <w:bidi w:val="1"/>
               <w:jc w:val="right"/>
+              <w:bidi w:val="1"/>
             </w:pPr>
             <w:r>
               <w:rPr>
                 <w:rFonts w:ascii="B Nazanin" w:hAnsi="B Nazanin"/>
-                <w:sz w:val="18"/>
+                <w:b w:val="0"/>
+                <w:sz w:val="22"/>
               </w:rPr>
               <w:t>فاصله کوتاه بین گره‌ها، نیاز به دامنه انتقال بلند را کاهش می‌دهد.</w:t>
             </w:r>
@@ -2842,18 +2963,21 @@
       <w:tr>
         <w:tc>
           <w:tcPr>
-            <w:tcW w:type="dxa" w:w="1606"/>
+            <w:tcW w:type="dxa" w:w="2357"/>
             <w:bidiVisual/>
+            <w:vAlign w:val="center"/>
           </w:tcPr>
           <w:p>
             <w:pPr>
               <w:bidi w:val="1"/>
-              <w:jc w:val="right"/>
+              <w:jc w:val="center"/>
+              <w:bidi w:val="1"/>
             </w:pPr>
             <w:r>
               <w:rPr>
                 <w:rFonts w:ascii="B Nazanin" w:hAnsi="B Nazanin"/>
-                <w:sz w:val="18"/>
+                <w:b w:val="0"/>
+                <w:sz w:val="22"/>
               </w:rPr>
               <w:t>23</w:t>
             </w:r>
@@ -2861,60 +2985,50 @@
         </w:tc>
         <w:tc>
           <w:tcPr>
-            <w:tcW w:type="dxa" w:w="1606"/>
+            <w:tcW w:type="dxa" w:w="2357"/>
+            <w:vMerge/>
+          </w:tcPr>
+          <w:p/>
+        </w:tc>
+        <w:tc>
+          <w:tcPr>
+            <w:tcW w:type="dxa" w:w="2357"/>
             <w:bidiVisual/>
+            <w:vAlign w:val="center"/>
           </w:tcPr>
           <w:p>
             <w:pPr>
               <w:bidi w:val="1"/>
               <w:jc w:val="right"/>
+              <w:bidi w:val="1"/>
             </w:pPr>
             <w:r>
               <w:rPr>
                 <w:rFonts w:ascii="B Nazanin" w:hAnsi="B Nazanin"/>
-                <w:sz w:val="18"/>
+                <w:b w:val="0"/>
+                <w:sz w:val="22"/>
               </w:rPr>
-              <w:t>8. میانگین فاصله بین گره‌های حسگر چقدر است؟</w:t>
-              <w:br/>
-              <w:t>(Q08: What is the average distance between sensor nodes?)</w:t>
+              <w:t>۵۰ تا ۵۰۰ متر</w:t>
             </w:r>
           </w:p>
         </w:tc>
         <w:tc>
           <w:tcPr>
-            <w:tcW w:type="dxa" w:w="1606"/>
+            <w:tcW w:type="dxa" w:w="2357"/>
             <w:bidiVisual/>
+            <w:vAlign w:val="center"/>
           </w:tcPr>
           <w:p>
             <w:pPr>
               <w:bidi w:val="1"/>
               <w:jc w:val="right"/>
+              <w:bidi w:val="1"/>
             </w:pPr>
             <w:r>
               <w:rPr>
                 <w:rFonts w:ascii="B Nazanin" w:hAnsi="B Nazanin"/>
-                <w:sz w:val="18"/>
-              </w:rPr>
-              <w:t>۵۰ تا ۵۰۰ متر</w:t>
-              <w:br/>
-              <w:t>(Q08_B: 50 to 500 meters)</w:t>
-            </w:r>
-          </w:p>
-        </w:tc>
-        <w:tc>
-          <w:tcPr>
-            <w:tcW w:type="dxa" w:w="1606"/>
-            <w:bidiVisual/>
-          </w:tcPr>
-          <w:p>
-            <w:pPr>
-              <w:bidi w:val="1"/>
-              <w:jc w:val="right"/>
-            </w:pPr>
-            <w:r>
-              <w:rPr>
-                <w:rFonts w:ascii="B Nazanin" w:hAnsi="B Nazanin"/>
-                <w:sz w:val="18"/>
+                <w:b w:val="0"/>
+                <w:sz w:val="22"/>
               </w:rPr>
               <w:t>—</w:t>
             </w:r>
@@ -2922,18 +3036,21 @@
         </w:tc>
         <w:tc>
           <w:tcPr>
-            <w:tcW w:type="dxa" w:w="1606"/>
+            <w:tcW w:type="dxa" w:w="2357"/>
             <w:bidiVisual/>
+            <w:vAlign w:val="center"/>
           </w:tcPr>
           <w:p>
             <w:pPr>
               <w:bidi w:val="1"/>
-              <w:jc w:val="right"/>
+              <w:jc w:val="center"/>
+              <w:bidi w:val="1"/>
             </w:pPr>
             <w:r>
               <w:rPr>
                 <w:rFonts w:ascii="B Nazanin" w:hAnsi="B Nazanin"/>
-                <w:sz w:val="18"/>
+                <w:b w:val="0"/>
+                <w:sz w:val="22"/>
               </w:rPr>
               <w:t>—</w:t>
             </w:r>
@@ -2941,20 +3058,23 @@
         </w:tc>
         <w:tc>
           <w:tcPr>
-            <w:tcW w:type="dxa" w:w="1606"/>
+            <w:tcW w:type="dxa" w:w="2357"/>
             <w:bidiVisual/>
+            <w:vAlign w:val="center"/>
           </w:tcPr>
           <w:p>
             <w:pPr>
               <w:bidi w:val="1"/>
               <w:jc w:val="right"/>
+              <w:bidi w:val="1"/>
             </w:pPr>
             <w:r>
               <w:rPr>
                 <w:rFonts w:ascii="B Nazanin" w:hAnsi="B Nazanin"/>
-                <w:sz w:val="18"/>
+                <w:b w:val="0"/>
+                <w:sz w:val="22"/>
               </w:rPr>
-              <w:t>فاصله متوسط، شرایط استاندارد را نشان می‌دهد.</w:t>
+              <w:t>فاصله متوسط است و تغییری در امتیاز تعدیل ایجاد نمی‌کند.</w:t>
             </w:r>
           </w:p>
         </w:tc>
@@ -2962,18 +3082,21 @@
       <w:tr>
         <w:tc>
           <w:tcPr>
-            <w:tcW w:type="dxa" w:w="1606"/>
+            <w:tcW w:type="dxa" w:w="2357"/>
             <w:bidiVisual/>
+            <w:vAlign w:val="center"/>
           </w:tcPr>
           <w:p>
             <w:pPr>
               <w:bidi w:val="1"/>
-              <w:jc w:val="right"/>
+              <w:jc w:val="center"/>
+              <w:bidi w:val="1"/>
             </w:pPr>
             <w:r>
               <w:rPr>
                 <w:rFonts w:ascii="B Nazanin" w:hAnsi="B Nazanin"/>
-                <w:sz w:val="18"/>
+                <w:b w:val="0"/>
+                <w:sz w:val="22"/>
               </w:rPr>
               <w:t>24</w:t>
             </w:r>
@@ -2981,102 +3104,98 @@
         </w:tc>
         <w:tc>
           <w:tcPr>
-            <w:tcW w:type="dxa" w:w="1606"/>
+            <w:tcW w:type="dxa" w:w="2357"/>
+            <w:vMerge/>
+          </w:tcPr>
+          <w:p/>
+        </w:tc>
+        <w:tc>
+          <w:tcPr>
+            <w:tcW w:type="dxa" w:w="2357"/>
             <w:bidiVisual/>
+            <w:vAlign w:val="center"/>
           </w:tcPr>
           <w:p>
             <w:pPr>
               <w:bidi w:val="1"/>
               <w:jc w:val="right"/>
+              <w:bidi w:val="1"/>
             </w:pPr>
             <w:r>
               <w:rPr>
                 <w:rFonts w:ascii="B Nazanin" w:hAnsi="B Nazanin"/>
-                <w:sz w:val="18"/>
+                <w:b w:val="0"/>
+                <w:sz w:val="22"/>
               </w:rPr>
-              <w:t>8. میانگین فاصله بین گره‌های حسگر چقدر است؟</w:t>
-              <w:br/>
-              <w:t>(Q08: What is the average distance between sensor nodes?)</w:t>
+              <w:t>بیش از ۵۰۰ متر</w:t>
             </w:r>
           </w:p>
         </w:tc>
         <w:tc>
           <w:tcPr>
-            <w:tcW w:type="dxa" w:w="1606"/>
+            <w:tcW w:type="dxa" w:w="2357"/>
             <w:bidiVisual/>
+            <w:vAlign w:val="center"/>
           </w:tcPr>
           <w:p>
             <w:pPr>
               <w:bidi w:val="1"/>
               <w:jc w:val="right"/>
+              <w:bidi w:val="1"/>
             </w:pPr>
             <w:r>
               <w:rPr>
                 <w:rFonts w:ascii="B Nazanin" w:hAnsi="B Nazanin"/>
-                <w:sz w:val="18"/>
+                <w:b w:val="0"/>
+                <w:sz w:val="22"/>
               </w:rPr>
-              <w:t>بیش از ۵۰۰ متر</w:t>
+              <w:t>1. دامنه انتقال</w:t>
               <w:br/>
-              <w:t>(Q08_C: More than 500 meters)</w:t>
+              <w:t>2. بودجه پیوند</w:t>
             </w:r>
           </w:p>
         </w:tc>
         <w:tc>
           <w:tcPr>
-            <w:tcW w:type="dxa" w:w="1606"/>
+            <w:tcW w:type="dxa" w:w="2357"/>
             <w:bidiVisual/>
+            <w:vAlign w:val="center"/>
           </w:tcPr>
           <w:p>
             <w:pPr>
               <w:bidi w:val="1"/>
-              <w:jc w:val="right"/>
+              <w:jc w:val="center"/>
+              <w:bidi w:val="1"/>
             </w:pPr>
             <w:r>
               <w:rPr>
                 <w:rFonts w:ascii="B Nazanin" w:hAnsi="B Nazanin"/>
-                <w:sz w:val="18"/>
+                <w:b w:val="0"/>
+                <w:sz w:val="22"/>
               </w:rPr>
-              <w:t>دامنه انتقال</w:t>
+              <w:t>1. +1</w:t>
               <w:br/>
-              <w:t>بودجه پیوند (Link Budget)</w:t>
+              <w:t>2. +1</w:t>
             </w:r>
           </w:p>
         </w:tc>
         <w:tc>
           <w:tcPr>
-            <w:tcW w:type="dxa" w:w="1606"/>
+            <w:tcW w:type="dxa" w:w="2357"/>
             <w:bidiVisual/>
+            <w:vAlign w:val="center"/>
           </w:tcPr>
           <w:p>
             <w:pPr>
               <w:bidi w:val="1"/>
               <w:jc w:val="right"/>
+              <w:bidi w:val="1"/>
             </w:pPr>
             <w:r>
               <w:rPr>
                 <w:rFonts w:ascii="B Nazanin" w:hAnsi="B Nazanin"/>
-                <w:sz w:val="18"/>
-              </w:rPr>
-              <w:t>+1</w:t>
-              <w:br/>
-              <w:t>+1</w:t>
-            </w:r>
-          </w:p>
-        </w:tc>
-        <w:tc>
-          <w:tcPr>
-            <w:tcW w:type="dxa" w:w="1606"/>
-            <w:bidiVisual/>
-          </w:tcPr>
-          <w:p>
-            <w:pPr>
-              <w:bidi w:val="1"/>
-              <w:jc w:val="right"/>
-            </w:pPr>
-            <w:r>
-              <w:rPr>
-                <w:rFonts w:ascii="B Nazanin" w:hAnsi="B Nazanin"/>
-                <w:sz w:val="18"/>
+                <w:b w:val="0"/>
+                <w:sz w:val="22"/>
               </w:rPr>
               <w:t>فاصله زیاد، دامنه انتقال و بودجه پیوند را به معیارهای حیاتی تبدیل می‌کند.</w:t>
             </w:r>
@@ -3086,18 +3205,21 @@
       <w:tr>
         <w:tc>
           <w:tcPr>
-            <w:tcW w:type="dxa" w:w="1606"/>
+            <w:tcW w:type="dxa" w:w="2357"/>
             <w:bidiVisual/>
+            <w:vAlign w:val="center"/>
           </w:tcPr>
           <w:p>
             <w:pPr>
               <w:bidi w:val="1"/>
-              <w:jc w:val="right"/>
+              <w:jc w:val="center"/>
+              <w:bidi w:val="1"/>
             </w:pPr>
             <w:r>
               <w:rPr>
                 <w:rFonts w:ascii="B Nazanin" w:hAnsi="B Nazanin"/>
-                <w:sz w:val="18"/>
+                <w:b w:val="0"/>
+                <w:sz w:val="22"/>
               </w:rPr>
               <w:t>25</w:t>
             </w:r>
@@ -3105,102 +3227,114 @@
         </w:tc>
         <w:tc>
           <w:tcPr>
-            <w:tcW w:type="dxa" w:w="1606"/>
+            <w:tcW w:type="dxa" w:w="2357"/>
             <w:bidiVisual/>
+            <w:vMerge w:val="restart"/>
+            <w:vAlign w:val="center"/>
           </w:tcPr>
           <w:p>
             <w:pPr>
               <w:bidi w:val="1"/>
-              <w:jc w:val="right"/>
+              <w:jc w:val="center"/>
+              <w:bidi w:val="1"/>
             </w:pPr>
             <w:r>
               <w:rPr>
                 <w:rFonts w:ascii="B Nazanin" w:hAnsi="B Nazanin"/>
-                <w:sz w:val="18"/>
+                <w:b w:val="0"/>
+                <w:sz w:val="22"/>
               </w:rPr>
               <w:t>9. حجم داده و فراوانی گزارش‌دهی چگونه است؟</w:t>
-              <w:br/>
-              <w:t>(Q09: What is the data volume and reporting frequency?)</w:t>
             </w:r>
           </w:p>
         </w:tc>
         <w:tc>
           <w:tcPr>
-            <w:tcW w:type="dxa" w:w="1606"/>
+            <w:tcW w:type="dxa" w:w="2357"/>
             <w:bidiVisual/>
+            <w:vAlign w:val="center"/>
           </w:tcPr>
           <w:p>
             <w:pPr>
               <w:bidi w:val="1"/>
               <w:jc w:val="right"/>
+              <w:bidi w:val="1"/>
             </w:pPr>
             <w:r>
               <w:rPr>
                 <w:rFonts w:ascii="B Nazanin" w:hAnsi="B Nazanin"/>
-                <w:sz w:val="18"/>
+                <w:b w:val="0"/>
+                <w:sz w:val="22"/>
               </w:rPr>
-              <w:t>کم – پیام‌های کوچک و کم‌تکرار</w:t>
-              <w:br/>
-              <w:t>(Q09_A: Low – infrequent small messages)</w:t>
+              <w:t>کم (پیام‌های کوچک و کم‌تکرار)</w:t>
             </w:r>
           </w:p>
         </w:tc>
         <w:tc>
           <w:tcPr>
-            <w:tcW w:type="dxa" w:w="1606"/>
+            <w:tcW w:type="dxa" w:w="2357"/>
             <w:bidiVisual/>
+            <w:vAlign w:val="center"/>
           </w:tcPr>
           <w:p>
             <w:pPr>
               <w:bidi w:val="1"/>
               <w:jc w:val="right"/>
+              <w:bidi w:val="1"/>
             </w:pPr>
             <w:r>
               <w:rPr>
                 <w:rFonts w:ascii="B Nazanin" w:hAnsi="B Nazanin"/>
-                <w:sz w:val="18"/>
+                <w:b w:val="0"/>
+                <w:sz w:val="22"/>
               </w:rPr>
-              <w:t>نرخ داده</w:t>
+              <w:t>1. نرخ داده</w:t>
               <w:br/>
-              <w:t>تأخیر RTT</w:t>
+              <w:t>2. تأخیر انتقال داده</w:t>
             </w:r>
           </w:p>
         </w:tc>
         <w:tc>
           <w:tcPr>
-            <w:tcW w:type="dxa" w:w="1606"/>
+            <w:tcW w:type="dxa" w:w="2357"/>
             <w:bidiVisual/>
+            <w:vAlign w:val="center"/>
           </w:tcPr>
           <w:p>
             <w:pPr>
               <w:bidi w:val="1"/>
-              <w:jc w:val="right"/>
+              <w:jc w:val="center"/>
+              <w:bidi w:val="1"/>
             </w:pPr>
             <w:r>
               <w:rPr>
                 <w:rFonts w:ascii="B Nazanin" w:hAnsi="B Nazanin"/>
-                <w:sz w:val="18"/>
+                <w:b w:val="0"/>
+                <w:sz w:val="22"/>
               </w:rPr>
-              <w:t>-1</w:t>
+              <w:t>1. -1</w:t>
               <w:br/>
-              <w:t>-1</w:t>
+              <w:t>2. -1</w:t>
             </w:r>
           </w:p>
         </w:tc>
         <w:tc>
           <w:tcPr>
-            <w:tcW w:type="dxa" w:w="1606"/>
+            <w:tcW w:type="dxa" w:w="2357"/>
             <w:bidiVisual/>
+            <w:vAlign w:val="center"/>
           </w:tcPr>
           <w:p>
             <w:pPr>
               <w:bidi w:val="1"/>
               <w:jc w:val="right"/>
+              <w:bidi w:val="1"/>
             </w:pPr>
             <w:r>
               <w:rPr>
                 <w:rFonts w:ascii="B Nazanin" w:hAnsi="B Nazanin"/>
-                <w:sz w:val="18"/>
+                <w:b w:val="0"/>
+                <w:sz w:val="22"/>
               </w:rPr>
               <w:t>داده کم و کم‌تکرار، اهمیت نرخ داده، تأخیر و مصرف انرژی را کاهش می‌دهد.</w:t>
             </w:r>
@@ -3210,18 +3344,21 @@
       <w:tr>
         <w:tc>
           <w:tcPr>
-            <w:tcW w:type="dxa" w:w="1606"/>
+            <w:tcW w:type="dxa" w:w="2357"/>
             <w:bidiVisual/>
+            <w:vAlign w:val="center"/>
           </w:tcPr>
           <w:p>
             <w:pPr>
               <w:bidi w:val="1"/>
-              <w:jc w:val="right"/>
+              <w:jc w:val="center"/>
+              <w:bidi w:val="1"/>
             </w:pPr>
             <w:r>
               <w:rPr>
                 <w:rFonts w:ascii="B Nazanin" w:hAnsi="B Nazanin"/>
-                <w:sz w:val="18"/>
+                <w:b w:val="0"/>
+                <w:sz w:val="22"/>
               </w:rPr>
               <w:t>26</w:t>
             </w:r>
@@ -3229,60 +3366,50 @@
         </w:tc>
         <w:tc>
           <w:tcPr>
-            <w:tcW w:type="dxa" w:w="1606"/>
+            <w:tcW w:type="dxa" w:w="2357"/>
+            <w:vMerge/>
+          </w:tcPr>
+          <w:p/>
+        </w:tc>
+        <w:tc>
+          <w:tcPr>
+            <w:tcW w:type="dxa" w:w="2357"/>
             <w:bidiVisual/>
+            <w:vAlign w:val="center"/>
           </w:tcPr>
           <w:p>
             <w:pPr>
               <w:bidi w:val="1"/>
               <w:jc w:val="right"/>
+              <w:bidi w:val="1"/>
             </w:pPr>
             <w:r>
               <w:rPr>
                 <w:rFonts w:ascii="B Nazanin" w:hAnsi="B Nazanin"/>
-                <w:sz w:val="18"/>
+                <w:b w:val="0"/>
+                <w:sz w:val="22"/>
               </w:rPr>
-              <w:t>9. حجم داده و فراوانی گزارش‌دهی چگونه است؟</w:t>
-              <w:br/>
-              <w:t>(Q09: What is the data volume and reporting frequency?)</w:t>
+              <w:t>متوسط</w:t>
             </w:r>
           </w:p>
         </w:tc>
         <w:tc>
           <w:tcPr>
-            <w:tcW w:type="dxa" w:w="1606"/>
+            <w:tcW w:type="dxa" w:w="2357"/>
             <w:bidiVisual/>
+            <w:vAlign w:val="center"/>
           </w:tcPr>
           <w:p>
             <w:pPr>
               <w:bidi w:val="1"/>
               <w:jc w:val="right"/>
+              <w:bidi w:val="1"/>
             </w:pPr>
             <w:r>
               <w:rPr>
                 <w:rFonts w:ascii="B Nazanin" w:hAnsi="B Nazanin"/>
-                <w:sz w:val="18"/>
-              </w:rPr>
-              <w:t>متوسط</w:t>
-              <w:br/>
-              <w:t>(Q09_B: Medium)</w:t>
-            </w:r>
-          </w:p>
-        </w:tc>
-        <w:tc>
-          <w:tcPr>
-            <w:tcW w:type="dxa" w:w="1606"/>
-            <w:bidiVisual/>
-          </w:tcPr>
-          <w:p>
-            <w:pPr>
-              <w:bidi w:val="1"/>
-              <w:jc w:val="right"/>
-            </w:pPr>
-            <w:r>
-              <w:rPr>
-                <w:rFonts w:ascii="B Nazanin" w:hAnsi="B Nazanin"/>
-                <w:sz w:val="18"/>
+                <w:b w:val="0"/>
+                <w:sz w:val="22"/>
               </w:rPr>
               <w:t>—</w:t>
             </w:r>
@@ -3290,18 +3417,21 @@
         </w:tc>
         <w:tc>
           <w:tcPr>
-            <w:tcW w:type="dxa" w:w="1606"/>
+            <w:tcW w:type="dxa" w:w="2357"/>
             <w:bidiVisual/>
+            <w:vAlign w:val="center"/>
           </w:tcPr>
           <w:p>
             <w:pPr>
               <w:bidi w:val="1"/>
-              <w:jc w:val="right"/>
+              <w:jc w:val="center"/>
+              <w:bidi w:val="1"/>
             </w:pPr>
             <w:r>
               <w:rPr>
                 <w:rFonts w:ascii="B Nazanin" w:hAnsi="B Nazanin"/>
-                <w:sz w:val="18"/>
+                <w:b w:val="0"/>
+                <w:sz w:val="22"/>
               </w:rPr>
               <w:t>—</w:t>
             </w:r>
@@ -3309,20 +3439,23 @@
         </w:tc>
         <w:tc>
           <w:tcPr>
-            <w:tcW w:type="dxa" w:w="1606"/>
+            <w:tcW w:type="dxa" w:w="2357"/>
             <w:bidiVisual/>
+            <w:vAlign w:val="center"/>
           </w:tcPr>
           <w:p>
             <w:pPr>
               <w:bidi w:val="1"/>
               <w:jc w:val="right"/>
+              <w:bidi w:val="1"/>
             </w:pPr>
             <w:r>
               <w:rPr>
                 <w:rFonts w:ascii="B Nazanin" w:hAnsi="B Nazanin"/>
-                <w:sz w:val="18"/>
+                <w:b w:val="0"/>
+                <w:sz w:val="22"/>
               </w:rPr>
-              <w:t>بار داده متوسط، بدون تغییر در امتیاز تعدیل.</w:t>
+              <w:t>بار داده متوسط است و تغییری در امتیاز تعدیل ایجاد نمی‌کند.</w:t>
             </w:r>
           </w:p>
         </w:tc>
@@ -3330,18 +3463,21 @@
       <w:tr>
         <w:tc>
           <w:tcPr>
-            <w:tcW w:type="dxa" w:w="1606"/>
+            <w:tcW w:type="dxa" w:w="2357"/>
             <w:bidiVisual/>
+            <w:vAlign w:val="center"/>
           </w:tcPr>
           <w:p>
             <w:pPr>
               <w:bidi w:val="1"/>
-              <w:jc w:val="right"/>
+              <w:jc w:val="center"/>
+              <w:bidi w:val="1"/>
             </w:pPr>
             <w:r>
               <w:rPr>
                 <w:rFonts w:ascii="B Nazanin" w:hAnsi="B Nazanin"/>
-                <w:sz w:val="18"/>
+                <w:b w:val="0"/>
+                <w:sz w:val="22"/>
               </w:rPr>
               <w:t>27</w:t>
             </w:r>
@@ -3349,106 +3485,102 @@
         </w:tc>
         <w:tc>
           <w:tcPr>
-            <w:tcW w:type="dxa" w:w="1606"/>
+            <w:tcW w:type="dxa" w:w="2357"/>
+            <w:vMerge/>
+          </w:tcPr>
+          <w:p/>
+        </w:tc>
+        <w:tc>
+          <w:tcPr>
+            <w:tcW w:type="dxa" w:w="2357"/>
             <w:bidiVisual/>
+            <w:vAlign w:val="center"/>
           </w:tcPr>
           <w:p>
             <w:pPr>
               <w:bidi w:val="1"/>
               <w:jc w:val="right"/>
+              <w:bidi w:val="1"/>
             </w:pPr>
             <w:r>
               <w:rPr>
                 <w:rFonts w:ascii="B Nazanin" w:hAnsi="B Nazanin"/>
-                <w:sz w:val="18"/>
+                <w:b w:val="0"/>
+                <w:sz w:val="22"/>
               </w:rPr>
-              <w:t>9. حجم داده و فراوانی گزارش‌دهی چگونه است؟</w:t>
-              <w:br/>
-              <w:t>(Q09: What is the data volume and reporting frequency?)</w:t>
+              <w:t>زیاد (پیام‌های بزرگ و پرتکرار)</w:t>
             </w:r>
           </w:p>
         </w:tc>
         <w:tc>
           <w:tcPr>
-            <w:tcW w:type="dxa" w:w="1606"/>
+            <w:tcW w:type="dxa" w:w="2357"/>
             <w:bidiVisual/>
+            <w:vAlign w:val="center"/>
           </w:tcPr>
           <w:p>
             <w:pPr>
               <w:bidi w:val="1"/>
               <w:jc w:val="right"/>
+              <w:bidi w:val="1"/>
             </w:pPr>
             <w:r>
               <w:rPr>
                 <w:rFonts w:ascii="B Nazanin" w:hAnsi="B Nazanin"/>
-                <w:sz w:val="18"/>
+                <w:b w:val="0"/>
+                <w:sz w:val="22"/>
               </w:rPr>
-              <w:t>زیاد – پیام‌های بزرگ و پرتکرار</w:t>
+              <w:t>1. نرخ داده</w:t>
               <w:br/>
-              <w:t>(Q09_C: High – frequent large messages)</w:t>
+              <w:t>2. تأخیر انتقال داده</w:t>
+              <w:br/>
+              <w:t>3. مصرف انرژی</w:t>
             </w:r>
           </w:p>
         </w:tc>
         <w:tc>
           <w:tcPr>
-            <w:tcW w:type="dxa" w:w="1606"/>
+            <w:tcW w:type="dxa" w:w="2357"/>
             <w:bidiVisual/>
+            <w:vAlign w:val="center"/>
           </w:tcPr>
           <w:p>
             <w:pPr>
               <w:bidi w:val="1"/>
-              <w:jc w:val="right"/>
+              <w:jc w:val="center"/>
+              <w:bidi w:val="1"/>
             </w:pPr>
             <w:r>
               <w:rPr>
                 <w:rFonts w:ascii="B Nazanin" w:hAnsi="B Nazanin"/>
-                <w:sz w:val="18"/>
+                <w:b w:val="0"/>
+                <w:sz w:val="22"/>
               </w:rPr>
-              <w:t>نرخ داده</w:t>
+              <w:t>1. +1</w:t>
               <w:br/>
-              <w:t>تأخیر RTT</w:t>
+              <w:t>2. +1</w:t>
               <w:br/>
-              <w:t>مصرف انرژی</w:t>
+              <w:t>3. +1</w:t>
             </w:r>
           </w:p>
         </w:tc>
         <w:tc>
           <w:tcPr>
-            <w:tcW w:type="dxa" w:w="1606"/>
+            <w:tcW w:type="dxa" w:w="2357"/>
             <w:bidiVisual/>
+            <w:vAlign w:val="center"/>
           </w:tcPr>
           <w:p>
             <w:pPr>
               <w:bidi w:val="1"/>
               <w:jc w:val="right"/>
+              <w:bidi w:val="1"/>
             </w:pPr>
             <w:r>
               <w:rPr>
                 <w:rFonts w:ascii="B Nazanin" w:hAnsi="B Nazanin"/>
-                <w:sz w:val="18"/>
-              </w:rPr>
-              <w:t>+1</w:t>
-              <w:br/>
-              <w:t>+1</w:t>
-              <w:br/>
-              <w:t>+1</w:t>
-            </w:r>
-          </w:p>
-        </w:tc>
-        <w:tc>
-          <w:tcPr>
-            <w:tcW w:type="dxa" w:w="1606"/>
-            <w:bidiVisual/>
-          </w:tcPr>
-          <w:p>
-            <w:pPr>
-              <w:bidi w:val="1"/>
-              <w:jc w:val="right"/>
-            </w:pPr>
-            <w:r>
-              <w:rPr>
-                <w:rFonts w:ascii="B Nazanin" w:hAnsi="B Nazanin"/>
-                <w:sz w:val="18"/>
+                <w:b w:val="0"/>
+                <w:sz w:val="22"/>
               </w:rPr>
               <w:t>داده پرحجم و پرتکرار، نرخ داده، تأخیر و مصرف انرژی را برجسته می‌کند.</w:t>
             </w:r>
@@ -3458,18 +3590,21 @@
       <w:tr>
         <w:tc>
           <w:tcPr>
-            <w:tcW w:type="dxa" w:w="1606"/>
+            <w:tcW w:type="dxa" w:w="2357"/>
             <w:bidiVisual/>
+            <w:vAlign w:val="center"/>
           </w:tcPr>
           <w:p>
             <w:pPr>
               <w:bidi w:val="1"/>
-              <w:jc w:val="right"/>
+              <w:jc w:val="center"/>
+              <w:bidi w:val="1"/>
             </w:pPr>
             <w:r>
               <w:rPr>
                 <w:rFonts w:ascii="B Nazanin" w:hAnsi="B Nazanin"/>
-                <w:sz w:val="18"/>
+                <w:b w:val="0"/>
+                <w:sz w:val="22"/>
               </w:rPr>
               <w:t>28</w:t>
             </w:r>
@@ -3477,100 +3612,112 @@
         </w:tc>
         <w:tc>
           <w:tcPr>
-            <w:tcW w:type="dxa" w:w="1606"/>
+            <w:tcW w:type="dxa" w:w="2357"/>
             <w:bidiVisual/>
+            <w:vMerge w:val="restart"/>
+            <w:vAlign w:val="center"/>
           </w:tcPr>
           <w:p>
             <w:pPr>
               <w:bidi w:val="1"/>
-              <w:jc w:val="right"/>
+              <w:jc w:val="center"/>
+              <w:bidi w:val="1"/>
             </w:pPr>
             <w:r>
               <w:rPr>
                 <w:rFonts w:ascii="B Nazanin" w:hAnsi="B Nazanin"/>
-                <w:sz w:val="18"/>
+                <w:b w:val="0"/>
+                <w:sz w:val="22"/>
               </w:rPr>
-              <w:t>10. بودجه اولیه (سرمایه‌ای) سخت‌افزار به ازای هر گره چقدر است؟</w:t>
-              <w:br/>
-              <w:t>(Q10: What is the initial (capital) budget for hardware per node?)</w:t>
+              <w:t>10. بودجه اولیه سرمایه‌ای سخت‌افزار به ازای هر گره چقدر است؟</w:t>
             </w:r>
           </w:p>
         </w:tc>
         <w:tc>
           <w:tcPr>
-            <w:tcW w:type="dxa" w:w="1606"/>
+            <w:tcW w:type="dxa" w:w="2357"/>
             <w:bidiVisual/>
+            <w:vAlign w:val="center"/>
           </w:tcPr>
           <w:p>
             <w:pPr>
               <w:bidi w:val="1"/>
               <w:jc w:val="right"/>
+              <w:bidi w:val="1"/>
             </w:pPr>
             <w:r>
               <w:rPr>
                 <w:rFonts w:ascii="B Nazanin" w:hAnsi="B Nazanin"/>
-                <w:sz w:val="18"/>
+                <w:b w:val="0"/>
+                <w:sz w:val="22"/>
               </w:rPr>
               <w:t>بودجه محدود</w:t>
-              <w:br/>
-              <w:t>(Q10_A: Limited budget)</w:t>
             </w:r>
           </w:p>
         </w:tc>
         <w:tc>
           <w:tcPr>
-            <w:tcW w:type="dxa" w:w="1606"/>
+            <w:tcW w:type="dxa" w:w="2357"/>
             <w:bidiVisual/>
+            <w:vAlign w:val="center"/>
           </w:tcPr>
           <w:p>
             <w:pPr>
               <w:bidi w:val="1"/>
               <w:jc w:val="right"/>
+              <w:bidi w:val="1"/>
             </w:pPr>
             <w:r>
               <w:rPr>
                 <w:rFonts w:ascii="B Nazanin" w:hAnsi="B Nazanin"/>
-                <w:sz w:val="18"/>
+                <w:b w:val="0"/>
+                <w:sz w:val="22"/>
               </w:rPr>
-              <w:t>هزینه سرمایه‌ای سخت‌افزار (Hardware CAPEX)</w:t>
+              <w:t>1. هزینه سرمایه‌ای سخت‌افزار</w:t>
             </w:r>
           </w:p>
         </w:tc>
         <w:tc>
           <w:tcPr>
-            <w:tcW w:type="dxa" w:w="1606"/>
+            <w:tcW w:type="dxa" w:w="2357"/>
             <w:bidiVisual/>
+            <w:vAlign w:val="center"/>
           </w:tcPr>
           <w:p>
             <w:pPr>
               <w:bidi w:val="1"/>
-              <w:jc w:val="right"/>
+              <w:jc w:val="center"/>
+              <w:bidi w:val="1"/>
             </w:pPr>
             <w:r>
               <w:rPr>
                 <w:rFonts w:ascii="B Nazanin" w:hAnsi="B Nazanin"/>
-                <w:sz w:val="18"/>
+                <w:b w:val="0"/>
+                <w:sz w:val="22"/>
               </w:rPr>
-              <w:t>+1</w:t>
+              <w:t>1. +1</w:t>
             </w:r>
           </w:p>
         </w:tc>
         <w:tc>
           <w:tcPr>
-            <w:tcW w:type="dxa" w:w="1606"/>
+            <w:tcW w:type="dxa" w:w="2357"/>
             <w:bidiVisual/>
+            <w:vAlign w:val="center"/>
           </w:tcPr>
           <w:p>
             <w:pPr>
               <w:bidi w:val="1"/>
               <w:jc w:val="right"/>
+              <w:bidi w:val="1"/>
             </w:pPr>
             <w:r>
               <w:rPr>
                 <w:rFonts w:ascii="B Nazanin" w:hAnsi="B Nazanin"/>
-                <w:sz w:val="18"/>
+                <w:b w:val="0"/>
+                <w:sz w:val="22"/>
               </w:rPr>
-              <w:t>بودجه محدود، حساسیت به هزینه سرمایه‌ای سخت‌افزار افزایش می‌یابد.</w:t>
+              <w:t>بودجه محدود، حساسیت به هزینه سرمایه‌ای سخت‌افزار را افزایش می‌دهد.</w:t>
             </w:r>
           </w:p>
         </w:tc>
@@ -3578,18 +3725,21 @@
       <w:tr>
         <w:tc>
           <w:tcPr>
-            <w:tcW w:type="dxa" w:w="1606"/>
+            <w:tcW w:type="dxa" w:w="2357"/>
             <w:bidiVisual/>
+            <w:vAlign w:val="center"/>
           </w:tcPr>
           <w:p>
             <w:pPr>
               <w:bidi w:val="1"/>
-              <w:jc w:val="right"/>
+              <w:jc w:val="center"/>
+              <w:bidi w:val="1"/>
             </w:pPr>
             <w:r>
               <w:rPr>
                 <w:rFonts w:ascii="B Nazanin" w:hAnsi="B Nazanin"/>
-                <w:sz w:val="18"/>
+                <w:b w:val="0"/>
+                <w:sz w:val="22"/>
               </w:rPr>
               <w:t>29</w:t>
             </w:r>
@@ -3597,60 +3747,50 @@
         </w:tc>
         <w:tc>
           <w:tcPr>
-            <w:tcW w:type="dxa" w:w="1606"/>
+            <w:tcW w:type="dxa" w:w="2357"/>
+            <w:vMerge/>
+          </w:tcPr>
+          <w:p/>
+        </w:tc>
+        <w:tc>
+          <w:tcPr>
+            <w:tcW w:type="dxa" w:w="2357"/>
             <w:bidiVisual/>
+            <w:vAlign w:val="center"/>
           </w:tcPr>
           <w:p>
             <w:pPr>
               <w:bidi w:val="1"/>
               <w:jc w:val="right"/>
+              <w:bidi w:val="1"/>
             </w:pPr>
             <w:r>
               <w:rPr>
                 <w:rFonts w:ascii="B Nazanin" w:hAnsi="B Nazanin"/>
-                <w:sz w:val="18"/>
+                <w:b w:val="0"/>
+                <w:sz w:val="22"/>
               </w:rPr>
-              <w:t>10. بودجه اولیه (سرمایه‌ای) سخت‌افزار به ازای هر گره چقدر است؟</w:t>
-              <w:br/>
-              <w:t>(Q10: What is the initial (capital) budget for hardware per node?)</w:t>
+              <w:t>بودجه متوسط</w:t>
             </w:r>
           </w:p>
         </w:tc>
         <w:tc>
           <w:tcPr>
-            <w:tcW w:type="dxa" w:w="1606"/>
+            <w:tcW w:type="dxa" w:w="2357"/>
             <w:bidiVisual/>
+            <w:vAlign w:val="center"/>
           </w:tcPr>
           <w:p>
             <w:pPr>
               <w:bidi w:val="1"/>
               <w:jc w:val="right"/>
+              <w:bidi w:val="1"/>
             </w:pPr>
             <w:r>
               <w:rPr>
                 <w:rFonts w:ascii="B Nazanin" w:hAnsi="B Nazanin"/>
-                <w:sz w:val="18"/>
-              </w:rPr>
-              <w:t>بودجه متوسط</w:t>
-              <w:br/>
-              <w:t>(Q10_B: Medium budget)</w:t>
-            </w:r>
-          </w:p>
-        </w:tc>
-        <w:tc>
-          <w:tcPr>
-            <w:tcW w:type="dxa" w:w="1606"/>
-            <w:bidiVisual/>
-          </w:tcPr>
-          <w:p>
-            <w:pPr>
-              <w:bidi w:val="1"/>
-              <w:jc w:val="right"/>
-            </w:pPr>
-            <w:r>
-              <w:rPr>
-                <w:rFonts w:ascii="B Nazanin" w:hAnsi="B Nazanin"/>
-                <w:sz w:val="18"/>
+                <w:b w:val="0"/>
+                <w:sz w:val="22"/>
               </w:rPr>
               <w:t>—</w:t>
             </w:r>
@@ -3658,18 +3798,21 @@
         </w:tc>
         <w:tc>
           <w:tcPr>
-            <w:tcW w:type="dxa" w:w="1606"/>
+            <w:tcW w:type="dxa" w:w="2357"/>
             <w:bidiVisual/>
+            <w:vAlign w:val="center"/>
           </w:tcPr>
           <w:p>
             <w:pPr>
               <w:bidi w:val="1"/>
-              <w:jc w:val="right"/>
+              <w:jc w:val="center"/>
+              <w:bidi w:val="1"/>
             </w:pPr>
             <w:r>
               <w:rPr>
                 <w:rFonts w:ascii="B Nazanin" w:hAnsi="B Nazanin"/>
-                <w:sz w:val="18"/>
+                <w:b w:val="0"/>
+                <w:sz w:val="22"/>
               </w:rPr>
               <w:t>—</w:t>
             </w:r>
@@ -3677,20 +3820,23 @@
         </w:tc>
         <w:tc>
           <w:tcPr>
-            <w:tcW w:type="dxa" w:w="1606"/>
+            <w:tcW w:type="dxa" w:w="2357"/>
             <w:bidiVisual/>
+            <w:vAlign w:val="center"/>
           </w:tcPr>
           <w:p>
             <w:pPr>
               <w:bidi w:val="1"/>
               <w:jc w:val="right"/>
+              <w:bidi w:val="1"/>
             </w:pPr>
             <w:r>
               <w:rPr>
                 <w:rFonts w:ascii="B Nazanin" w:hAnsi="B Nazanin"/>
-                <w:sz w:val="18"/>
+                <w:b w:val="0"/>
+                <w:sz w:val="22"/>
               </w:rPr>
-              <w:t>بودجه متوسط، بدون تغییر در امتیاز تعدیل.</w:t>
+              <w:t>بودجه متوسط است و تغییری در امتیاز تعدیل ایجاد نمی‌کند.</w:t>
             </w:r>
           </w:p>
         </w:tc>
@@ -3698,18 +3844,21 @@
       <w:tr>
         <w:tc>
           <w:tcPr>
-            <w:tcW w:type="dxa" w:w="1606"/>
+            <w:tcW w:type="dxa" w:w="2357"/>
             <w:bidiVisual/>
+            <w:vAlign w:val="center"/>
           </w:tcPr>
           <w:p>
             <w:pPr>
               <w:bidi w:val="1"/>
-              <w:jc w:val="right"/>
+              <w:jc w:val="center"/>
+              <w:bidi w:val="1"/>
             </w:pPr>
             <w:r>
               <w:rPr>
                 <w:rFonts w:ascii="B Nazanin" w:hAnsi="B Nazanin"/>
-                <w:sz w:val="18"/>
+                <w:b w:val="0"/>
+                <w:sz w:val="22"/>
               </w:rPr>
               <w:t>30</w:t>
             </w:r>
@@ -3717,100 +3866,96 @@
         </w:tc>
         <w:tc>
           <w:tcPr>
-            <w:tcW w:type="dxa" w:w="1606"/>
+            <w:tcW w:type="dxa" w:w="2357"/>
+            <w:vMerge/>
+          </w:tcPr>
+          <w:p/>
+        </w:tc>
+        <w:tc>
+          <w:tcPr>
+            <w:tcW w:type="dxa" w:w="2357"/>
             <w:bidiVisual/>
+            <w:vAlign w:val="center"/>
           </w:tcPr>
           <w:p>
             <w:pPr>
               <w:bidi w:val="1"/>
               <w:jc w:val="right"/>
+              <w:bidi w:val="1"/>
             </w:pPr>
             <w:r>
               <w:rPr>
                 <w:rFonts w:ascii="B Nazanin" w:hAnsi="B Nazanin"/>
-                <w:sz w:val="18"/>
+                <w:b w:val="0"/>
+                <w:sz w:val="22"/>
               </w:rPr>
-              <w:t>10. بودجه اولیه (سرمایه‌ای) سخت‌افزار به ازای هر گره چقدر است؟</w:t>
-              <w:br/>
-              <w:t>(Q10: What is the initial (capital) budget for hardware per node?)</w:t>
+              <w:t>بودجه منعطف و مثمر</w:t>
             </w:r>
           </w:p>
         </w:tc>
         <w:tc>
           <w:tcPr>
-            <w:tcW w:type="dxa" w:w="1606"/>
+            <w:tcW w:type="dxa" w:w="2357"/>
             <w:bidiVisual/>
+            <w:vAlign w:val="center"/>
           </w:tcPr>
           <w:p>
             <w:pPr>
               <w:bidi w:val="1"/>
               <w:jc w:val="right"/>
+              <w:bidi w:val="1"/>
             </w:pPr>
             <w:r>
               <w:rPr>
                 <w:rFonts w:ascii="B Nazanin" w:hAnsi="B Nazanin"/>
-                <w:sz w:val="18"/>
+                <w:b w:val="0"/>
+                <w:sz w:val="22"/>
               </w:rPr>
-              <w:t>بودجه منعطف / مثمر</w:t>
-              <w:br/>
-              <w:t>(Q10_C: Flexible / generous budget)</w:t>
+              <w:t>1. هزینه سرمایه‌ای سخت‌افزار</w:t>
             </w:r>
           </w:p>
         </w:tc>
         <w:tc>
           <w:tcPr>
-            <w:tcW w:type="dxa" w:w="1606"/>
+            <w:tcW w:type="dxa" w:w="2357"/>
             <w:bidiVisual/>
+            <w:vAlign w:val="center"/>
           </w:tcPr>
           <w:p>
             <w:pPr>
               <w:bidi w:val="1"/>
-              <w:jc w:val="right"/>
+              <w:jc w:val="center"/>
+              <w:bidi w:val="1"/>
             </w:pPr>
             <w:r>
               <w:rPr>
                 <w:rFonts w:ascii="B Nazanin" w:hAnsi="B Nazanin"/>
-                <w:sz w:val="18"/>
+                <w:b w:val="0"/>
+                <w:sz w:val="22"/>
               </w:rPr>
-              <w:t>هزینه سرمایه‌ای سخت‌افزار (Hardware CAPEX)</w:t>
+              <w:t>1. -1</w:t>
             </w:r>
           </w:p>
         </w:tc>
         <w:tc>
           <w:tcPr>
-            <w:tcW w:type="dxa" w:w="1606"/>
+            <w:tcW w:type="dxa" w:w="2357"/>
             <w:bidiVisual/>
+            <w:vAlign w:val="center"/>
           </w:tcPr>
           <w:p>
             <w:pPr>
               <w:bidi w:val="1"/>
               <w:jc w:val="right"/>
+              <w:bidi w:val="1"/>
             </w:pPr>
             <w:r>
               <w:rPr>
                 <w:rFonts w:ascii="B Nazanin" w:hAnsi="B Nazanin"/>
-                <w:sz w:val="18"/>
+                <w:b w:val="0"/>
+                <w:sz w:val="22"/>
               </w:rPr>
-              <w:t>-1</w:t>
-            </w:r>
-          </w:p>
-        </w:tc>
-        <w:tc>
-          <w:tcPr>
-            <w:tcW w:type="dxa" w:w="1606"/>
-            <w:bidiVisual/>
-          </w:tcPr>
-          <w:p>
-            <w:pPr>
-              <w:bidi w:val="1"/>
-              <w:jc w:val="right"/>
-            </w:pPr>
-            <w:r>
-              <w:rPr>
-                <w:rFonts w:ascii="B Nazanin" w:hAnsi="B Nazanin"/>
-                <w:sz w:val="18"/>
-              </w:rPr>
-              <w:t>بودجه منعطف، محدودیت هزینه سرمایه‌ای اهمیت کمتری می‌یابد.</w:t>
+              <w:t>بودجه منعطف، محدودیت هزینه سرمایه‌ای را اهمیت کمتری می‌بخشد.</w:t>
             </w:r>
           </w:p>
         </w:tc>
@@ -3818,18 +3963,21 @@
       <w:tr>
         <w:tc>
           <w:tcPr>
-            <w:tcW w:type="dxa" w:w="1606"/>
+            <w:tcW w:type="dxa" w:w="2357"/>
             <w:bidiVisual/>
+            <w:vAlign w:val="center"/>
           </w:tcPr>
           <w:p>
             <w:pPr>
               <w:bidi w:val="1"/>
-              <w:jc w:val="right"/>
+              <w:jc w:val="center"/>
+              <w:bidi w:val="1"/>
             </w:pPr>
             <w:r>
               <w:rPr>
                 <w:rFonts w:ascii="B Nazanin" w:hAnsi="B Nazanin"/>
-                <w:sz w:val="18"/>
+                <w:b w:val="0"/>
+                <w:sz w:val="22"/>
               </w:rPr>
               <w:t>31</w:t>
             </w:r>
@@ -3837,100 +3985,112 @@
         </w:tc>
         <w:tc>
           <w:tcPr>
-            <w:tcW w:type="dxa" w:w="1606"/>
+            <w:tcW w:type="dxa" w:w="2357"/>
             <w:bidiVisual/>
+            <w:vMerge w:val="restart"/>
+            <w:vAlign w:val="center"/>
           </w:tcPr>
           <w:p>
             <w:pPr>
               <w:bidi w:val="1"/>
-              <w:jc w:val="right"/>
+              <w:jc w:val="center"/>
+              <w:bidi w:val="1"/>
             </w:pPr>
             <w:r>
               <w:rPr>
                 <w:rFonts w:ascii="B Nazanin" w:hAnsi="B Nazanin"/>
-                <w:sz w:val="18"/>
+                <w:b w:val="0"/>
+                <w:sz w:val="22"/>
               </w:rPr>
               <w:t>11. تحمل هزینه عملیاتی سالانه چقدر است؟</w:t>
-              <w:br/>
-              <w:t>(Q11: What is the annual operating cost tolerance?)</w:t>
             </w:r>
           </w:p>
         </w:tc>
         <w:tc>
           <w:tcPr>
-            <w:tcW w:type="dxa" w:w="1606"/>
+            <w:tcW w:type="dxa" w:w="2357"/>
             <w:bidiVisual/>
+            <w:vAlign w:val="center"/>
           </w:tcPr>
           <w:p>
             <w:pPr>
               <w:bidi w:val="1"/>
               <w:jc w:val="right"/>
+              <w:bidi w:val="1"/>
             </w:pPr>
             <w:r>
               <w:rPr>
                 <w:rFonts w:ascii="B Nazanin" w:hAnsi="B Nazanin"/>
-                <w:sz w:val="18"/>
+                <w:b w:val="0"/>
+                <w:sz w:val="22"/>
               </w:rPr>
               <w:t>بسیار محدود</w:t>
-              <w:br/>
-              <w:t>(Q11_A: Very limited)</w:t>
             </w:r>
           </w:p>
         </w:tc>
         <w:tc>
           <w:tcPr>
-            <w:tcW w:type="dxa" w:w="1606"/>
+            <w:tcW w:type="dxa" w:w="2357"/>
             <w:bidiVisual/>
+            <w:vAlign w:val="center"/>
           </w:tcPr>
           <w:p>
             <w:pPr>
               <w:bidi w:val="1"/>
               <w:jc w:val="right"/>
+              <w:bidi w:val="1"/>
             </w:pPr>
             <w:r>
               <w:rPr>
                 <w:rFonts w:ascii="B Nazanin" w:hAnsi="B Nazanin"/>
-                <w:sz w:val="18"/>
+                <w:b w:val="0"/>
+                <w:sz w:val="22"/>
               </w:rPr>
-              <w:t>هزینه عملیاتی سالانه اتصال (Annual Connectivity OPEX)</w:t>
+              <w:t>1. هزینه عملیاتی سالانه اتصال</w:t>
             </w:r>
           </w:p>
         </w:tc>
         <w:tc>
           <w:tcPr>
-            <w:tcW w:type="dxa" w:w="1606"/>
+            <w:tcW w:type="dxa" w:w="2357"/>
             <w:bidiVisual/>
+            <w:vAlign w:val="center"/>
           </w:tcPr>
           <w:p>
             <w:pPr>
               <w:bidi w:val="1"/>
-              <w:jc w:val="right"/>
+              <w:jc w:val="center"/>
+              <w:bidi w:val="1"/>
             </w:pPr>
             <w:r>
               <w:rPr>
                 <w:rFonts w:ascii="B Nazanin" w:hAnsi="B Nazanin"/>
-                <w:sz w:val="18"/>
+                <w:b w:val="0"/>
+                <w:sz w:val="22"/>
               </w:rPr>
-              <w:t>+1</w:t>
+              <w:t>1. +1</w:t>
             </w:r>
           </w:p>
         </w:tc>
         <w:tc>
           <w:tcPr>
-            <w:tcW w:type="dxa" w:w="1606"/>
+            <w:tcW w:type="dxa" w:w="2357"/>
             <w:bidiVisual/>
+            <w:vAlign w:val="center"/>
           </w:tcPr>
           <w:p>
             <w:pPr>
               <w:bidi w:val="1"/>
               <w:jc w:val="right"/>
+              <w:bidi w:val="1"/>
             </w:pPr>
             <w:r>
               <w:rPr>
                 <w:rFonts w:ascii="B Nazanin" w:hAnsi="B Nazanin"/>
-                <w:sz w:val="18"/>
+                <w:b w:val="0"/>
+                <w:sz w:val="22"/>
               </w:rPr>
-              <w:t>تحمل کم هزینه عملیاتی، اهمیت OPEX سالانه اتصال را افزایش می‌دهد.</w:t>
+              <w:t>تحمل کم هزینه عملیاتی، اهمیت هزینه سالانه اتصال را افزایش می‌دهد.</w:t>
             </w:r>
           </w:p>
         </w:tc>
@@ -3938,18 +4098,21 @@
       <w:tr>
         <w:tc>
           <w:tcPr>
-            <w:tcW w:type="dxa" w:w="1606"/>
+            <w:tcW w:type="dxa" w:w="2357"/>
             <w:bidiVisual/>
+            <w:vAlign w:val="center"/>
           </w:tcPr>
           <w:p>
             <w:pPr>
               <w:bidi w:val="1"/>
-              <w:jc w:val="right"/>
+              <w:jc w:val="center"/>
+              <w:bidi w:val="1"/>
             </w:pPr>
             <w:r>
               <w:rPr>
                 <w:rFonts w:ascii="B Nazanin" w:hAnsi="B Nazanin"/>
-                <w:sz w:val="18"/>
+                <w:b w:val="0"/>
+                <w:sz w:val="22"/>
               </w:rPr>
               <w:t>32</w:t>
             </w:r>
@@ -3957,60 +4120,50 @@
         </w:tc>
         <w:tc>
           <w:tcPr>
-            <w:tcW w:type="dxa" w:w="1606"/>
+            <w:tcW w:type="dxa" w:w="2357"/>
+            <w:vMerge/>
+          </w:tcPr>
+          <w:p/>
+        </w:tc>
+        <w:tc>
+          <w:tcPr>
+            <w:tcW w:type="dxa" w:w="2357"/>
             <w:bidiVisual/>
+            <w:vAlign w:val="center"/>
           </w:tcPr>
           <w:p>
             <w:pPr>
               <w:bidi w:val="1"/>
               <w:jc w:val="right"/>
+              <w:bidi w:val="1"/>
             </w:pPr>
             <w:r>
               <w:rPr>
                 <w:rFonts w:ascii="B Nazanin" w:hAnsi="B Nazanin"/>
-                <w:sz w:val="18"/>
+                <w:b w:val="0"/>
+                <w:sz w:val="22"/>
               </w:rPr>
-              <w:t>11. تحمل هزینه عملیاتی سالانه چقدر است؟</w:t>
-              <w:br/>
-              <w:t>(Q11: What is the annual operating cost tolerance?)</w:t>
+              <w:t>متوسط</w:t>
             </w:r>
           </w:p>
         </w:tc>
         <w:tc>
           <w:tcPr>
-            <w:tcW w:type="dxa" w:w="1606"/>
+            <w:tcW w:type="dxa" w:w="2357"/>
             <w:bidiVisual/>
+            <w:vAlign w:val="center"/>
           </w:tcPr>
           <w:p>
             <w:pPr>
               <w:bidi w:val="1"/>
               <w:jc w:val="right"/>
+              <w:bidi w:val="1"/>
             </w:pPr>
             <w:r>
               <w:rPr>
                 <w:rFonts w:ascii="B Nazanin" w:hAnsi="B Nazanin"/>
-                <w:sz w:val="18"/>
-              </w:rPr>
-              <w:t>متوسط</w:t>
-              <w:br/>
-              <w:t>(Q11_B: Medium)</w:t>
-            </w:r>
-          </w:p>
-        </w:tc>
-        <w:tc>
-          <w:tcPr>
-            <w:tcW w:type="dxa" w:w="1606"/>
-            <w:bidiVisual/>
-          </w:tcPr>
-          <w:p>
-            <w:pPr>
-              <w:bidi w:val="1"/>
-              <w:jc w:val="right"/>
-            </w:pPr>
-            <w:r>
-              <w:rPr>
-                <w:rFonts w:ascii="B Nazanin" w:hAnsi="B Nazanin"/>
-                <w:sz w:val="18"/>
+                <w:b w:val="0"/>
+                <w:sz w:val="22"/>
               </w:rPr>
               <w:t>—</w:t>
             </w:r>
@@ -4018,18 +4171,21 @@
         </w:tc>
         <w:tc>
           <w:tcPr>
-            <w:tcW w:type="dxa" w:w="1606"/>
+            <w:tcW w:type="dxa" w:w="2357"/>
             <w:bidiVisual/>
+            <w:vAlign w:val="center"/>
           </w:tcPr>
           <w:p>
             <w:pPr>
               <w:bidi w:val="1"/>
-              <w:jc w:val="right"/>
+              <w:jc w:val="center"/>
+              <w:bidi w:val="1"/>
             </w:pPr>
             <w:r>
               <w:rPr>
                 <w:rFonts w:ascii="B Nazanin" w:hAnsi="B Nazanin"/>
-                <w:sz w:val="18"/>
+                <w:b w:val="0"/>
+                <w:sz w:val="22"/>
               </w:rPr>
               <w:t>—</w:t>
             </w:r>
@@ -4037,20 +4193,23 @@
         </w:tc>
         <w:tc>
           <w:tcPr>
-            <w:tcW w:type="dxa" w:w="1606"/>
+            <w:tcW w:type="dxa" w:w="2357"/>
             <w:bidiVisual/>
+            <w:vAlign w:val="center"/>
           </w:tcPr>
           <w:p>
             <w:pPr>
               <w:bidi w:val="1"/>
               <w:jc w:val="right"/>
+              <w:bidi w:val="1"/>
             </w:pPr>
             <w:r>
               <w:rPr>
                 <w:rFonts w:ascii="B Nazanin" w:hAnsi="B Nazanin"/>
-                <w:sz w:val="18"/>
+                <w:b w:val="0"/>
+                <w:sz w:val="22"/>
               </w:rPr>
-              <w:t>تحمل متوسط، بدون تغییر در امتیاز تعدیل.</w:t>
+              <w:t>تحمل متوسط است و تغییری در امتیاز تعدیل ایجاد نمی‌کند.</w:t>
             </w:r>
           </w:p>
         </w:tc>
@@ -4058,18 +4217,21 @@
       <w:tr>
         <w:tc>
           <w:tcPr>
-            <w:tcW w:type="dxa" w:w="1606"/>
+            <w:tcW w:type="dxa" w:w="2357"/>
             <w:bidiVisual/>
+            <w:vAlign w:val="center"/>
           </w:tcPr>
           <w:p>
             <w:pPr>
               <w:bidi w:val="1"/>
-              <w:jc w:val="right"/>
+              <w:jc w:val="center"/>
+              <w:bidi w:val="1"/>
             </w:pPr>
             <w:r>
               <w:rPr>
                 <w:rFonts w:ascii="B Nazanin" w:hAnsi="B Nazanin"/>
-                <w:sz w:val="18"/>
+                <w:b w:val="0"/>
+                <w:sz w:val="22"/>
               </w:rPr>
               <w:t>33</w:t>
             </w:r>
@@ -4077,100 +4239,96 @@
         </w:tc>
         <w:tc>
           <w:tcPr>
-            <w:tcW w:type="dxa" w:w="1606"/>
+            <w:tcW w:type="dxa" w:w="2357"/>
+            <w:vMerge/>
+          </w:tcPr>
+          <w:p/>
+        </w:tc>
+        <w:tc>
+          <w:tcPr>
+            <w:tcW w:type="dxa" w:w="2357"/>
             <w:bidiVisual/>
+            <w:vAlign w:val="center"/>
           </w:tcPr>
           <w:p>
             <w:pPr>
               <w:bidi w:val="1"/>
               <w:jc w:val="right"/>
+              <w:bidi w:val="1"/>
             </w:pPr>
             <w:r>
               <w:rPr>
                 <w:rFonts w:ascii="B Nazanin" w:hAnsi="B Nazanin"/>
-                <w:sz w:val="18"/>
+                <w:b w:val="0"/>
+                <w:sz w:val="22"/>
               </w:rPr>
-              <w:t>11. تحمل هزینه عملیاتی سالانه چقدر است؟</w:t>
-              <w:br/>
-              <w:t>(Q11: What is the annual operating cost tolerance?)</w:t>
+              <w:t>منعطف</w:t>
             </w:r>
           </w:p>
         </w:tc>
         <w:tc>
           <w:tcPr>
-            <w:tcW w:type="dxa" w:w="1606"/>
+            <w:tcW w:type="dxa" w:w="2357"/>
             <w:bidiVisual/>
+            <w:vAlign w:val="center"/>
           </w:tcPr>
           <w:p>
             <w:pPr>
               <w:bidi w:val="1"/>
               <w:jc w:val="right"/>
+              <w:bidi w:val="1"/>
             </w:pPr>
             <w:r>
               <w:rPr>
                 <w:rFonts w:ascii="B Nazanin" w:hAnsi="B Nazanin"/>
-                <w:sz w:val="18"/>
+                <w:b w:val="0"/>
+                <w:sz w:val="22"/>
               </w:rPr>
-              <w:t>منعطف</w:t>
-              <w:br/>
-              <w:t>(Q11_C: Flexible)</w:t>
+              <w:t>1. هزینه عملیاتی سالانه اتصال</w:t>
             </w:r>
           </w:p>
         </w:tc>
         <w:tc>
           <w:tcPr>
-            <w:tcW w:type="dxa" w:w="1606"/>
+            <w:tcW w:type="dxa" w:w="2357"/>
             <w:bidiVisual/>
+            <w:vAlign w:val="center"/>
           </w:tcPr>
           <w:p>
             <w:pPr>
               <w:bidi w:val="1"/>
-              <w:jc w:val="right"/>
+              <w:jc w:val="center"/>
+              <w:bidi w:val="1"/>
             </w:pPr>
             <w:r>
               <w:rPr>
                 <w:rFonts w:ascii="B Nazanin" w:hAnsi="B Nazanin"/>
-                <w:sz w:val="18"/>
+                <w:b w:val="0"/>
+                <w:sz w:val="22"/>
               </w:rPr>
-              <w:t>هزینه عملیاتی سالانه اتصال (Annual Connectivity OPEX)</w:t>
+              <w:t>1. -1</w:t>
             </w:r>
           </w:p>
         </w:tc>
         <w:tc>
           <w:tcPr>
-            <w:tcW w:type="dxa" w:w="1606"/>
+            <w:tcW w:type="dxa" w:w="2357"/>
             <w:bidiVisual/>
+            <w:vAlign w:val="center"/>
           </w:tcPr>
           <w:p>
             <w:pPr>
               <w:bidi w:val="1"/>
               <w:jc w:val="right"/>
+              <w:bidi w:val="1"/>
             </w:pPr>
             <w:r>
               <w:rPr>
                 <w:rFonts w:ascii="B Nazanin" w:hAnsi="B Nazanin"/>
-                <w:sz w:val="18"/>
+                <w:b w:val="0"/>
+                <w:sz w:val="22"/>
               </w:rPr>
-              <w:t>-1</w:t>
-            </w:r>
-          </w:p>
-        </w:tc>
-        <w:tc>
-          <w:tcPr>
-            <w:tcW w:type="dxa" w:w="1606"/>
-            <w:bidiVisual/>
-          </w:tcPr>
-          <w:p>
-            <w:pPr>
-              <w:bidi w:val="1"/>
-              <w:jc w:val="right"/>
-            </w:pPr>
-            <w:r>
-              <w:rPr>
-                <w:rFonts w:ascii="B Nazanin" w:hAnsi="B Nazanin"/>
-                <w:sz w:val="18"/>
-              </w:rPr>
-              <w:t>تحمل منعطف، محدودیت هزینه عملیاتی اهمیت کمتری می‌یابد.</w:t>
+              <w:t>تحمل منعطف، محدودیت هزینه عملیاتی را اهمیت کمتری می‌بخشد.</w:t>
             </w:r>
           </w:p>
         </w:tc>
@@ -4178,18 +4336,21 @@
       <w:tr>
         <w:tc>
           <w:tcPr>
-            <w:tcW w:type="dxa" w:w="1606"/>
+            <w:tcW w:type="dxa" w:w="2357"/>
             <w:bidiVisual/>
+            <w:vAlign w:val="center"/>
           </w:tcPr>
           <w:p>
             <w:pPr>
               <w:bidi w:val="1"/>
-              <w:jc w:val="right"/>
+              <w:jc w:val="center"/>
+              <w:bidi w:val="1"/>
             </w:pPr>
             <w:r>
               <w:rPr>
                 <w:rFonts w:ascii="B Nazanin" w:hAnsi="B Nazanin"/>
-                <w:sz w:val="18"/>
+                <w:b w:val="0"/>
+                <w:sz w:val="22"/>
               </w:rPr>
               <w:t>34</w:t>
             </w:r>
@@ -4197,100 +4358,112 @@
         </w:tc>
         <w:tc>
           <w:tcPr>
-            <w:tcW w:type="dxa" w:w="1606"/>
+            <w:tcW w:type="dxa" w:w="2357"/>
             <w:bidiVisual/>
+            <w:vMerge w:val="restart"/>
+            <w:vAlign w:val="center"/>
           </w:tcPr>
           <w:p>
             <w:pPr>
               <w:bidi w:val="1"/>
-              <w:jc w:val="right"/>
+              <w:jc w:val="center"/>
+              <w:bidi w:val="1"/>
             </w:pPr>
             <w:r>
               <w:rPr>
                 <w:rFonts w:ascii="B Nazanin" w:hAnsi="B Nazanin"/>
-                <w:sz w:val="18"/>
+                <w:b w:val="0"/>
+                <w:sz w:val="22"/>
               </w:rPr>
               <w:t>12. انتظار عمر باتری مورد نیاز به ازای هر گره چقدر است؟</w:t>
-              <w:br/>
-              <w:t>(Q12: What is the expected battery lifetime requirement per node?)</w:t>
             </w:r>
           </w:p>
         </w:tc>
         <w:tc>
           <w:tcPr>
-            <w:tcW w:type="dxa" w:w="1606"/>
+            <w:tcW w:type="dxa" w:w="2357"/>
             <w:bidiVisual/>
+            <w:vAlign w:val="center"/>
           </w:tcPr>
           <w:p>
             <w:pPr>
               <w:bidi w:val="1"/>
               <w:jc w:val="right"/>
+              <w:bidi w:val="1"/>
             </w:pPr>
             <w:r>
               <w:rPr>
                 <w:rFonts w:ascii="B Nazanin" w:hAnsi="B Nazanin"/>
-                <w:sz w:val="18"/>
+                <w:b w:val="0"/>
+                <w:sz w:val="22"/>
               </w:rPr>
               <w:t>کمتر از ۱ سال</w:t>
-              <w:br/>
-              <w:t>(Q12_A: Less than 1 year)</w:t>
             </w:r>
           </w:p>
         </w:tc>
         <w:tc>
           <w:tcPr>
-            <w:tcW w:type="dxa" w:w="1606"/>
+            <w:tcW w:type="dxa" w:w="2357"/>
             <w:bidiVisual/>
+            <w:vAlign w:val="center"/>
           </w:tcPr>
           <w:p>
             <w:pPr>
               <w:bidi w:val="1"/>
               <w:jc w:val="right"/>
+              <w:bidi w:val="1"/>
             </w:pPr>
             <w:r>
               <w:rPr>
                 <w:rFonts w:ascii="B Nazanin" w:hAnsi="B Nazanin"/>
-                <w:sz w:val="18"/>
+                <w:b w:val="0"/>
+                <w:sz w:val="22"/>
               </w:rPr>
-              <w:t>مصرف انرژی</w:t>
+              <w:t>1. مصرف انرژی</w:t>
             </w:r>
           </w:p>
         </w:tc>
         <w:tc>
           <w:tcPr>
-            <w:tcW w:type="dxa" w:w="1606"/>
+            <w:tcW w:type="dxa" w:w="2357"/>
             <w:bidiVisual/>
+            <w:vAlign w:val="center"/>
           </w:tcPr>
           <w:p>
             <w:pPr>
               <w:bidi w:val="1"/>
-              <w:jc w:val="right"/>
+              <w:jc w:val="center"/>
+              <w:bidi w:val="1"/>
             </w:pPr>
             <w:r>
               <w:rPr>
                 <w:rFonts w:ascii="B Nazanin" w:hAnsi="B Nazanin"/>
-                <w:sz w:val="18"/>
+                <w:b w:val="0"/>
+                <w:sz w:val="22"/>
               </w:rPr>
-              <w:t>-1</w:t>
+              <w:t>1. -1</w:t>
             </w:r>
           </w:p>
         </w:tc>
         <w:tc>
           <w:tcPr>
-            <w:tcW w:type="dxa" w:w="1606"/>
+            <w:tcW w:type="dxa" w:w="2357"/>
             <w:bidiVisual/>
+            <w:vAlign w:val="center"/>
           </w:tcPr>
           <w:p>
             <w:pPr>
               <w:bidi w:val="1"/>
               <w:jc w:val="right"/>
+              <w:bidi w:val="1"/>
             </w:pPr>
             <w:r>
               <w:rPr>
                 <w:rFonts w:ascii="B Nazanin" w:hAnsi="B Nazanin"/>
-                <w:sz w:val="18"/>
+                <w:b w:val="0"/>
+                <w:sz w:val="22"/>
               </w:rPr>
-              <w:t>عمر باتری کوتاه، حساسیت به مصرف انرژی کاهش می‌یابد.</w:t>
+              <w:t>عمر باتری کوتاه، حساسیت به مصرف انرژی را کاهش می‌دهد.</w:t>
             </w:r>
           </w:p>
         </w:tc>
@@ -4298,18 +4471,21 @@
       <w:tr>
         <w:tc>
           <w:tcPr>
-            <w:tcW w:type="dxa" w:w="1606"/>
+            <w:tcW w:type="dxa" w:w="2357"/>
             <w:bidiVisual/>
+            <w:vAlign w:val="center"/>
           </w:tcPr>
           <w:p>
             <w:pPr>
               <w:bidi w:val="1"/>
-              <w:jc w:val="right"/>
+              <w:jc w:val="center"/>
+              <w:bidi w:val="1"/>
             </w:pPr>
             <w:r>
               <w:rPr>
                 <w:rFonts w:ascii="B Nazanin" w:hAnsi="B Nazanin"/>
-                <w:sz w:val="18"/>
+                <w:b w:val="0"/>
+                <w:sz w:val="22"/>
               </w:rPr>
               <w:t>35</w:t>
             </w:r>
@@ -4317,60 +4493,50 @@
         </w:tc>
         <w:tc>
           <w:tcPr>
-            <w:tcW w:type="dxa" w:w="1606"/>
+            <w:tcW w:type="dxa" w:w="2357"/>
+            <w:vMerge/>
+          </w:tcPr>
+          <w:p/>
+        </w:tc>
+        <w:tc>
+          <w:tcPr>
+            <w:tcW w:type="dxa" w:w="2357"/>
             <w:bidiVisual/>
+            <w:vAlign w:val="center"/>
           </w:tcPr>
           <w:p>
             <w:pPr>
               <w:bidi w:val="1"/>
               <w:jc w:val="right"/>
+              <w:bidi w:val="1"/>
             </w:pPr>
             <w:r>
               <w:rPr>
                 <w:rFonts w:ascii="B Nazanin" w:hAnsi="B Nazanin"/>
-                <w:sz w:val="18"/>
+                <w:b w:val="0"/>
+                <w:sz w:val="22"/>
               </w:rPr>
-              <w:t>12. انتظار عمر باتری مورد نیاز به ازای هر گره چقدر است؟</w:t>
-              <w:br/>
-              <w:t>(Q12: What is the expected battery lifetime requirement per node?)</w:t>
+              <w:t>۱ تا ۳ سال</w:t>
             </w:r>
           </w:p>
         </w:tc>
         <w:tc>
           <w:tcPr>
-            <w:tcW w:type="dxa" w:w="1606"/>
+            <w:tcW w:type="dxa" w:w="2357"/>
             <w:bidiVisual/>
+            <w:vAlign w:val="center"/>
           </w:tcPr>
           <w:p>
             <w:pPr>
               <w:bidi w:val="1"/>
               <w:jc w:val="right"/>
+              <w:bidi w:val="1"/>
             </w:pPr>
             <w:r>
               <w:rPr>
                 <w:rFonts w:ascii="B Nazanin" w:hAnsi="B Nazanin"/>
-                <w:sz w:val="18"/>
-              </w:rPr>
-              <w:t>۱ تا ۳ سال</w:t>
-              <w:br/>
-              <w:t>(Q12_B: 1 to 3 years)</w:t>
-            </w:r>
-          </w:p>
-        </w:tc>
-        <w:tc>
-          <w:tcPr>
-            <w:tcW w:type="dxa" w:w="1606"/>
-            <w:bidiVisual/>
-          </w:tcPr>
-          <w:p>
-            <w:pPr>
-              <w:bidi w:val="1"/>
-              <w:jc w:val="right"/>
-            </w:pPr>
-            <w:r>
-              <w:rPr>
-                <w:rFonts w:ascii="B Nazanin" w:hAnsi="B Nazanin"/>
-                <w:sz w:val="18"/>
+                <w:b w:val="0"/>
+                <w:sz w:val="22"/>
               </w:rPr>
               <w:t>—</w:t>
             </w:r>
@@ -4378,18 +4544,21 @@
         </w:tc>
         <w:tc>
           <w:tcPr>
-            <w:tcW w:type="dxa" w:w="1606"/>
+            <w:tcW w:type="dxa" w:w="2357"/>
             <w:bidiVisual/>
+            <w:vAlign w:val="center"/>
           </w:tcPr>
           <w:p>
             <w:pPr>
               <w:bidi w:val="1"/>
-              <w:jc w:val="right"/>
+              <w:jc w:val="center"/>
+              <w:bidi w:val="1"/>
             </w:pPr>
             <w:r>
               <w:rPr>
                 <w:rFonts w:ascii="B Nazanin" w:hAnsi="B Nazanin"/>
-                <w:sz w:val="18"/>
+                <w:b w:val="0"/>
+                <w:sz w:val="22"/>
               </w:rPr>
               <w:t>—</w:t>
             </w:r>
@@ -4397,20 +4566,23 @@
         </w:tc>
         <w:tc>
           <w:tcPr>
-            <w:tcW w:type="dxa" w:w="1606"/>
+            <w:tcW w:type="dxa" w:w="2357"/>
             <w:bidiVisual/>
+            <w:vAlign w:val="center"/>
           </w:tcPr>
           <w:p>
             <w:pPr>
               <w:bidi w:val="1"/>
               <w:jc w:val="right"/>
+              <w:bidi w:val="1"/>
             </w:pPr>
             <w:r>
               <w:rPr>
                 <w:rFonts w:ascii="B Nazanin" w:hAnsi="B Nazanin"/>
-                <w:sz w:val="18"/>
+                <w:b w:val="0"/>
+                <w:sz w:val="22"/>
               </w:rPr>
-              <w:t>عمر باتری متوسط، بدون تغییر در امتیاز تعدیل.</w:t>
+              <w:t>عمر باتری متوسط است و تغییری در امتیاز تعدیل ایجاد نمی‌کند.</w:t>
             </w:r>
           </w:p>
         </w:tc>
@@ -4418,18 +4590,21 @@
       <w:tr>
         <w:tc>
           <w:tcPr>
-            <w:tcW w:type="dxa" w:w="1606"/>
+            <w:tcW w:type="dxa" w:w="2357"/>
             <w:bidiVisual/>
+            <w:vAlign w:val="center"/>
           </w:tcPr>
           <w:p>
             <w:pPr>
               <w:bidi w:val="1"/>
-              <w:jc w:val="right"/>
+              <w:jc w:val="center"/>
+              <w:bidi w:val="1"/>
             </w:pPr>
             <w:r>
               <w:rPr>
                 <w:rFonts w:ascii="B Nazanin" w:hAnsi="B Nazanin"/>
-                <w:sz w:val="18"/>
+                <w:b w:val="0"/>
+                <w:sz w:val="22"/>
               </w:rPr>
               <w:t>36</w:t>
             </w:r>
@@ -4437,98 +4612,94 @@
         </w:tc>
         <w:tc>
           <w:tcPr>
-            <w:tcW w:type="dxa" w:w="1606"/>
+            <w:tcW w:type="dxa" w:w="2357"/>
+            <w:vMerge/>
+          </w:tcPr>
+          <w:p/>
+        </w:tc>
+        <w:tc>
+          <w:tcPr>
+            <w:tcW w:type="dxa" w:w="2357"/>
             <w:bidiVisual/>
+            <w:vAlign w:val="center"/>
           </w:tcPr>
           <w:p>
             <w:pPr>
               <w:bidi w:val="1"/>
               <w:jc w:val="right"/>
+              <w:bidi w:val="1"/>
             </w:pPr>
             <w:r>
               <w:rPr>
                 <w:rFonts w:ascii="B Nazanin" w:hAnsi="B Nazanin"/>
-                <w:sz w:val="18"/>
+                <w:b w:val="0"/>
+                <w:sz w:val="22"/>
               </w:rPr>
-              <w:t>12. انتظار عمر باتری مورد نیاز به ازای هر گره چقدر است؟</w:t>
-              <w:br/>
-              <w:t>(Q12: What is the expected battery lifetime requirement per node?)</w:t>
+              <w:t>بیش از ۳ سال</w:t>
             </w:r>
           </w:p>
         </w:tc>
         <w:tc>
           <w:tcPr>
-            <w:tcW w:type="dxa" w:w="1606"/>
+            <w:tcW w:type="dxa" w:w="2357"/>
             <w:bidiVisual/>
+            <w:vAlign w:val="center"/>
           </w:tcPr>
           <w:p>
             <w:pPr>
               <w:bidi w:val="1"/>
               <w:jc w:val="right"/>
+              <w:bidi w:val="1"/>
             </w:pPr>
             <w:r>
               <w:rPr>
                 <w:rFonts w:ascii="B Nazanin" w:hAnsi="B Nazanin"/>
-                <w:sz w:val="18"/>
+                <w:b w:val="0"/>
+                <w:sz w:val="22"/>
               </w:rPr>
-              <w:t>بیش از ۳ سال</w:t>
-              <w:br/>
-              <w:t>(Q12_C: More than 3 years)</w:t>
+              <w:t>1. مصرف انرژی</w:t>
             </w:r>
           </w:p>
         </w:tc>
         <w:tc>
           <w:tcPr>
-            <w:tcW w:type="dxa" w:w="1606"/>
+            <w:tcW w:type="dxa" w:w="2357"/>
             <w:bidiVisual/>
+            <w:vAlign w:val="center"/>
           </w:tcPr>
           <w:p>
             <w:pPr>
               <w:bidi w:val="1"/>
-              <w:jc w:val="right"/>
+              <w:jc w:val="center"/>
+              <w:bidi w:val="1"/>
             </w:pPr>
             <w:r>
               <w:rPr>
                 <w:rFonts w:ascii="B Nazanin" w:hAnsi="B Nazanin"/>
-                <w:sz w:val="18"/>
+                <w:b w:val="0"/>
+                <w:sz w:val="22"/>
               </w:rPr>
-              <w:t>مصرف انرژی</w:t>
+              <w:t>1. +1</w:t>
             </w:r>
           </w:p>
         </w:tc>
         <w:tc>
           <w:tcPr>
-            <w:tcW w:type="dxa" w:w="1606"/>
+            <w:tcW w:type="dxa" w:w="2357"/>
             <w:bidiVisual/>
+            <w:vAlign w:val="center"/>
           </w:tcPr>
           <w:p>
             <w:pPr>
               <w:bidi w:val="1"/>
               <w:jc w:val="right"/>
+              <w:bidi w:val="1"/>
             </w:pPr>
             <w:r>
               <w:rPr>
                 <w:rFonts w:ascii="B Nazanin" w:hAnsi="B Nazanin"/>
-                <w:sz w:val="18"/>
-              </w:rPr>
-              <w:t>+1</w:t>
-            </w:r>
-          </w:p>
-        </w:tc>
-        <w:tc>
-          <w:tcPr>
-            <w:tcW w:type="dxa" w:w="1606"/>
-            <w:bidiVisual/>
-          </w:tcPr>
-          <w:p>
-            <w:pPr>
-              <w:bidi w:val="1"/>
-              <w:jc w:val="right"/>
-            </w:pPr>
-            <w:r>
-              <w:rPr>
-                <w:rFonts w:ascii="B Nazanin" w:hAnsi="B Nazanin"/>
-                <w:sz w:val="18"/>
+                <w:b w:val="0"/>
+                <w:sz w:val="22"/>
               </w:rPr>
               <w:t>عمر باتری بلند، فناوری‌های کم‌مصرف اهمیت بیشتری می‌یابند.</w:t>
             </w:r>
@@ -4538,18 +4709,21 @@
       <w:tr>
         <w:tc>
           <w:tcPr>
-            <w:tcW w:type="dxa" w:w="1606"/>
+            <w:tcW w:type="dxa" w:w="2357"/>
             <w:bidiVisual/>
+            <w:vAlign w:val="center"/>
           </w:tcPr>
           <w:p>
             <w:pPr>
               <w:bidi w:val="1"/>
-              <w:jc w:val="right"/>
+              <w:jc w:val="center"/>
+              <w:bidi w:val="1"/>
             </w:pPr>
             <w:r>
               <w:rPr>
                 <w:rFonts w:ascii="B Nazanin" w:hAnsi="B Nazanin"/>
-                <w:sz w:val="18"/>
+                <w:b w:val="0"/>
+                <w:sz w:val="22"/>
               </w:rPr>
               <w:t>37</w:t>
             </w:r>
@@ -4557,100 +4731,112 @@
         </w:tc>
         <w:tc>
           <w:tcPr>
-            <w:tcW w:type="dxa" w:w="1606"/>
+            <w:tcW w:type="dxa" w:w="2357"/>
             <w:bidiVisual/>
+            <w:vMerge w:val="restart"/>
+            <w:vAlign w:val="center"/>
           </w:tcPr>
           <w:p>
             <w:pPr>
               <w:bidi w:val="1"/>
-              <w:jc w:val="right"/>
+              <w:jc w:val="center"/>
+              <w:bidi w:val="1"/>
             </w:pPr>
             <w:r>
               <w:rPr>
                 <w:rFonts w:ascii="B Nazanin" w:hAnsi="B Nazanin"/>
-                <w:sz w:val="18"/>
+                <w:b w:val="0"/>
+                <w:sz w:val="22"/>
               </w:rPr>
               <w:t>13. سرعت تحویل داده مورد نیاز چقدر است؟</w:t>
-              <w:br/>
-              <w:t>(Q13: What is the required data delivery speed?)</w:t>
             </w:r>
           </w:p>
         </w:tc>
         <w:tc>
           <w:tcPr>
-            <w:tcW w:type="dxa" w:w="1606"/>
+            <w:tcW w:type="dxa" w:w="2357"/>
             <w:bidiVisual/>
+            <w:vAlign w:val="center"/>
           </w:tcPr>
           <w:p>
             <w:pPr>
               <w:bidi w:val="1"/>
               <w:jc w:val="right"/>
+              <w:bidi w:val="1"/>
             </w:pPr>
             <w:r>
               <w:rPr>
                 <w:rFonts w:ascii="B Nazanin" w:hAnsi="B Nazanin"/>
-                <w:sz w:val="18"/>
+                <w:b w:val="0"/>
+                <w:sz w:val="22"/>
               </w:rPr>
-              <w:t>غیربلادرنگ (تأخیر چند دقیقه‌ای قابل قبول است)</w:t>
-              <w:br/>
-              <w:t>(Q13_A: Non-real-time (delay of minutes is acceptable))</w:t>
+              <w:t>غیربلادرنگ (تأخیر چند دقیقه‌ای قابل قبول)</w:t>
             </w:r>
           </w:p>
         </w:tc>
         <w:tc>
           <w:tcPr>
-            <w:tcW w:type="dxa" w:w="1606"/>
+            <w:tcW w:type="dxa" w:w="2357"/>
             <w:bidiVisual/>
+            <w:vAlign w:val="center"/>
           </w:tcPr>
           <w:p>
             <w:pPr>
               <w:bidi w:val="1"/>
               <w:jc w:val="right"/>
+              <w:bidi w:val="1"/>
             </w:pPr>
             <w:r>
               <w:rPr>
                 <w:rFonts w:ascii="B Nazanin" w:hAnsi="B Nazanin"/>
-                <w:sz w:val="18"/>
+                <w:b w:val="0"/>
+                <w:sz w:val="22"/>
               </w:rPr>
-              <w:t>تأخیر RTT</w:t>
+              <w:t>1. تأخیر انتقال داده</w:t>
             </w:r>
           </w:p>
         </w:tc>
         <w:tc>
           <w:tcPr>
-            <w:tcW w:type="dxa" w:w="1606"/>
+            <w:tcW w:type="dxa" w:w="2357"/>
             <w:bidiVisual/>
+            <w:vAlign w:val="center"/>
           </w:tcPr>
           <w:p>
             <w:pPr>
               <w:bidi w:val="1"/>
-              <w:jc w:val="right"/>
+              <w:jc w:val="center"/>
+              <w:bidi w:val="1"/>
             </w:pPr>
             <w:r>
               <w:rPr>
                 <w:rFonts w:ascii="B Nazanin" w:hAnsi="B Nazanin"/>
-                <w:sz w:val="18"/>
+                <w:b w:val="0"/>
+                <w:sz w:val="22"/>
               </w:rPr>
-              <w:t>-1</w:t>
+              <w:t>1. -1</w:t>
             </w:r>
           </w:p>
         </w:tc>
         <w:tc>
           <w:tcPr>
-            <w:tcW w:type="dxa" w:w="1606"/>
+            <w:tcW w:type="dxa" w:w="2357"/>
             <w:bidiVisual/>
+            <w:vAlign w:val="center"/>
           </w:tcPr>
           <w:p>
             <w:pPr>
               <w:bidi w:val="1"/>
               <w:jc w:val="right"/>
+              <w:bidi w:val="1"/>
             </w:pPr>
             <w:r>
               <w:rPr>
                 <w:rFonts w:ascii="B Nazanin" w:hAnsi="B Nazanin"/>
-                <w:sz w:val="18"/>
+                <w:b w:val="0"/>
+                <w:sz w:val="22"/>
               </w:rPr>
-              <w:t>تحویل غیربلادرنگ، اهمیت تأخیر RTT کاهش می‌یابد.</w:t>
+              <w:t>تحویل غیربلادرنگ، اهمیت تأخیر انتقال داده را کاهش می‌دهد.</w:t>
             </w:r>
           </w:p>
         </w:tc>
@@ -4658,18 +4844,21 @@
       <w:tr>
         <w:tc>
           <w:tcPr>
-            <w:tcW w:type="dxa" w:w="1606"/>
+            <w:tcW w:type="dxa" w:w="2357"/>
             <w:bidiVisual/>
+            <w:vAlign w:val="center"/>
           </w:tcPr>
           <w:p>
             <w:pPr>
               <w:bidi w:val="1"/>
-              <w:jc w:val="right"/>
+              <w:jc w:val="center"/>
+              <w:bidi w:val="1"/>
             </w:pPr>
             <w:r>
               <w:rPr>
                 <w:rFonts w:ascii="B Nazanin" w:hAnsi="B Nazanin"/>
-                <w:sz w:val="18"/>
+                <w:b w:val="0"/>
+                <w:sz w:val="22"/>
               </w:rPr>
               <w:t>38</w:t>
             </w:r>
@@ -4677,100 +4866,96 @@
         </w:tc>
         <w:tc>
           <w:tcPr>
-            <w:tcW w:type="dxa" w:w="1606"/>
+            <w:tcW w:type="dxa" w:w="2357"/>
+            <w:vMerge/>
+          </w:tcPr>
+          <w:p/>
+        </w:tc>
+        <w:tc>
+          <w:tcPr>
+            <w:tcW w:type="dxa" w:w="2357"/>
             <w:bidiVisual/>
+            <w:vAlign w:val="center"/>
           </w:tcPr>
           <w:p>
             <w:pPr>
               <w:bidi w:val="1"/>
               <w:jc w:val="right"/>
+              <w:bidi w:val="1"/>
             </w:pPr>
             <w:r>
               <w:rPr>
                 <w:rFonts w:ascii="B Nazanin" w:hAnsi="B Nazanin"/>
-                <w:sz w:val="18"/>
+                <w:b w:val="0"/>
+                <w:sz w:val="22"/>
               </w:rPr>
-              <w:t>13. سرعت تحویل داده مورد نیاز چقدر است؟</w:t>
-              <w:br/>
-              <w:t>(Q13: What is the required data delivery speed?)</w:t>
+              <w:t>نزدیک به بلادرنگ</w:t>
             </w:r>
           </w:p>
         </w:tc>
         <w:tc>
           <w:tcPr>
-            <w:tcW w:type="dxa" w:w="1606"/>
+            <w:tcW w:type="dxa" w:w="2357"/>
             <w:bidiVisual/>
+            <w:vAlign w:val="center"/>
           </w:tcPr>
           <w:p>
             <w:pPr>
               <w:bidi w:val="1"/>
               <w:jc w:val="right"/>
+              <w:bidi w:val="1"/>
             </w:pPr>
             <w:r>
               <w:rPr>
                 <w:rFonts w:ascii="B Nazanin" w:hAnsi="B Nazanin"/>
-                <w:sz w:val="18"/>
+                <w:b w:val="0"/>
+                <w:sz w:val="22"/>
               </w:rPr>
-              <w:t>نزدیک به بلادرنگ</w:t>
-              <w:br/>
-              <w:t>(Q13_B: Near real-time)</w:t>
+              <w:t>1. تأخیر انتقال داده</w:t>
             </w:r>
           </w:p>
         </w:tc>
         <w:tc>
           <w:tcPr>
-            <w:tcW w:type="dxa" w:w="1606"/>
+            <w:tcW w:type="dxa" w:w="2357"/>
             <w:bidiVisual/>
+            <w:vAlign w:val="center"/>
           </w:tcPr>
           <w:p>
             <w:pPr>
               <w:bidi w:val="1"/>
-              <w:jc w:val="right"/>
+              <w:jc w:val="center"/>
+              <w:bidi w:val="1"/>
             </w:pPr>
             <w:r>
               <w:rPr>
                 <w:rFonts w:ascii="B Nazanin" w:hAnsi="B Nazanin"/>
-                <w:sz w:val="18"/>
+                <w:b w:val="0"/>
+                <w:sz w:val="22"/>
               </w:rPr>
-              <w:t>تأخیر RTT</w:t>
+              <w:t>1. +1</w:t>
             </w:r>
           </w:p>
         </w:tc>
         <w:tc>
           <w:tcPr>
-            <w:tcW w:type="dxa" w:w="1606"/>
+            <w:tcW w:type="dxa" w:w="2357"/>
             <w:bidiVisual/>
+            <w:vAlign w:val="center"/>
           </w:tcPr>
           <w:p>
             <w:pPr>
               <w:bidi w:val="1"/>
               <w:jc w:val="right"/>
+              <w:bidi w:val="1"/>
             </w:pPr>
             <w:r>
               <w:rPr>
                 <w:rFonts w:ascii="B Nazanin" w:hAnsi="B Nazanin"/>
-                <w:sz w:val="18"/>
+                <w:b w:val="0"/>
+                <w:sz w:val="22"/>
               </w:rPr>
-              <w:t>+1</w:t>
-            </w:r>
-          </w:p>
-        </w:tc>
-        <w:tc>
-          <w:tcPr>
-            <w:tcW w:type="dxa" w:w="1606"/>
-            <w:bidiVisual/>
-          </w:tcPr>
-          <w:p>
-            <w:pPr>
-              <w:bidi w:val="1"/>
-              <w:jc w:val="right"/>
-            </w:pPr>
-            <w:r>
-              <w:rPr>
-                <w:rFonts w:ascii="B Nazanin" w:hAnsi="B Nazanin"/>
-                <w:sz w:val="18"/>
-              </w:rPr>
-              <w:t>نیاز نزدیک به بلادرنگ، اهمیت تأخیر افزایش می‌یابد.</w:t>
+              <w:t>نیاز نزدیک به بلادرنگ، اهمیت تأخیر را افزایش می‌دهد.</w:t>
             </w:r>
           </w:p>
         </w:tc>
@@ -4778,18 +4963,21 @@
       <w:tr>
         <w:tc>
           <w:tcPr>
-            <w:tcW w:type="dxa" w:w="1606"/>
+            <w:tcW w:type="dxa" w:w="2357"/>
             <w:bidiVisual/>
+            <w:vAlign w:val="center"/>
           </w:tcPr>
           <w:p>
             <w:pPr>
               <w:bidi w:val="1"/>
-              <w:jc w:val="right"/>
+              <w:jc w:val="center"/>
+              <w:bidi w:val="1"/>
             </w:pPr>
             <w:r>
               <w:rPr>
                 <w:rFonts w:ascii="B Nazanin" w:hAnsi="B Nazanin"/>
-                <w:sz w:val="18"/>
+                <w:b w:val="0"/>
+                <w:sz w:val="22"/>
               </w:rPr>
               <w:t>39</w:t>
             </w:r>
@@ -4797,100 +4985,96 @@
         </w:tc>
         <w:tc>
           <w:tcPr>
-            <w:tcW w:type="dxa" w:w="1606"/>
+            <w:tcW w:type="dxa" w:w="2357"/>
+            <w:vMerge/>
+          </w:tcPr>
+          <w:p/>
+        </w:tc>
+        <w:tc>
+          <w:tcPr>
+            <w:tcW w:type="dxa" w:w="2357"/>
             <w:bidiVisual/>
+            <w:vAlign w:val="center"/>
           </w:tcPr>
           <w:p>
             <w:pPr>
               <w:bidi w:val="1"/>
               <w:jc w:val="right"/>
+              <w:bidi w:val="1"/>
             </w:pPr>
             <w:r>
               <w:rPr>
                 <w:rFonts w:ascii="B Nazanin" w:hAnsi="B Nazanin"/>
-                <w:sz w:val="18"/>
+                <w:b w:val="0"/>
+                <w:sz w:val="22"/>
               </w:rPr>
-              <w:t>13. سرعت تحویل داده مورد نیاز چقدر است؟</w:t>
-              <w:br/>
-              <w:t>(Q13: What is the required data delivery speed?)</w:t>
+              <w:t>کاملاً بلادرنگ</w:t>
             </w:r>
           </w:p>
         </w:tc>
         <w:tc>
           <w:tcPr>
-            <w:tcW w:type="dxa" w:w="1606"/>
+            <w:tcW w:type="dxa" w:w="2357"/>
             <w:bidiVisual/>
+            <w:vAlign w:val="center"/>
           </w:tcPr>
           <w:p>
             <w:pPr>
               <w:bidi w:val="1"/>
               <w:jc w:val="right"/>
+              <w:bidi w:val="1"/>
             </w:pPr>
             <w:r>
               <w:rPr>
                 <w:rFonts w:ascii="B Nazanin" w:hAnsi="B Nazanin"/>
-                <w:sz w:val="18"/>
+                <w:b w:val="0"/>
+                <w:sz w:val="22"/>
               </w:rPr>
-              <w:t>کاملاً بلادرنگ</w:t>
-              <w:br/>
-              <w:t>(Q13_C: Fully real-time)</w:t>
+              <w:t>1. تأخیر انتقال داده</w:t>
             </w:r>
           </w:p>
         </w:tc>
         <w:tc>
           <w:tcPr>
-            <w:tcW w:type="dxa" w:w="1606"/>
+            <w:tcW w:type="dxa" w:w="2357"/>
             <w:bidiVisual/>
+            <w:vAlign w:val="center"/>
           </w:tcPr>
           <w:p>
             <w:pPr>
               <w:bidi w:val="1"/>
-              <w:jc w:val="right"/>
+              <w:jc w:val="center"/>
+              <w:bidi w:val="1"/>
             </w:pPr>
             <w:r>
               <w:rPr>
                 <w:rFonts w:ascii="B Nazanin" w:hAnsi="B Nazanin"/>
-                <w:sz w:val="18"/>
+                <w:b w:val="0"/>
+                <w:sz w:val="22"/>
               </w:rPr>
-              <w:t>تأخیر RTT</w:t>
+              <w:t>1. +1</w:t>
             </w:r>
           </w:p>
         </w:tc>
         <w:tc>
           <w:tcPr>
-            <w:tcW w:type="dxa" w:w="1606"/>
+            <w:tcW w:type="dxa" w:w="2357"/>
             <w:bidiVisual/>
+            <w:vAlign w:val="center"/>
           </w:tcPr>
           <w:p>
             <w:pPr>
               <w:bidi w:val="1"/>
               <w:jc w:val="right"/>
+              <w:bidi w:val="1"/>
             </w:pPr>
             <w:r>
               <w:rPr>
                 <w:rFonts w:ascii="B Nazanin" w:hAnsi="B Nazanin"/>
-                <w:sz w:val="18"/>
+                <w:b w:val="0"/>
+                <w:sz w:val="22"/>
               </w:rPr>
-              <w:t>+1</w:t>
-            </w:r>
-          </w:p>
-        </w:tc>
-        <w:tc>
-          <w:tcPr>
-            <w:tcW w:type="dxa" w:w="1606"/>
-            <w:bidiVisual/>
-          </w:tcPr>
-          <w:p>
-            <w:pPr>
-              <w:bidi w:val="1"/>
-              <w:jc w:val="right"/>
-            </w:pPr>
-            <w:r>
-              <w:rPr>
-                <w:rFonts w:ascii="B Nazanin" w:hAnsi="B Nazanin"/>
-                <w:sz w:val="18"/>
-              </w:rPr>
-              <w:t>نیاز کاملاً بلادرنگ، تأخیر RTT به معیار بحرانی تبدیل می‌شود.</w:t>
+              <w:t>نیاز کاملاً بلادرنگ، تأخیر انتقال داده را به معیار بحرانی تبدیل می‌کند.</w:t>
             </w:r>
           </w:p>
         </w:tc>
@@ -4898,20 +5082,21 @@
     </w:tbl>
     <w:p>
       <w:pPr>
+        <w:bidi w:val="1"/>
         <w:jc w:val="right"/>
       </w:pPr>
       <w:r>
         <w:rPr>
           <w:rFonts w:ascii="B Nazanin" w:hAnsi="B Nazanin"/>
           <w:i/>
-          <w:sz w:val="18"/>
+          <w:sz w:val="20"/>
         </w:rPr>
-        <w:t>یادداشت: اثر قاعده (Δ) نشان‌دهنده تغییر امتیاز تعدیل معیار (Si) است؛ مقدار مثبت اهمیت نسبی معیار را در وزن‌دهی تطبیقی افزایش و مقدار منفی آن را کاهش می‌دهد. برای معیارهای هزینه‌ای (Cost) افزایش اهمیت به معنای حساسیت بیشتر به هزینه پایین‌تر است.</w:t>
+        <w:t>توضیح: اثر قاعده نشان‌دهنده تغییر امتیاز تعدیل معیار است. مقدار مثبت اهمیت نسبی معیار را افزایش و مقدار منفی آن را کاهش می‌دهد. علامت «—» به معنای عدم تأثیر بر معیارها است.</w:t>
       </w:r>
     </w:p>
     <w:sectPr>
-      <w:pgSz w:w="11906" w:h="16838"/>
-      <w:pgMar w:top="1134" w:right="1134" w:bottom="1134" w:left="1134" w:header="720" w:footer="720" w:gutter="0"/>
+      <w:pgSz w:w="15840" w:h="12240" w:orient="landscape"/>
+      <w:pgMar w:top="850" w:right="850" w:bottom="850" w:left="850" w:header="720" w:footer="720" w:gutter="0"/>
       <w:cols w:space="720"/>
       <w:docGrid w:linePitch="360"/>
     </w:sectPr>
